--- a/ВКР.docx
+++ b/ВКР.docx
@@ -937,7 +937,7 @@
       </w:pPr>
       <w:r>
         <w:pict>
-          <v:shape id="_x0000_s2420" style="position:absolute;margin-left:444.95pt;margin-top:13.55pt;width:108pt;height:.1pt;z-index:-15728640;mso-wrap-distance-left:0;mso-wrap-distance-right:0;mso-position-horizontal-relative:page" coordorigin="8899,271" coordsize="2160,0" path="m8899,271r2160,e" filled="f" strokeweight=".48pt">
+          <v:shape id="_x0000_s2420" style="position:absolute;margin-left:444.95pt;margin-top:13.55pt;width:108pt;height:.1pt;z-index:-251658240;mso-wrap-distance-left:0;mso-wrap-distance-right:0;mso-position-horizontal-relative:page" coordorigin="8899,271" coordsize="2160,0" path="m8899,271r2160,e" filled="f" strokeweight=".48pt">
             <v:path arrowok="t"/>
             <w10:wrap type="topAndBottom" anchorx="page"/>
           </v:shape>
@@ -1675,7 +1675,7 @@
           <w:r>
             <w:fldChar w:fldCharType="separate"/>
           </w:r>
-          <w:hyperlink w:anchor="_Toc136697052" w:history="1">
+          <w:hyperlink w:anchor="_Toc137135960" w:history="1">
             <w:r>
               <w:rPr>
                 <w:rStyle w:val="ac"/>
@@ -1702,7 +1702,7 @@
                 <w:noProof/>
                 <w:webHidden/>
               </w:rPr>
-              <w:instrText xml:space="preserve"> PAGEREF _Toc136697052 \h </w:instrText>
+              <w:instrText xml:space="preserve"> PAGEREF _Toc137135960 \h </w:instrText>
             </w:r>
             <w:r>
               <w:rPr>
@@ -1749,7 +1749,7 @@
               <w14:ligatures w14:val="standardContextual"/>
             </w:rPr>
           </w:pPr>
-          <w:hyperlink w:anchor="_Toc136697053" w:history="1">
+          <w:hyperlink w:anchor="_Toc137135961" w:history="1">
             <w:r>
               <w:rPr>
                 <w:rStyle w:val="ac"/>
@@ -1926,7 +1926,7 @@
                 <w:noProof/>
                 <w:webHidden/>
               </w:rPr>
-              <w:instrText xml:space="preserve"> PAGEREF _Toc136697053 \h </w:instrText>
+              <w:instrText xml:space="preserve"> PAGEREF _Toc137135961 \h </w:instrText>
             </w:r>
             <w:r>
               <w:rPr>
@@ -1974,7 +1974,7 @@
               <w14:ligatures w14:val="standardContextual"/>
             </w:rPr>
           </w:pPr>
-          <w:hyperlink w:anchor="_Toc136697054" w:history="1">
+          <w:hyperlink w:anchor="_Toc137135962" w:history="1">
             <w:r>
               <w:rPr>
                 <w:rStyle w:val="ac"/>
@@ -2095,7 +2095,7 @@
                 <w:noProof/>
                 <w:webHidden/>
               </w:rPr>
-              <w:instrText xml:space="preserve"> PAGEREF _Toc136697054 \h </w:instrText>
+              <w:instrText xml:space="preserve"> PAGEREF _Toc137135962 \h </w:instrText>
             </w:r>
             <w:r>
               <w:rPr>
@@ -2143,7 +2143,7 @@
               <w14:ligatures w14:val="standardContextual"/>
             </w:rPr>
           </w:pPr>
-          <w:hyperlink w:anchor="_Toc136697055" w:history="1">
+          <w:hyperlink w:anchor="_Toc137135963" w:history="1">
             <w:r>
               <w:rPr>
                 <w:rStyle w:val="ac"/>
@@ -2204,7 +2204,7 @@
                 <w:noProof/>
                 <w:webHidden/>
               </w:rPr>
-              <w:instrText xml:space="preserve"> PAGEREF _Toc136697055 \h </w:instrText>
+              <w:instrText xml:space="preserve"> PAGEREF _Toc137135963 \h </w:instrText>
             </w:r>
             <w:r>
               <w:rPr>
@@ -2252,7 +2252,7 @@
               <w14:ligatures w14:val="standardContextual"/>
             </w:rPr>
           </w:pPr>
-          <w:hyperlink w:anchor="_Toc136697056" w:history="1">
+          <w:hyperlink w:anchor="_Toc137135964" w:history="1">
             <w:r>
               <w:rPr>
                 <w:rStyle w:val="ac"/>
@@ -2328,7 +2328,7 @@
                 <w:noProof/>
                 <w:webHidden/>
               </w:rPr>
-              <w:instrText xml:space="preserve"> PAGEREF _Toc136697056 \h </w:instrText>
+              <w:instrText xml:space="preserve"> PAGEREF _Toc137135964 \h </w:instrText>
             </w:r>
             <w:r>
               <w:rPr>
@@ -2376,7 +2376,7 @@
               <w14:ligatures w14:val="standardContextual"/>
             </w:rPr>
           </w:pPr>
-          <w:hyperlink w:anchor="_Toc136697057" w:history="1">
+          <w:hyperlink w:anchor="_Toc137135965" w:history="1">
             <w:r>
               <w:rPr>
                 <w:rStyle w:val="ac"/>
@@ -2452,7 +2452,7 @@
                 <w:noProof/>
                 <w:webHidden/>
               </w:rPr>
-              <w:instrText xml:space="preserve"> PAGEREF _Toc136697057 \h </w:instrText>
+              <w:instrText xml:space="preserve"> PAGEREF _Toc137135965 \h </w:instrText>
             </w:r>
             <w:r>
               <w:rPr>
@@ -2499,7 +2499,7 @@
               <w14:ligatures w14:val="standardContextual"/>
             </w:rPr>
           </w:pPr>
-          <w:hyperlink w:anchor="_Toc136697058" w:history="1">
+          <w:hyperlink w:anchor="_Toc137135966" w:history="1">
             <w:r>
               <w:rPr>
                 <w:rStyle w:val="ac"/>
@@ -2541,7 +2541,7 @@
                 <w:noProof/>
                 <w:webHidden/>
               </w:rPr>
-              <w:instrText xml:space="preserve"> PAGEREF _Toc136697058 \h </w:instrText>
+              <w:instrText xml:space="preserve"> PAGEREF _Toc137135966 \h </w:instrText>
             </w:r>
             <w:r>
               <w:rPr>
@@ -2589,7 +2589,7 @@
               <w14:ligatures w14:val="standardContextual"/>
             </w:rPr>
           </w:pPr>
-          <w:hyperlink w:anchor="_Toc136697059" w:history="1">
+          <w:hyperlink w:anchor="_Toc137135967" w:history="1">
             <w:r>
               <w:rPr>
                 <w:rStyle w:val="ac"/>
@@ -2665,7 +2665,7 @@
                 <w:noProof/>
                 <w:webHidden/>
               </w:rPr>
-              <w:instrText xml:space="preserve"> PAGEREF _Toc136697059 \h </w:instrText>
+              <w:instrText xml:space="preserve"> PAGEREF _Toc137135967 \h </w:instrText>
             </w:r>
             <w:r>
               <w:rPr>
@@ -2713,7 +2713,7 @@
               <w14:ligatures w14:val="standardContextual"/>
             </w:rPr>
           </w:pPr>
-          <w:hyperlink w:anchor="_Toc136697060" w:history="1">
+          <w:hyperlink w:anchor="_Toc137135968" w:history="1">
             <w:r>
               <w:rPr>
                 <w:rStyle w:val="ac"/>
@@ -2759,7 +2759,7 @@
                 <w:noProof/>
                 <w:webHidden/>
               </w:rPr>
-              <w:instrText xml:space="preserve"> PAGEREF _Toc136697060 \h </w:instrText>
+              <w:instrText xml:space="preserve"> PAGEREF _Toc137135968 \h </w:instrText>
             </w:r>
             <w:r>
               <w:rPr>
@@ -2807,7 +2807,7 @@
               <w14:ligatures w14:val="standardContextual"/>
             </w:rPr>
           </w:pPr>
-          <w:hyperlink w:anchor="_Toc136697061" w:history="1">
+          <w:hyperlink w:anchor="_Toc137135969" w:history="1">
             <w:r>
               <w:rPr>
                 <w:rStyle w:val="ac"/>
@@ -2913,7 +2913,7 @@
                 <w:noProof/>
                 <w:webHidden/>
               </w:rPr>
-              <w:instrText xml:space="preserve"> PAGEREF _Toc136697061 \h </w:instrText>
+              <w:instrText xml:space="preserve"> PAGEREF _Toc137135969 \h </w:instrText>
             </w:r>
             <w:r>
               <w:rPr>
@@ -2960,7 +2960,7 @@
               <w14:ligatures w14:val="standardContextual"/>
             </w:rPr>
           </w:pPr>
-          <w:hyperlink w:anchor="_Toc136697062" w:history="1">
+          <w:hyperlink w:anchor="_Toc137135970" w:history="1">
             <w:r>
               <w:rPr>
                 <w:rStyle w:val="ac"/>
@@ -2987,7 +2987,7 @@
                 <w:noProof/>
                 <w:webHidden/>
               </w:rPr>
-              <w:instrText xml:space="preserve"> PAGEREF _Toc136697062 \h </w:instrText>
+              <w:instrText xml:space="preserve"> PAGEREF _Toc137135970 \h </w:instrText>
             </w:r>
             <w:r>
               <w:rPr>
@@ -3035,7 +3035,7 @@
               <w14:ligatures w14:val="standardContextual"/>
             </w:rPr>
           </w:pPr>
-          <w:hyperlink w:anchor="_Toc136697063" w:history="1">
+          <w:hyperlink w:anchor="_Toc137135971" w:history="1">
             <w:r>
               <w:rPr>
                 <w:rStyle w:val="ac"/>
@@ -3096,7 +3096,7 @@
                 <w:noProof/>
                 <w:webHidden/>
               </w:rPr>
-              <w:instrText xml:space="preserve"> PAGEREF _Toc136697063 \h </w:instrText>
+              <w:instrText xml:space="preserve"> PAGEREF _Toc137135971 \h </w:instrText>
             </w:r>
             <w:r>
               <w:rPr>
@@ -3144,7 +3144,7 @@
               <w14:ligatures w14:val="standardContextual"/>
             </w:rPr>
           </w:pPr>
-          <w:hyperlink w:anchor="_Toc136697064" w:history="1">
+          <w:hyperlink w:anchor="_Toc137135972" w:history="1">
             <w:r>
               <w:rPr>
                 <w:rStyle w:val="ac"/>
@@ -3250,7 +3250,7 @@
                 <w:noProof/>
                 <w:webHidden/>
               </w:rPr>
-              <w:instrText xml:space="preserve"> PAGEREF _Toc136697064 \h </w:instrText>
+              <w:instrText xml:space="preserve"> PAGEREF _Toc137135972 \h </w:instrText>
             </w:r>
             <w:r>
               <w:rPr>
@@ -3298,7 +3298,7 @@
               <w14:ligatures w14:val="standardContextual"/>
             </w:rPr>
           </w:pPr>
-          <w:hyperlink w:anchor="_Toc136697065" w:history="1">
+          <w:hyperlink w:anchor="_Toc137135973" w:history="1">
             <w:r>
               <w:rPr>
                 <w:rStyle w:val="ac"/>
@@ -3360,7 +3360,7 @@
                 <w:noProof/>
                 <w:webHidden/>
               </w:rPr>
-              <w:instrText xml:space="preserve"> PAGEREF _Toc136697065 \h </w:instrText>
+              <w:instrText xml:space="preserve"> PAGEREF _Toc137135973 \h </w:instrText>
             </w:r>
             <w:r>
               <w:rPr>
@@ -3408,7 +3408,7 @@
               <w14:ligatures w14:val="standardContextual"/>
             </w:rPr>
           </w:pPr>
-          <w:hyperlink w:anchor="_Toc136697066" w:history="1">
+          <w:hyperlink w:anchor="_Toc137135974" w:history="1">
             <w:r>
               <w:rPr>
                 <w:rStyle w:val="ac"/>
@@ -3470,7 +3470,7 @@
                 <w:noProof/>
                 <w:webHidden/>
               </w:rPr>
-              <w:instrText xml:space="preserve"> PAGEREF _Toc136697066 \h </w:instrText>
+              <w:instrText xml:space="preserve"> PAGEREF _Toc137135974 \h </w:instrText>
             </w:r>
             <w:r>
               <w:rPr>
@@ -3517,7 +3517,7 @@
               <w14:ligatures w14:val="standardContextual"/>
             </w:rPr>
           </w:pPr>
-          <w:hyperlink w:anchor="_Toc136697067" w:history="1">
+          <w:hyperlink w:anchor="_Toc137135975" w:history="1">
             <w:r>
               <w:rPr>
                 <w:rStyle w:val="ac"/>
@@ -3574,7 +3574,7 @@
                 <w:noProof/>
                 <w:webHidden/>
               </w:rPr>
-              <w:instrText xml:space="preserve"> PAGEREF _Toc136697067 \h </w:instrText>
+              <w:instrText xml:space="preserve"> PAGEREF _Toc137135975 \h </w:instrText>
             </w:r>
             <w:r>
               <w:rPr>
@@ -3622,7 +3622,7 @@
               <w14:ligatures w14:val="standardContextual"/>
             </w:rPr>
           </w:pPr>
-          <w:hyperlink w:anchor="_Toc136697068" w:history="1">
+          <w:hyperlink w:anchor="_Toc137135976" w:history="1">
             <w:r>
               <w:rPr>
                 <w:rStyle w:val="ac"/>
@@ -3668,7 +3668,7 @@
                 <w:noProof/>
                 <w:webHidden/>
               </w:rPr>
-              <w:instrText xml:space="preserve"> PAGEREF _Toc136697068 \h </w:instrText>
+              <w:instrText xml:space="preserve"> PAGEREF _Toc137135976 \h </w:instrText>
             </w:r>
             <w:r>
               <w:rPr>
@@ -3716,7 +3716,7 @@
               <w14:ligatures w14:val="standardContextual"/>
             </w:rPr>
           </w:pPr>
-          <w:hyperlink w:anchor="_Toc136697069" w:history="1">
+          <w:hyperlink w:anchor="_Toc137135977" w:history="1">
             <w:r>
               <w:rPr>
                 <w:rStyle w:val="ac"/>
@@ -3762,7 +3762,7 @@
                 <w:noProof/>
                 <w:webHidden/>
               </w:rPr>
-              <w:instrText xml:space="preserve"> PAGEREF _Toc136697069 \h </w:instrText>
+              <w:instrText xml:space="preserve"> PAGEREF _Toc137135977 \h </w:instrText>
             </w:r>
             <w:r>
               <w:rPr>
@@ -3782,7 +3782,7 @@
                 <w:noProof/>
                 <w:webHidden/>
               </w:rPr>
-              <w:t>47</w:t>
+              <w:t>49</w:t>
             </w:r>
             <w:r>
               <w:rPr>
@@ -3809,7 +3809,7 @@
               <w14:ligatures w14:val="standardContextual"/>
             </w:rPr>
           </w:pPr>
-          <w:hyperlink w:anchor="_Toc136697070" w:history="1">
+          <w:hyperlink w:anchor="_Toc137135978" w:history="1">
             <w:r>
               <w:rPr>
                 <w:rStyle w:val="ac"/>
@@ -3836,7 +3836,7 @@
                 <w:noProof/>
                 <w:webHidden/>
               </w:rPr>
-              <w:instrText xml:space="preserve"> PAGEREF _Toc136697070 \h </w:instrText>
+              <w:instrText xml:space="preserve"> PAGEREF _Toc137135978 \h </w:instrText>
             </w:r>
             <w:r>
               <w:rPr>
@@ -3856,7 +3856,7 @@
                 <w:noProof/>
                 <w:webHidden/>
               </w:rPr>
-              <w:t>48</w:t>
+              <w:t>78</w:t>
             </w:r>
             <w:r>
               <w:rPr>
@@ -3883,7 +3883,7 @@
               <w14:ligatures w14:val="standardContextual"/>
             </w:rPr>
           </w:pPr>
-          <w:hyperlink w:anchor="_Toc136697071" w:history="1">
+          <w:hyperlink w:anchor="_Toc137135979" w:history="1">
             <w:r>
               <w:rPr>
                 <w:rStyle w:val="ac"/>
@@ -3940,7 +3940,7 @@
                 <w:noProof/>
                 <w:webHidden/>
               </w:rPr>
-              <w:instrText xml:space="preserve"> PAGEREF _Toc136697071 \h </w:instrText>
+              <w:instrText xml:space="preserve"> PAGEREF _Toc137135979 \h </w:instrText>
             </w:r>
             <w:r>
               <w:rPr>
@@ -3960,7 +3960,7 @@
                 <w:noProof/>
                 <w:webHidden/>
               </w:rPr>
-              <w:t>50</w:t>
+              <w:t>80</w:t>
             </w:r>
             <w:r>
               <w:rPr>
@@ -3987,19 +3987,19 @@
               <w14:ligatures w14:val="standardContextual"/>
             </w:rPr>
           </w:pPr>
-          <w:hyperlink w:anchor="_Toc136697072" w:history="1">
+          <w:hyperlink w:anchor="_Toc137135980" w:history="1">
             <w:r>
               <w:rPr>
                 <w:rStyle w:val="ac"/>
                 <w:noProof/>
               </w:rPr>
-              <w:t>Нормативно</w:t>
+              <w:t>Основная</w:t>
             </w:r>
             <w:r>
               <w:rPr>
                 <w:rStyle w:val="ac"/>
                 <w:noProof/>
-                <w:spacing w:val="-3"/>
+                <w:spacing w:val="-7"/>
               </w:rPr>
               <w:t xml:space="preserve"> </w:t>
             </w:r>
@@ -4008,22 +4008,7 @@
                 <w:rStyle w:val="ac"/>
                 <w:noProof/>
               </w:rPr>
-              <w:t>правовые</w:t>
-            </w:r>
-            <w:r>
-              <w:rPr>
-                <w:rStyle w:val="ac"/>
-                <w:noProof/>
-                <w:spacing w:val="-3"/>
-              </w:rPr>
-              <w:t xml:space="preserve"> </w:t>
-            </w:r>
-            <w:r>
-              <w:rPr>
-                <w:rStyle w:val="ac"/>
-                <w:noProof/>
-              </w:rPr>
-              <w:t>акты</w:t>
+              <w:t>литература</w:t>
             </w:r>
             <w:r>
               <w:rPr>
@@ -4044,7 +4029,7 @@
                 <w:noProof/>
                 <w:webHidden/>
               </w:rPr>
-              <w:instrText xml:space="preserve"> PAGEREF _Toc136697072 \h </w:instrText>
+              <w:instrText xml:space="preserve"> PAGEREF _Toc137135980 \h </w:instrText>
             </w:r>
             <w:r>
               <w:rPr>
@@ -4064,7 +4049,7 @@
                 <w:noProof/>
                 <w:webHidden/>
               </w:rPr>
-              <w:t>50</w:t>
+              <w:t>80</w:t>
             </w:r>
             <w:r>
               <w:rPr>
@@ -4120,7 +4105,7 @@
         <w:jc w:val="center"/>
       </w:pPr>
       <w:bookmarkStart w:id="1" w:name="_bookmark0"/>
-      <w:bookmarkStart w:id="2" w:name="_Toc136697052"/>
+      <w:bookmarkStart w:id="2" w:name="_Toc137135960"/>
       <w:bookmarkEnd w:id="1"/>
       <w:r>
         <w:lastRenderedPageBreak/>
@@ -5138,7 +5123,7 @@
         <w:jc w:val="center"/>
       </w:pPr>
       <w:bookmarkStart w:id="3" w:name="_bookmark1"/>
-      <w:bookmarkStart w:id="4" w:name="_Toc136697053"/>
+      <w:bookmarkStart w:id="4" w:name="_Toc137135961"/>
       <w:bookmarkEnd w:id="3"/>
       <w:r>
         <w:lastRenderedPageBreak/>
@@ -5250,7 +5235,7 @@
         <w:jc w:val="center"/>
       </w:pPr>
       <w:bookmarkStart w:id="5" w:name="_bookmark2"/>
-      <w:bookmarkStart w:id="6" w:name="_Toc136697054"/>
+      <w:bookmarkStart w:id="6" w:name="_Toc137135962"/>
       <w:bookmarkEnd w:id="5"/>
       <w:r>
         <w:t>Общая</w:t>
@@ -5669,7 +5654,7 @@
         <mc:AlternateContent>
           <mc:Choice Requires="wpg">
             <w:drawing>
-              <wp:anchor distT="0" distB="0" distL="114300" distR="114300" simplePos="0" relativeHeight="251658240" behindDoc="0" locked="0" layoutInCell="1" allowOverlap="1">
+              <wp:anchor distT="0" distB="0" distL="114300" distR="114300" simplePos="0" relativeHeight="251657216" behindDoc="0" locked="0" layoutInCell="1" allowOverlap="1">
                 <wp:simplePos x="0" y="0"/>
                 <wp:positionH relativeFrom="margin">
                   <wp:align>center</wp:align>
@@ -6299,7 +6284,7 @@
           </mc:Choice>
           <mc:Fallback>
             <w:pict>
-              <v:group id="Группа 30" o:spid="_x0000_s1026" style="position:absolute;margin-left:0;margin-top:12.65pt;width:693.4pt;height:327.05pt;z-index:251658240;mso-position-horizontal:center;mso-position-horizontal-relative:margin" coordsize="88061,41536" o:gfxdata="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">
+              <v:group id="Группа 30" o:spid="_x0000_s1026" style="position:absolute;margin-left:0;margin-top:12.65pt;width:693.4pt;height:327.05pt;z-index:251657216;mso-position-horizontal:center;mso-position-horizontal-relative:margin" coordsize="88061,41536" o:gfxdata="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">
                 <v:shapetype id="_x0000_t32" coordsize="21600,21600" o:spt="32" o:oned="t" path="m,l21600,21600e" filled="f">
                   <v:path arrowok="t" fillok="f" o:connecttype="none"/>
                   <o:lock v:ext="edit" shapetype="t"/>
@@ -6860,7 +6845,7 @@
         <w:jc w:val="center"/>
       </w:pPr>
       <w:bookmarkStart w:id="7" w:name="_bookmark3"/>
-      <w:bookmarkStart w:id="8" w:name="_Toc136697055"/>
+      <w:bookmarkStart w:id="8" w:name="_Toc137135963"/>
       <w:bookmarkEnd w:id="7"/>
       <w:r>
         <w:t>Анализ</w:t>
@@ -9226,7 +9211,7 @@
         <w:jc w:val="center"/>
       </w:pPr>
       <w:bookmarkStart w:id="9" w:name="_bookmark4"/>
-      <w:bookmarkStart w:id="10" w:name="_Toc136697056"/>
+      <w:bookmarkStart w:id="10" w:name="_Toc137135964"/>
       <w:bookmarkEnd w:id="9"/>
       <w:r>
         <w:lastRenderedPageBreak/>
@@ -10308,9 +10293,9 @@
         </w:tabs>
         <w:spacing w:before="72"/>
         <w:ind w:left="1210"/>
-        <w:jc w:val="both"/>
-      </w:pPr>
-      <w:bookmarkStart w:id="11" w:name="_Toc136697057"/>
+        <w:jc w:val="center"/>
+      </w:pPr>
+      <w:bookmarkStart w:id="11" w:name="_Toc137135965"/>
       <w:r>
         <w:t>Описание</w:t>
       </w:r>
@@ -10857,7 +10842,7 @@
         <w:jc w:val="center"/>
       </w:pPr>
       <w:bookmarkStart w:id="12" w:name="_bookmark6"/>
-      <w:bookmarkStart w:id="13" w:name="_Toc136697058"/>
+      <w:bookmarkStart w:id="13" w:name="_Toc137135966"/>
       <w:bookmarkEnd w:id="12"/>
       <w:r>
         <w:lastRenderedPageBreak/>
@@ -10897,7 +10882,7 @@
         <w:ind w:right="429" w:firstLine="566"/>
         <w:jc w:val="center"/>
       </w:pPr>
-      <w:bookmarkStart w:id="14" w:name="_Toc136697059"/>
+      <w:bookmarkStart w:id="14" w:name="_Toc137135967"/>
       <w:r>
         <w:t>Сравнительный а</w:t>
       </w:r>
@@ -12341,7 +12326,7 @@
         <w:jc w:val="center"/>
       </w:pPr>
       <w:bookmarkStart w:id="15" w:name="_bookmark8"/>
-      <w:bookmarkStart w:id="16" w:name="_Toc136697060"/>
+      <w:bookmarkStart w:id="16" w:name="_Toc137135968"/>
       <w:bookmarkEnd w:id="15"/>
       <w:r>
         <w:t>Обоснование в</w:t>
@@ -13128,7 +13113,7 @@
         <w:jc w:val="center"/>
       </w:pPr>
       <w:bookmarkStart w:id="17" w:name="_bookmark9"/>
-      <w:bookmarkStart w:id="18" w:name="_Toc136697061"/>
+      <w:bookmarkStart w:id="18" w:name="_Toc137135969"/>
       <w:bookmarkEnd w:id="17"/>
       <w:r>
         <w:lastRenderedPageBreak/>
@@ -14066,7 +14051,7 @@
         <w:jc w:val="center"/>
       </w:pPr>
       <w:bookmarkStart w:id="20" w:name="_bookmark10"/>
-      <w:bookmarkStart w:id="21" w:name="_Toc136697062"/>
+      <w:bookmarkStart w:id="21" w:name="_Toc137135970"/>
       <w:bookmarkEnd w:id="20"/>
       <w:r>
         <w:lastRenderedPageBreak/>
@@ -14091,7 +14076,7 @@
         <w:jc w:val="center"/>
       </w:pPr>
       <w:bookmarkStart w:id="22" w:name="_bookmark11"/>
-      <w:bookmarkStart w:id="23" w:name="_Toc136697063"/>
+      <w:bookmarkStart w:id="23" w:name="_Toc137135971"/>
       <w:bookmarkEnd w:id="22"/>
       <w:r>
         <w:t>Технические</w:t>
@@ -14754,7 +14739,7 @@
         <w:jc w:val="center"/>
       </w:pPr>
       <w:bookmarkStart w:id="24" w:name="_bookmark12"/>
-      <w:bookmarkStart w:id="25" w:name="_Toc136697064"/>
+      <w:bookmarkStart w:id="25" w:name="_Toc137135972"/>
       <w:bookmarkEnd w:id="24"/>
       <w:r>
         <w:t>Требования</w:t>
@@ -14812,7 +14797,7 @@
         <w:jc w:val="center"/>
       </w:pPr>
       <w:bookmarkStart w:id="26" w:name="_bookmark13"/>
-      <w:bookmarkStart w:id="27" w:name="_Toc136697065"/>
+      <w:bookmarkStart w:id="27" w:name="_Toc137135973"/>
       <w:bookmarkEnd w:id="26"/>
       <w:r>
         <w:t>Программное</w:t>
@@ -15258,7 +15243,7 @@
         <w:ind w:hanging="632"/>
         <w:jc w:val="center"/>
       </w:pPr>
-      <w:bookmarkStart w:id="28" w:name="_Toc136697066"/>
+      <w:bookmarkStart w:id="28" w:name="_Toc137135974"/>
       <w:r>
         <w:t>Информационное</w:t>
       </w:r>
@@ -15605,7 +15590,7 @@
         </w:rPr>
       </w:pPr>
       <w:bookmarkStart w:id="29" w:name="_bookmark15"/>
-      <w:bookmarkStart w:id="30" w:name="_Toc136697067"/>
+      <w:bookmarkStart w:id="30" w:name="_Toc137135975"/>
       <w:bookmarkEnd w:id="29"/>
       <w:r>
         <w:rPr>
@@ -16576,7 +16561,7 @@
         <w:jc w:val="center"/>
       </w:pPr>
       <w:bookmarkStart w:id="31" w:name="_bookmark16"/>
-      <w:bookmarkStart w:id="32" w:name="_Toc136697068"/>
+      <w:bookmarkStart w:id="32" w:name="_Toc137135976"/>
       <w:bookmarkEnd w:id="31"/>
       <w:r>
         <w:t>Представление проекта блок-схеме</w:t>
@@ -16673,6 +16658,9 @@
         <w:spacing w:before="155" w:line="360" w:lineRule="auto"/>
         <w:ind w:right="432" w:firstLine="566"/>
         <w:jc w:val="both"/>
+        <w:rPr>
+          <w:lang w:val="en-US"/>
+        </w:rPr>
       </w:pPr>
       <w:r>
         <w:lastRenderedPageBreak/>
@@ -16695,9 +16683,9 @@
         </w:rPr>
         <w:drawing>
           <wp:inline distT="0" distB="0" distL="0" distR="0">
-            <wp:extent cx="4887014" cy="8080744"/>
-            <wp:effectExtent l="0" t="0" r="8890" b="0"/>
-            <wp:docPr id="221938257" name="Рисунок 1"/>
+            <wp:extent cx="4912537" cy="7087827"/>
+            <wp:effectExtent l="0" t="0" r="2540" b="0"/>
+            <wp:docPr id="235962901" name="Рисунок 1"/>
             <wp:cNvGraphicFramePr>
               <a:graphicFrameLocks xmlns:a="http://schemas.openxmlformats.org/drawingml/2006/main" noChangeAspect="1"/>
             </wp:cNvGraphicFramePr>
@@ -16726,7 +16714,7 @@
                   <pic:spPr bwMode="auto">
                     <a:xfrm>
                       <a:off x="0" y="0"/>
-                      <a:ext cx="4951632" cy="8187591"/>
+                      <a:ext cx="4922394" cy="7102049"/>
                     </a:xfrm>
                     <a:prstGeom prst="rect">
                       <a:avLst/>
@@ -16787,9 +16775,10 @@
         <w:jc w:val="center"/>
       </w:pPr>
       <w:bookmarkStart w:id="33" w:name="_bookmark17"/>
-      <w:bookmarkStart w:id="34" w:name="_Toc136697069"/>
+      <w:bookmarkStart w:id="34" w:name="_Toc137135977"/>
       <w:bookmarkEnd w:id="33"/>
       <w:r>
+        <w:lastRenderedPageBreak/>
         <w:t>Код программы веб-сайта</w:t>
       </w:r>
       <w:bookmarkEnd w:id="34"/>
@@ -17451,7 +17440,6 @@
           <w:szCs w:val="28"/>
           <w:lang w:val="en-US" w:eastAsia="ru-RU"/>
         </w:rPr>
-        <w:lastRenderedPageBreak/>
         <w:t xml:space="preserve">        font-family: </w:t>
       </w:r>
       <w:proofErr w:type="spellStart"/>
@@ -17592,6 +17580,7 @@
           <w:szCs w:val="28"/>
           <w:lang w:eastAsia="ru-RU"/>
         </w:rPr>
+        <w:lastRenderedPageBreak/>
         <w:t>    &lt;/</w:t>
       </w:r>
       <w:proofErr w:type="spellStart"/>
@@ -18271,6 +18260,142 @@
         <w:rPr>
           <w:lang w:val="en-US"/>
         </w:rPr>
+        <w:tab/>
+      </w:r>
+      <w:r>
+        <w:rPr>
+          <w:lang w:val="en-US"/>
+        </w:rPr>
+        <w:tab/>
+      </w:r>
+      <w:r>
+        <w:rPr>
+          <w:lang w:val="en-US"/>
+        </w:rPr>
+        <w:tab/>
+      </w:r>
+      <w:r>
+        <w:rPr>
+          <w:lang w:val="en-US"/>
+        </w:rPr>
+        <w:tab/>
+      </w:r>
+      <w:r>
+        <w:rPr>
+          <w:lang w:val="en-US"/>
+        </w:rPr>
+        <w:tab/>
+        <w:t xml:space="preserve">&lt;li&gt;&lt;a </w:t>
+      </w:r>
+      <w:proofErr w:type="spellStart"/>
+      <w:r>
+        <w:rPr>
+          <w:lang w:val="en-US"/>
+        </w:rPr>
+        <w:t>href</w:t>
+      </w:r>
+      <w:proofErr w:type="spellEnd"/>
+      <w:r>
+        <w:rPr>
+          <w:lang w:val="en-US"/>
+        </w:rPr>
+        <w:t>="aboutcompany.html"&gt;</w:t>
+      </w:r>
+      <w:r>
+        <w:t>О</w:t>
+      </w:r>
+      <w:r>
+        <w:rPr>
+          <w:lang w:val="en-US"/>
+        </w:rPr>
+        <w:t xml:space="preserve"> </w:t>
+      </w:r>
+      <w:r>
+        <w:t>компании</w:t>
+      </w:r>
+      <w:r>
+        <w:rPr>
+          <w:lang w:val="en-US"/>
+        </w:rPr>
+        <w:t>&lt;/a&gt;</w:t>
+      </w:r>
+    </w:p>
+    <w:p>
+      <w:pPr>
+        <w:pStyle w:val="a3"/>
+        <w:spacing w:before="155" w:line="360" w:lineRule="auto"/>
+        <w:ind w:right="429"/>
+        <w:jc w:val="both"/>
+        <w:rPr>
+          <w:lang w:val="en-US"/>
+        </w:rPr>
+      </w:pPr>
+      <w:r>
+        <w:rPr>
+          <w:lang w:val="en-US"/>
+        </w:rPr>
+        <w:tab/>
+      </w:r>
+      <w:r>
+        <w:rPr>
+          <w:lang w:val="en-US"/>
+        </w:rPr>
+        <w:tab/>
+      </w:r>
+      <w:r>
+        <w:rPr>
+          <w:lang w:val="en-US"/>
+        </w:rPr>
+        <w:tab/>
+      </w:r>
+      <w:r>
+        <w:rPr>
+          <w:lang w:val="en-US"/>
+        </w:rPr>
+        <w:tab/>
+      </w:r>
+      <w:r>
+        <w:rPr>
+          <w:lang w:val="en-US"/>
+        </w:rPr>
+        <w:tab/>
+      </w:r>
+      <w:r>
+        <w:rPr>
+          <w:lang w:val="en-US"/>
+        </w:rPr>
+        <w:tab/>
+        <w:t>&lt;</w:t>
+      </w:r>
+      <w:proofErr w:type="spellStart"/>
+      <w:r>
+        <w:rPr>
+          <w:lang w:val="en-US"/>
+        </w:rPr>
+        <w:t>ul</w:t>
+      </w:r>
+      <w:proofErr w:type="spellEnd"/>
+      <w:r>
+        <w:rPr>
+          <w:lang w:val="en-US"/>
+        </w:rPr>
+        <w:t>&gt;</w:t>
+      </w:r>
+    </w:p>
+    <w:p>
+      <w:pPr>
+        <w:pStyle w:val="a3"/>
+        <w:spacing w:before="155" w:line="360" w:lineRule="auto"/>
+        <w:ind w:right="429"/>
+        <w:jc w:val="both"/>
+        <w:rPr>
+          <w:lang w:val="en-US"/>
+        </w:rPr>
+      </w:pPr>
+      <w:r>
+        <w:rPr>
+          <w:lang w:val="en-US"/>
+        </w:rPr>
         <w:lastRenderedPageBreak/>
         <w:tab/>
       </w:r>
@@ -18297,6 +18422,18 @@
           <w:lang w:val="en-US"/>
         </w:rPr>
         <w:tab/>
+      </w:r>
+      <w:r>
+        <w:rPr>
+          <w:lang w:val="en-US"/>
+        </w:rPr>
+        <w:tab/>
+      </w:r>
+      <w:r>
+        <w:rPr>
+          <w:lang w:val="en-US"/>
+        </w:rPr>
+        <w:tab/>
         <w:t xml:space="preserve">&lt;li&gt;&lt;a </w:t>
       </w:r>
       <w:proofErr w:type="spellStart"/>
@@ -18311,19 +18448,663 @@
         <w:rPr>
           <w:lang w:val="en-US"/>
         </w:rPr>
-        <w:t>="aboutcompany.html"&gt;</w:t>
-      </w:r>
-      <w:r>
-        <w:t>О</w:t>
-      </w:r>
-      <w:r>
-        <w:rPr>
-          <w:lang w:val="en-US"/>
-        </w:rPr>
-        <w:t xml:space="preserve"> </w:t>
-      </w:r>
-      <w:r>
-        <w:t>компании</w:t>
+        <w:t>="</w:t>
+      </w:r>
+      <w:proofErr w:type="spellStart"/>
+      <w:r>
+        <w:rPr>
+          <w:lang w:val="en-US"/>
+        </w:rPr>
+        <w:t>dropdown_menu</w:t>
+      </w:r>
+      <w:proofErr w:type="spellEnd"/>
+      <w:r>
+        <w:rPr>
+          <w:lang w:val="en-US"/>
+        </w:rPr>
+        <w:t>/</w:t>
+      </w:r>
+      <w:proofErr w:type="spellStart"/>
+      <w:r>
+        <w:rPr>
+          <w:lang w:val="en-US"/>
+        </w:rPr>
+        <w:t>dropdown_about</w:t>
+      </w:r>
+      <w:proofErr w:type="spellEnd"/>
+      <w:r>
+        <w:rPr>
+          <w:lang w:val="en-US"/>
+        </w:rPr>
+        <w:t>/history.html"&gt;</w:t>
+      </w:r>
+      <w:r>
+        <w:t>История</w:t>
+      </w:r>
+      <w:r>
+        <w:rPr>
+          <w:lang w:val="en-US"/>
+        </w:rPr>
+        <w:t>&lt;/a&gt;&lt;/li&gt;</w:t>
+      </w:r>
+    </w:p>
+    <w:p>
+      <w:pPr>
+        <w:pStyle w:val="a3"/>
+        <w:spacing w:before="155" w:line="360" w:lineRule="auto"/>
+        <w:ind w:right="429"/>
+        <w:jc w:val="both"/>
+        <w:rPr>
+          <w:lang w:val="en-US"/>
+        </w:rPr>
+      </w:pPr>
+      <w:r>
+        <w:rPr>
+          <w:lang w:val="en-US"/>
+        </w:rPr>
+        <w:tab/>
+      </w:r>
+      <w:r>
+        <w:rPr>
+          <w:lang w:val="en-US"/>
+        </w:rPr>
+        <w:tab/>
+      </w:r>
+      <w:r>
+        <w:rPr>
+          <w:lang w:val="en-US"/>
+        </w:rPr>
+        <w:tab/>
+      </w:r>
+      <w:r>
+        <w:rPr>
+          <w:lang w:val="en-US"/>
+        </w:rPr>
+        <w:tab/>
+      </w:r>
+      <w:r>
+        <w:rPr>
+          <w:lang w:val="en-US"/>
+        </w:rPr>
+        <w:tab/>
+      </w:r>
+      <w:r>
+        <w:rPr>
+          <w:lang w:val="en-US"/>
+        </w:rPr>
+        <w:tab/>
+      </w:r>
+      <w:r>
+        <w:rPr>
+          <w:lang w:val="en-US"/>
+        </w:rPr>
+        <w:tab/>
+        <w:t xml:space="preserve">&lt;li&gt;&lt;a </w:t>
+      </w:r>
+      <w:proofErr w:type="spellStart"/>
+      <w:r>
+        <w:rPr>
+          <w:lang w:val="en-US"/>
+        </w:rPr>
+        <w:t>href</w:t>
+      </w:r>
+      <w:proofErr w:type="spellEnd"/>
+      <w:r>
+        <w:rPr>
+          <w:lang w:val="en-US"/>
+        </w:rPr>
+        <w:t>="</w:t>
+      </w:r>
+      <w:proofErr w:type="spellStart"/>
+      <w:r>
+        <w:rPr>
+          <w:lang w:val="en-US"/>
+        </w:rPr>
+        <w:t>dropdown_menu</w:t>
+      </w:r>
+      <w:proofErr w:type="spellEnd"/>
+      <w:r>
+        <w:rPr>
+          <w:lang w:val="en-US"/>
+        </w:rPr>
+        <w:t>/</w:t>
+      </w:r>
+      <w:proofErr w:type="spellStart"/>
+      <w:r>
+        <w:rPr>
+          <w:lang w:val="en-US"/>
+        </w:rPr>
+        <w:t>dropdown_about</w:t>
+      </w:r>
+      <w:proofErr w:type="spellEnd"/>
+      <w:r>
+        <w:rPr>
+          <w:lang w:val="en-US"/>
+        </w:rPr>
+        <w:t>/strategy.html"&gt;</w:t>
+      </w:r>
+      <w:r>
+        <w:t>Стратегия</w:t>
+      </w:r>
+      <w:r>
+        <w:rPr>
+          <w:lang w:val="en-US"/>
+        </w:rPr>
+        <w:t xml:space="preserve"> </w:t>
+      </w:r>
+      <w:r>
+        <w:t>и</w:t>
+      </w:r>
+      <w:r>
+        <w:rPr>
+          <w:lang w:val="en-US"/>
+        </w:rPr>
+        <w:t xml:space="preserve"> </w:t>
+      </w:r>
+      <w:r>
+        <w:t>перспективы</w:t>
+      </w:r>
+      <w:r>
+        <w:rPr>
+          <w:lang w:val="en-US"/>
+        </w:rPr>
+        <w:t>&lt;/a&gt;&lt;/li&gt;</w:t>
+      </w:r>
+    </w:p>
+    <w:p>
+      <w:pPr>
+        <w:pStyle w:val="a3"/>
+        <w:spacing w:before="155" w:line="360" w:lineRule="auto"/>
+        <w:ind w:right="429"/>
+        <w:jc w:val="both"/>
+        <w:rPr>
+          <w:lang w:val="en-US"/>
+        </w:rPr>
+      </w:pPr>
+      <w:r>
+        <w:rPr>
+          <w:lang w:val="en-US"/>
+        </w:rPr>
+        <w:tab/>
+      </w:r>
+      <w:r>
+        <w:rPr>
+          <w:lang w:val="en-US"/>
+        </w:rPr>
+        <w:tab/>
+      </w:r>
+      <w:r>
+        <w:rPr>
+          <w:lang w:val="en-US"/>
+        </w:rPr>
+        <w:tab/>
+      </w:r>
+      <w:r>
+        <w:rPr>
+          <w:lang w:val="en-US"/>
+        </w:rPr>
+        <w:tab/>
+      </w:r>
+      <w:r>
+        <w:rPr>
+          <w:lang w:val="en-US"/>
+        </w:rPr>
+        <w:tab/>
+      </w:r>
+      <w:r>
+        <w:rPr>
+          <w:lang w:val="en-US"/>
+        </w:rPr>
+        <w:tab/>
+      </w:r>
+      <w:r>
+        <w:rPr>
+          <w:lang w:val="en-US"/>
+        </w:rPr>
+        <w:tab/>
+        <w:t xml:space="preserve">&lt;li&gt;&lt;a </w:t>
+      </w:r>
+      <w:proofErr w:type="spellStart"/>
+      <w:r>
+        <w:rPr>
+          <w:lang w:val="en-US"/>
+        </w:rPr>
+        <w:t>href</w:t>
+      </w:r>
+      <w:proofErr w:type="spellEnd"/>
+      <w:r>
+        <w:rPr>
+          <w:lang w:val="en-US"/>
+        </w:rPr>
+        <w:t>="</w:t>
+      </w:r>
+      <w:proofErr w:type="spellStart"/>
+      <w:r>
+        <w:rPr>
+          <w:lang w:val="en-US"/>
+        </w:rPr>
+        <w:t>dropdown_menu</w:t>
+      </w:r>
+      <w:proofErr w:type="spellEnd"/>
+      <w:r>
+        <w:rPr>
+          <w:lang w:val="en-US"/>
+        </w:rPr>
+        <w:t>/</w:t>
+      </w:r>
+      <w:proofErr w:type="spellStart"/>
+      <w:r>
+        <w:rPr>
+          <w:lang w:val="en-US"/>
+        </w:rPr>
+        <w:t>dropdown_about</w:t>
+      </w:r>
+      <w:proofErr w:type="spellEnd"/>
+      <w:r>
+        <w:rPr>
+          <w:lang w:val="en-US"/>
+        </w:rPr>
+        <w:t>/quality.html"&gt;</w:t>
+      </w:r>
+      <w:r>
+        <w:t>Система</w:t>
+      </w:r>
+      <w:r>
+        <w:rPr>
+          <w:lang w:val="en-US"/>
+        </w:rPr>
+        <w:t xml:space="preserve"> </w:t>
+      </w:r>
+      <w:r>
+        <w:t>качества</w:t>
+      </w:r>
+      <w:r>
+        <w:rPr>
+          <w:lang w:val="en-US"/>
+        </w:rPr>
+        <w:t>&lt;/a&gt;&lt;/li&gt;</w:t>
+      </w:r>
+    </w:p>
+    <w:p>
+      <w:pPr>
+        <w:pStyle w:val="a3"/>
+        <w:spacing w:before="155" w:line="360" w:lineRule="auto"/>
+        <w:ind w:right="429"/>
+        <w:jc w:val="both"/>
+        <w:rPr>
+          <w:lang w:val="en-US"/>
+        </w:rPr>
+      </w:pPr>
+      <w:r>
+        <w:rPr>
+          <w:lang w:val="en-US"/>
+        </w:rPr>
+        <w:tab/>
+      </w:r>
+      <w:r>
+        <w:rPr>
+          <w:lang w:val="en-US"/>
+        </w:rPr>
+        <w:tab/>
+      </w:r>
+      <w:r>
+        <w:rPr>
+          <w:lang w:val="en-US"/>
+        </w:rPr>
+        <w:tab/>
+      </w:r>
+      <w:r>
+        <w:rPr>
+          <w:lang w:val="en-US"/>
+        </w:rPr>
+        <w:tab/>
+      </w:r>
+      <w:r>
+        <w:rPr>
+          <w:lang w:val="en-US"/>
+        </w:rPr>
+        <w:tab/>
+      </w:r>
+      <w:r>
+        <w:rPr>
+          <w:lang w:val="en-US"/>
+        </w:rPr>
+        <w:tab/>
+      </w:r>
+      <w:r>
+        <w:rPr>
+          <w:lang w:val="en-US"/>
+        </w:rPr>
+        <w:tab/>
+        <w:t xml:space="preserve">&lt;li&gt;&lt;a </w:t>
+      </w:r>
+      <w:proofErr w:type="spellStart"/>
+      <w:r>
+        <w:rPr>
+          <w:lang w:val="en-US"/>
+        </w:rPr>
+        <w:t>href</w:t>
+      </w:r>
+      <w:proofErr w:type="spellEnd"/>
+      <w:r>
+        <w:rPr>
+          <w:lang w:val="en-US"/>
+        </w:rPr>
+        <w:t>="</w:t>
+      </w:r>
+      <w:proofErr w:type="spellStart"/>
+      <w:r>
+        <w:rPr>
+          <w:lang w:val="en-US"/>
+        </w:rPr>
+        <w:t>dropdown_menu</w:t>
+      </w:r>
+      <w:proofErr w:type="spellEnd"/>
+      <w:r>
+        <w:rPr>
+          <w:lang w:val="en-US"/>
+        </w:rPr>
+        <w:t>/</w:t>
+      </w:r>
+      <w:proofErr w:type="spellStart"/>
+      <w:r>
+        <w:rPr>
+          <w:lang w:val="en-US"/>
+        </w:rPr>
+        <w:t>dropdown_about</w:t>
+      </w:r>
+      <w:proofErr w:type="spellEnd"/>
+      <w:r>
+        <w:rPr>
+          <w:lang w:val="en-US"/>
+        </w:rPr>
+        <w:t>/achievements.html"&gt;</w:t>
+      </w:r>
+      <w:r>
+        <w:t>Достижения</w:t>
+      </w:r>
+      <w:r>
+        <w:rPr>
+          <w:lang w:val="en-US"/>
+        </w:rPr>
+        <w:t>&lt;/a&gt;&lt;/li&gt;</w:t>
+      </w:r>
+    </w:p>
+    <w:p>
+      <w:pPr>
+        <w:pStyle w:val="a3"/>
+        <w:spacing w:before="155" w:line="360" w:lineRule="auto"/>
+        <w:ind w:right="429"/>
+        <w:jc w:val="both"/>
+        <w:rPr>
+          <w:lang w:val="en-US"/>
+        </w:rPr>
+      </w:pPr>
+      <w:r>
+        <w:rPr>
+          <w:lang w:val="en-US"/>
+        </w:rPr>
+        <w:tab/>
+      </w:r>
+      <w:r>
+        <w:rPr>
+          <w:lang w:val="en-US"/>
+        </w:rPr>
+        <w:tab/>
+      </w:r>
+      <w:r>
+        <w:rPr>
+          <w:lang w:val="en-US"/>
+        </w:rPr>
+        <w:tab/>
+      </w:r>
+      <w:r>
+        <w:rPr>
+          <w:lang w:val="en-US"/>
+        </w:rPr>
+        <w:tab/>
+      </w:r>
+      <w:r>
+        <w:rPr>
+          <w:lang w:val="en-US"/>
+        </w:rPr>
+        <w:tab/>
+      </w:r>
+      <w:r>
+        <w:rPr>
+          <w:lang w:val="en-US"/>
+        </w:rPr>
+        <w:tab/>
+      </w:r>
+      <w:r>
+        <w:rPr>
+          <w:lang w:val="en-US"/>
+        </w:rPr>
+        <w:tab/>
+        <w:t xml:space="preserve">&lt;li&gt;&lt;a </w:t>
+      </w:r>
+      <w:proofErr w:type="spellStart"/>
+      <w:r>
+        <w:rPr>
+          <w:lang w:val="en-US"/>
+        </w:rPr>
+        <w:t>href</w:t>
+      </w:r>
+      <w:proofErr w:type="spellEnd"/>
+      <w:r>
+        <w:rPr>
+          <w:lang w:val="en-US"/>
+        </w:rPr>
+        <w:t>="</w:t>
+      </w:r>
+      <w:proofErr w:type="spellStart"/>
+      <w:r>
+        <w:rPr>
+          <w:lang w:val="en-US"/>
+        </w:rPr>
+        <w:t>dropdown_menu</w:t>
+      </w:r>
+      <w:proofErr w:type="spellEnd"/>
+      <w:r>
+        <w:rPr>
+          <w:lang w:val="en-US"/>
+        </w:rPr>
+        <w:t>/</w:t>
+      </w:r>
+      <w:proofErr w:type="spellStart"/>
+      <w:r>
+        <w:rPr>
+          <w:lang w:val="en-US"/>
+        </w:rPr>
+        <w:t>dropdown_about</w:t>
+      </w:r>
+      <w:proofErr w:type="spellEnd"/>
+      <w:r>
+        <w:rPr>
+          <w:lang w:val="en-US"/>
+        </w:rPr>
+        <w:t>/socialactivity.html"&gt;</w:t>
+      </w:r>
+      <w:r>
+        <w:t>Социальная</w:t>
+      </w:r>
+      <w:r>
+        <w:rPr>
+          <w:lang w:val="en-US"/>
+        </w:rPr>
+        <w:t xml:space="preserve"> </w:t>
+      </w:r>
+      <w:r>
+        <w:t>активность</w:t>
+      </w:r>
+      <w:r>
+        <w:rPr>
+          <w:lang w:val="en-US"/>
+        </w:rPr>
+        <w:t>&lt;/a&gt;&lt;/li&gt;</w:t>
+      </w:r>
+    </w:p>
+    <w:p>
+      <w:pPr>
+        <w:pStyle w:val="a3"/>
+        <w:spacing w:before="155" w:line="360" w:lineRule="auto"/>
+        <w:ind w:right="429"/>
+        <w:jc w:val="both"/>
+        <w:rPr>
+          <w:lang w:val="en-US"/>
+        </w:rPr>
+      </w:pPr>
+      <w:r>
+        <w:rPr>
+          <w:lang w:val="en-US"/>
+        </w:rPr>
+        <w:tab/>
+      </w:r>
+      <w:r>
+        <w:rPr>
+          <w:lang w:val="en-US"/>
+        </w:rPr>
+        <w:tab/>
+      </w:r>
+      <w:r>
+        <w:rPr>
+          <w:lang w:val="en-US"/>
+        </w:rPr>
+        <w:tab/>
+      </w:r>
+      <w:r>
+        <w:rPr>
+          <w:lang w:val="en-US"/>
+        </w:rPr>
+        <w:tab/>
+      </w:r>
+      <w:r>
+        <w:rPr>
+          <w:lang w:val="en-US"/>
+        </w:rPr>
+        <w:tab/>
+      </w:r>
+      <w:r>
+        <w:rPr>
+          <w:lang w:val="en-US"/>
+        </w:rPr>
+        <w:tab/>
+        <w:t>&lt;/</w:t>
+      </w:r>
+      <w:proofErr w:type="spellStart"/>
+      <w:r>
+        <w:rPr>
+          <w:lang w:val="en-US"/>
+        </w:rPr>
+        <w:t>ul</w:t>
+      </w:r>
+      <w:proofErr w:type="spellEnd"/>
+      <w:r>
+        <w:rPr>
+          <w:lang w:val="en-US"/>
+        </w:rPr>
+        <w:t>&gt;</w:t>
+      </w:r>
+    </w:p>
+    <w:p>
+      <w:pPr>
+        <w:pStyle w:val="a3"/>
+        <w:spacing w:before="155" w:line="360" w:lineRule="auto"/>
+        <w:ind w:right="429"/>
+        <w:jc w:val="both"/>
+        <w:rPr>
+          <w:lang w:val="en-US"/>
+        </w:rPr>
+      </w:pPr>
+      <w:r>
+        <w:rPr>
+          <w:lang w:val="en-US"/>
+        </w:rPr>
+        <w:tab/>
+      </w:r>
+      <w:r>
+        <w:rPr>
+          <w:lang w:val="en-US"/>
+        </w:rPr>
+        <w:tab/>
+      </w:r>
+      <w:r>
+        <w:rPr>
+          <w:lang w:val="en-US"/>
+        </w:rPr>
+        <w:tab/>
+      </w:r>
+      <w:r>
+        <w:rPr>
+          <w:lang w:val="en-US"/>
+        </w:rPr>
+        <w:tab/>
+      </w:r>
+      <w:r>
+        <w:rPr>
+          <w:lang w:val="en-US"/>
+        </w:rPr>
+        <w:tab/>
+        <w:t>&lt;/li&gt;</w:t>
+      </w:r>
+    </w:p>
+    <w:p>
+      <w:pPr>
+        <w:pStyle w:val="a3"/>
+        <w:spacing w:before="155" w:line="360" w:lineRule="auto"/>
+        <w:ind w:right="429"/>
+        <w:jc w:val="both"/>
+        <w:rPr>
+          <w:lang w:val="en-US"/>
+        </w:rPr>
+      </w:pPr>
+      <w:r>
+        <w:rPr>
+          <w:lang w:val="en-US"/>
+        </w:rPr>
+        <w:tab/>
+      </w:r>
+      <w:r>
+        <w:rPr>
+          <w:lang w:val="en-US"/>
+        </w:rPr>
+        <w:tab/>
+      </w:r>
+      <w:r>
+        <w:rPr>
+          <w:lang w:val="en-US"/>
+        </w:rPr>
+        <w:tab/>
+      </w:r>
+      <w:r>
+        <w:rPr>
+          <w:lang w:val="en-US"/>
+        </w:rPr>
+        <w:tab/>
+      </w:r>
+      <w:r>
+        <w:rPr>
+          <w:lang w:val="en-US"/>
+        </w:rPr>
+        <w:tab/>
+        <w:t xml:space="preserve">&lt;li&gt;&lt;a </w:t>
+      </w:r>
+      <w:proofErr w:type="spellStart"/>
+      <w:r>
+        <w:rPr>
+          <w:lang w:val="en-US"/>
+        </w:rPr>
+        <w:t>href</w:t>
+      </w:r>
+      <w:proofErr w:type="spellEnd"/>
+      <w:r>
+        <w:rPr>
+          <w:lang w:val="en-US"/>
+        </w:rPr>
+        <w:t>="activity.html"&gt;</w:t>
+      </w:r>
+      <w:r>
+        <w:t>Деятельность</w:t>
       </w:r>
       <w:r>
         <w:rPr>
@@ -18480,17 +19261,17 @@
         <w:rPr>
           <w:lang w:val="en-US"/>
         </w:rPr>
-        <w:t>dropdown_about</w:t>
-      </w:r>
-      <w:proofErr w:type="spellEnd"/>
-      <w:r>
-        <w:rPr>
-          <w:lang w:val="en-US"/>
-        </w:rPr>
-        <w:t>/history.html"&gt;</w:t>
-      </w:r>
-      <w:r>
-        <w:t>История</w:t>
+        <w:t>dropdown_activity</w:t>
+      </w:r>
+      <w:proofErr w:type="spellEnd"/>
+      <w:r>
+        <w:rPr>
+          <w:lang w:val="en-US"/>
+        </w:rPr>
+        <w:t>/service.html"&gt;</w:t>
+      </w:r>
+      <w:r>
+        <w:t>Услуги</w:t>
       </w:r>
       <w:r>
         <w:rPr>
@@ -18521,6 +19302,98 @@
         </w:rPr>
         <w:tab/>
       </w:r>
+      <w:r>
+        <w:rPr>
+          <w:lang w:val="en-US"/>
+        </w:rPr>
+        <w:tab/>
+      </w:r>
+      <w:r>
+        <w:rPr>
+          <w:lang w:val="en-US"/>
+        </w:rPr>
+        <w:tab/>
+      </w:r>
+      <w:r>
+        <w:rPr>
+          <w:lang w:val="en-US"/>
+        </w:rPr>
+        <w:tab/>
+      </w:r>
+      <w:r>
+        <w:rPr>
+          <w:lang w:val="en-US"/>
+        </w:rPr>
+        <w:tab/>
+        <w:t>&lt;/</w:t>
+      </w:r>
+      <w:proofErr w:type="spellStart"/>
+      <w:r>
+        <w:rPr>
+          <w:lang w:val="en-US"/>
+        </w:rPr>
+        <w:t>ul</w:t>
+      </w:r>
+      <w:proofErr w:type="spellEnd"/>
+      <w:r>
+        <w:rPr>
+          <w:lang w:val="en-US"/>
+        </w:rPr>
+        <w:t>&gt;</w:t>
+      </w:r>
+    </w:p>
+    <w:p>
+      <w:pPr>
+        <w:pStyle w:val="a3"/>
+        <w:spacing w:before="155" w:line="360" w:lineRule="auto"/>
+        <w:ind w:right="429"/>
+        <w:jc w:val="both"/>
+        <w:rPr>
+          <w:lang w:val="en-US"/>
+        </w:rPr>
+      </w:pPr>
+      <w:r>
+        <w:rPr>
+          <w:lang w:val="en-US"/>
+        </w:rPr>
+        <w:tab/>
+      </w:r>
+      <w:r>
+        <w:rPr>
+          <w:lang w:val="en-US"/>
+        </w:rPr>
+        <w:tab/>
+      </w:r>
+      <w:r>
+        <w:rPr>
+          <w:lang w:val="en-US"/>
+        </w:rPr>
+        <w:tab/>
+      </w:r>
+      <w:r>
+        <w:rPr>
+          <w:lang w:val="en-US"/>
+        </w:rPr>
+        <w:tab/>
+      </w:r>
+      <w:r>
+        <w:rPr>
+          <w:lang w:val="en-US"/>
+        </w:rPr>
+        <w:tab/>
+        <w:t>&lt;/li&gt;</w:t>
+      </w:r>
+    </w:p>
+    <w:p>
+      <w:pPr>
+        <w:pStyle w:val="a3"/>
+        <w:spacing w:before="155" w:line="360" w:lineRule="auto"/>
+        <w:ind w:right="429"/>
+        <w:jc w:val="both"/>
+        <w:rPr>
+          <w:lang w:val="en-US"/>
+        </w:rPr>
+      </w:pPr>
       <w:r>
         <w:rPr>
           <w:lang w:val="en-US"/>
@@ -18564,6 +19437,155 @@
         <w:rPr>
           <w:lang w:val="en-US"/>
         </w:rPr>
+        <w:t>="management.html"&gt;</w:t>
+      </w:r>
+      <w:r>
+        <w:t>Управление</w:t>
+      </w:r>
+      <w:r>
+        <w:rPr>
+          <w:lang w:val="en-US"/>
+        </w:rPr>
+        <w:t>&lt;/a&gt;</w:t>
+      </w:r>
+    </w:p>
+    <w:p>
+      <w:pPr>
+        <w:pStyle w:val="a3"/>
+        <w:spacing w:before="155" w:line="360" w:lineRule="auto"/>
+        <w:ind w:right="429"/>
+        <w:jc w:val="both"/>
+        <w:rPr>
+          <w:lang w:val="en-US"/>
+        </w:rPr>
+      </w:pPr>
+      <w:r>
+        <w:rPr>
+          <w:lang w:val="en-US"/>
+        </w:rPr>
+        <w:tab/>
+      </w:r>
+      <w:r>
+        <w:rPr>
+          <w:lang w:val="en-US"/>
+        </w:rPr>
+        <w:tab/>
+      </w:r>
+      <w:r>
+        <w:rPr>
+          <w:lang w:val="en-US"/>
+        </w:rPr>
+        <w:tab/>
+      </w:r>
+      <w:r>
+        <w:rPr>
+          <w:lang w:val="en-US"/>
+        </w:rPr>
+        <w:tab/>
+      </w:r>
+      <w:r>
+        <w:rPr>
+          <w:lang w:val="en-US"/>
+        </w:rPr>
+        <w:tab/>
+      </w:r>
+      <w:r>
+        <w:rPr>
+          <w:lang w:val="en-US"/>
+        </w:rPr>
+        <w:tab/>
+      </w:r>
+      <w:r>
+        <w:rPr>
+          <w:lang w:val="en-US"/>
+        </w:rPr>
+        <w:t>&lt;</w:t>
+      </w:r>
+      <w:proofErr w:type="spellStart"/>
+      <w:r>
+        <w:rPr>
+          <w:lang w:val="en-US"/>
+        </w:rPr>
+        <w:t>ul</w:t>
+      </w:r>
+      <w:proofErr w:type="spellEnd"/>
+      <w:r>
+        <w:rPr>
+          <w:lang w:val="en-US"/>
+        </w:rPr>
+        <w:t>&gt;</w:t>
+      </w:r>
+    </w:p>
+    <w:p>
+      <w:pPr>
+        <w:pStyle w:val="a3"/>
+        <w:spacing w:before="155" w:line="360" w:lineRule="auto"/>
+        <w:ind w:right="429"/>
+        <w:jc w:val="both"/>
+        <w:rPr>
+          <w:lang w:val="en-US"/>
+        </w:rPr>
+      </w:pPr>
+      <w:r>
+        <w:rPr>
+          <w:lang w:val="en-US"/>
+        </w:rPr>
+        <w:tab/>
+      </w:r>
+      <w:r>
+        <w:rPr>
+          <w:lang w:val="en-US"/>
+        </w:rPr>
+        <w:tab/>
+      </w:r>
+      <w:r>
+        <w:rPr>
+          <w:lang w:val="en-US"/>
+        </w:rPr>
+        <w:tab/>
+      </w:r>
+      <w:r>
+        <w:rPr>
+          <w:lang w:val="en-US"/>
+        </w:rPr>
+        <w:tab/>
+      </w:r>
+      <w:r>
+        <w:rPr>
+          <w:lang w:val="en-US"/>
+        </w:rPr>
+        <w:tab/>
+      </w:r>
+      <w:r>
+        <w:rPr>
+          <w:lang w:val="en-US"/>
+        </w:rPr>
+        <w:tab/>
+      </w:r>
+      <w:r>
+        <w:rPr>
+          <w:lang w:val="en-US"/>
+        </w:rPr>
+        <w:tab/>
+      </w:r>
+      <w:r>
+        <w:rPr>
+          <w:lang w:val="en-US"/>
+        </w:rPr>
+        <w:t xml:space="preserve">&lt;li&gt;&lt;a </w:t>
+      </w:r>
+      <w:proofErr w:type="spellStart"/>
+      <w:r>
+        <w:rPr>
+          <w:lang w:val="en-US"/>
+        </w:rPr>
+        <w:t>href</w:t>
+      </w:r>
+      <w:proofErr w:type="spellEnd"/>
+      <w:r>
+        <w:rPr>
+          <w:lang w:val="en-US"/>
+        </w:rPr>
         <w:t>="</w:t>
       </w:r>
       <w:proofErr w:type="spellStart"/>
@@ -18585,35 +19607,26 @@
         <w:rPr>
           <w:lang w:val="en-US"/>
         </w:rPr>
-        <w:t>dropdown_about</w:t>
-      </w:r>
-      <w:proofErr w:type="spellEnd"/>
-      <w:r>
-        <w:rPr>
-          <w:lang w:val="en-US"/>
-        </w:rPr>
-        <w:t>/strategy.html"&gt;</w:t>
-      </w:r>
-      <w:r>
-        <w:t>Стратегия</w:t>
-      </w:r>
-      <w:r>
-        <w:rPr>
-          <w:lang w:val="en-US"/>
-        </w:rPr>
-        <w:t xml:space="preserve"> </w:t>
-      </w:r>
-      <w:r>
-        <w:t>и</w:t>
-      </w:r>
-      <w:r>
-        <w:rPr>
-          <w:lang w:val="en-US"/>
-        </w:rPr>
-        <w:t xml:space="preserve"> </w:t>
-      </w:r>
-      <w:r>
-        <w:t>перспективы</w:t>
+        <w:t>dropdown_management</w:t>
+      </w:r>
+      <w:proofErr w:type="spellEnd"/>
+      <w:r>
+        <w:rPr>
+          <w:lang w:val="en-US"/>
+        </w:rPr>
+        <w:t>/structure.html"&gt;</w:t>
+      </w:r>
+      <w:r>
+        <w:t>Структура</w:t>
+      </w:r>
+      <w:r>
+        <w:rPr>
+          <w:lang w:val="en-US"/>
+        </w:rPr>
+        <w:t xml:space="preserve"> </w:t>
+      </w:r>
+      <w:r>
+        <w:t>управления</w:t>
       </w:r>
       <w:r>
         <w:rPr>
@@ -18636,6 +19649,7 @@
         <w:rPr>
           <w:lang w:val="en-US"/>
         </w:rPr>
+        <w:lastRenderedPageBreak/>
         <w:tab/>
       </w:r>
       <w:r>
@@ -18708,26 +19722,35 @@
         <w:rPr>
           <w:lang w:val="en-US"/>
         </w:rPr>
-        <w:t>dropdown_about</w:t>
-      </w:r>
-      <w:proofErr w:type="spellEnd"/>
-      <w:r>
-        <w:rPr>
-          <w:lang w:val="en-US"/>
-        </w:rPr>
-        <w:t>/quality.html"&gt;</w:t>
-      </w:r>
-      <w:r>
-        <w:t>Система</w:t>
-      </w:r>
-      <w:r>
-        <w:rPr>
-          <w:lang w:val="en-US"/>
-        </w:rPr>
-        <w:t xml:space="preserve"> </w:t>
-      </w:r>
-      <w:r>
-        <w:t>качества</w:t>
+        <w:t>dropdown_management</w:t>
+      </w:r>
+      <w:proofErr w:type="spellEnd"/>
+      <w:r>
+        <w:rPr>
+          <w:lang w:val="en-US"/>
+        </w:rPr>
+        <w:t>/members.html"&gt;</w:t>
+      </w:r>
+      <w:r>
+        <w:t>Члены</w:t>
+      </w:r>
+      <w:r>
+        <w:rPr>
+          <w:lang w:val="en-US"/>
+        </w:rPr>
+        <w:t xml:space="preserve"> </w:t>
+      </w:r>
+      <w:r>
+        <w:t>совета</w:t>
+      </w:r>
+      <w:r>
+        <w:rPr>
+          <w:lang w:val="en-US"/>
+        </w:rPr>
+        <w:t xml:space="preserve"> </w:t>
+      </w:r>
+      <w:r>
+        <w:t>директоров</w:t>
       </w:r>
       <w:r>
         <w:rPr>
@@ -18758,6 +19781,98 @@
         </w:rPr>
         <w:tab/>
       </w:r>
+      <w:r>
+        <w:rPr>
+          <w:lang w:val="en-US"/>
+        </w:rPr>
+        <w:tab/>
+      </w:r>
+      <w:r>
+        <w:rPr>
+          <w:lang w:val="en-US"/>
+        </w:rPr>
+        <w:tab/>
+      </w:r>
+      <w:r>
+        <w:rPr>
+          <w:lang w:val="en-US"/>
+        </w:rPr>
+        <w:tab/>
+      </w:r>
+      <w:r>
+        <w:rPr>
+          <w:lang w:val="en-US"/>
+        </w:rPr>
+        <w:tab/>
+        <w:t>&lt;/</w:t>
+      </w:r>
+      <w:proofErr w:type="spellStart"/>
+      <w:r>
+        <w:rPr>
+          <w:lang w:val="en-US"/>
+        </w:rPr>
+        <w:t>ul</w:t>
+      </w:r>
+      <w:proofErr w:type="spellEnd"/>
+      <w:r>
+        <w:rPr>
+          <w:lang w:val="en-US"/>
+        </w:rPr>
+        <w:t>&gt;</w:t>
+      </w:r>
+    </w:p>
+    <w:p>
+      <w:pPr>
+        <w:pStyle w:val="a3"/>
+        <w:spacing w:before="155" w:line="360" w:lineRule="auto"/>
+        <w:ind w:right="429"/>
+        <w:jc w:val="both"/>
+        <w:rPr>
+          <w:lang w:val="en-US"/>
+        </w:rPr>
+      </w:pPr>
+      <w:r>
+        <w:rPr>
+          <w:lang w:val="en-US"/>
+        </w:rPr>
+        <w:tab/>
+      </w:r>
+      <w:r>
+        <w:rPr>
+          <w:lang w:val="en-US"/>
+        </w:rPr>
+        <w:tab/>
+      </w:r>
+      <w:r>
+        <w:rPr>
+          <w:lang w:val="en-US"/>
+        </w:rPr>
+        <w:tab/>
+      </w:r>
+      <w:r>
+        <w:rPr>
+          <w:lang w:val="en-US"/>
+        </w:rPr>
+        <w:tab/>
+      </w:r>
+      <w:r>
+        <w:rPr>
+          <w:lang w:val="en-US"/>
+        </w:rPr>
+        <w:tab/>
+        <w:t>&lt;/li&gt;</w:t>
+      </w:r>
+    </w:p>
+    <w:p>
+      <w:pPr>
+        <w:pStyle w:val="a3"/>
+        <w:spacing w:before="155" w:line="360" w:lineRule="auto"/>
+        <w:ind w:right="429"/>
+        <w:jc w:val="both"/>
+        <w:rPr>
+          <w:lang w:val="en-US"/>
+        </w:rPr>
+      </w:pPr>
       <w:r>
         <w:rPr>
           <w:lang w:val="en-US"/>
@@ -18801,44 +19916,78 @@
         <w:rPr>
           <w:lang w:val="en-US"/>
         </w:rPr>
-        <w:t>="</w:t>
-      </w:r>
-      <w:proofErr w:type="spellStart"/>
-      <w:r>
-        <w:rPr>
-          <w:lang w:val="en-US"/>
-        </w:rPr>
-        <w:t>dropdown_menu</w:t>
-      </w:r>
-      <w:proofErr w:type="spellEnd"/>
-      <w:r>
-        <w:rPr>
-          <w:lang w:val="en-US"/>
-        </w:rPr>
-        <w:t>/</w:t>
-      </w:r>
-      <w:proofErr w:type="spellStart"/>
-      <w:r>
-        <w:rPr>
-          <w:lang w:val="en-US"/>
-        </w:rPr>
-        <w:t>dropdown_about</w:t>
-      </w:r>
-      <w:proofErr w:type="spellEnd"/>
-      <w:r>
-        <w:rPr>
-          <w:lang w:val="en-US"/>
-        </w:rPr>
-        <w:t>/achievements.html"&gt;</w:t>
-      </w:r>
-      <w:r>
-        <w:t>Достижения</w:t>
-      </w:r>
-      <w:r>
-        <w:rPr>
-          <w:lang w:val="en-US"/>
-        </w:rPr>
-        <w:t>&lt;/a&gt;&lt;/li&gt;</w:t>
+        <w:t>="partners.html"&gt;</w:t>
+      </w:r>
+      <w:r>
+        <w:t>Партнеры</w:t>
+      </w:r>
+      <w:r>
+        <w:rPr>
+          <w:lang w:val="en-US"/>
+        </w:rPr>
+        <w:t>&lt;/a&gt;</w:t>
+      </w:r>
+    </w:p>
+    <w:p>
+      <w:pPr>
+        <w:pStyle w:val="a3"/>
+        <w:spacing w:before="155" w:line="360" w:lineRule="auto"/>
+        <w:ind w:right="429"/>
+        <w:jc w:val="both"/>
+        <w:rPr>
+          <w:lang w:val="en-US"/>
+        </w:rPr>
+      </w:pPr>
+      <w:r>
+        <w:rPr>
+          <w:lang w:val="en-US"/>
+        </w:rPr>
+        <w:tab/>
+      </w:r>
+      <w:r>
+        <w:rPr>
+          <w:lang w:val="en-US"/>
+        </w:rPr>
+        <w:tab/>
+      </w:r>
+      <w:r>
+        <w:rPr>
+          <w:lang w:val="en-US"/>
+        </w:rPr>
+        <w:tab/>
+      </w:r>
+      <w:r>
+        <w:rPr>
+          <w:lang w:val="en-US"/>
+        </w:rPr>
+        <w:tab/>
+      </w:r>
+      <w:r>
+        <w:rPr>
+          <w:lang w:val="en-US"/>
+        </w:rPr>
+        <w:tab/>
+      </w:r>
+      <w:r>
+        <w:rPr>
+          <w:lang w:val="en-US"/>
+        </w:rPr>
+        <w:tab/>
+        <w:t>&lt;</w:t>
+      </w:r>
+      <w:proofErr w:type="spellStart"/>
+      <w:r>
+        <w:rPr>
+          <w:lang w:val="en-US"/>
+        </w:rPr>
+        <w:t>ul</w:t>
+      </w:r>
+      <w:proofErr w:type="spellEnd"/>
+      <w:r>
+        <w:rPr>
+          <w:lang w:val="en-US"/>
+        </w:rPr>
+        <w:t>&gt;</w:t>
       </w:r>
     </w:p>
     <w:p>
@@ -18927,26 +20076,17 @@
         <w:rPr>
           <w:lang w:val="en-US"/>
         </w:rPr>
-        <w:t>dropdown_about</w:t>
-      </w:r>
-      <w:proofErr w:type="spellEnd"/>
-      <w:r>
-        <w:rPr>
-          <w:lang w:val="en-US"/>
-        </w:rPr>
-        <w:t>/socialactivity.html"&gt;</w:t>
-      </w:r>
-      <w:r>
-        <w:t>Социальная</w:t>
-      </w:r>
-      <w:r>
-        <w:rPr>
-          <w:lang w:val="en-US"/>
-        </w:rPr>
-        <w:t xml:space="preserve"> </w:t>
-      </w:r>
-      <w:r>
-        <w:t>активность</w:t>
+        <w:t>dropdown_partners</w:t>
+      </w:r>
+      <w:proofErr w:type="spellEnd"/>
+      <w:r>
+        <w:rPr>
+          <w:lang w:val="en-US"/>
+        </w:rPr>
+        <w:t>/reviews.html"&gt;</w:t>
+      </w:r>
+      <w:r>
+        <w:t>Отзывы</w:t>
       </w:r>
       <w:r>
         <w:rPr>
@@ -19112,16 +20252,16 @@
         <w:rPr>
           <w:lang w:val="en-US"/>
         </w:rPr>
-        <w:t>="activity.html"&gt;</w:t>
-      </w:r>
-      <w:r>
-        <w:t>Деятельность</w:t>
-      </w:r>
-      <w:r>
-        <w:rPr>
-          <w:lang w:val="en-US"/>
-        </w:rPr>
-        <w:t>&lt;/a&gt;</w:t>
+        <w:t>="contacts.html"&gt;</w:t>
+      </w:r>
+      <w:r>
+        <w:t>Контакты</w:t>
+      </w:r>
+      <w:r>
+        <w:rPr>
+          <w:lang w:val="en-US"/>
+        </w:rPr>
+        <w:t>&lt;/a&gt;&lt;/li&gt;</w:t>
       </w:r>
     </w:p>
     <w:p>
@@ -19134,6 +20274,14 @@
           <w:lang w:val="en-US"/>
         </w:rPr>
       </w:pPr>
+    </w:p>
+    <w:p>
+      <w:pPr>
+        <w:pStyle w:val="a3"/>
+        <w:spacing w:before="155" w:line="360" w:lineRule="auto"/>
+        <w:ind w:right="429"/>
+        <w:jc w:val="both"/>
+      </w:pPr>
       <w:r>
         <w:rPr>
           <w:lang w:val="en-US"/>
@@ -19159,30 +20307,219 @@
         <w:tab/>
       </w:r>
       <w:r>
-        <w:rPr>
-          <w:lang w:val="en-US"/>
-        </w:rPr>
+        <w:t>&lt;/</w:t>
+      </w:r>
+      <w:proofErr w:type="spellStart"/>
+      <w:r>
+        <w:t>ul</w:t>
+      </w:r>
+      <w:proofErr w:type="spellEnd"/>
+      <w:r>
+        <w:t>&gt;</w:t>
+      </w:r>
+    </w:p>
+    <w:p>
+      <w:pPr>
+        <w:pStyle w:val="a3"/>
+        <w:spacing w:before="155" w:line="360" w:lineRule="auto"/>
+        <w:ind w:right="429"/>
+        <w:jc w:val="both"/>
+      </w:pPr>
+      <w:r>
         <w:tab/>
       </w:r>
       <w:r>
-        <w:rPr>
-          <w:lang w:val="en-US"/>
-        </w:rPr>
+        <w:tab/>
+      </w:r>
+      <w:r>
+        <w:tab/>
+        <w:t>&lt;/</w:t>
+      </w:r>
+      <w:proofErr w:type="spellStart"/>
+      <w:r>
+        <w:t>nav</w:t>
+      </w:r>
+      <w:proofErr w:type="spellEnd"/>
+      <w:r>
+        <w:t>&gt;</w:t>
+      </w:r>
+    </w:p>
+    <w:p>
+      <w:pPr>
+        <w:pStyle w:val="a3"/>
+        <w:spacing w:before="155" w:line="360" w:lineRule="auto"/>
+        <w:ind w:left="0" w:right="429"/>
+        <w:jc w:val="both"/>
+      </w:pPr>
+      <w:r>
+        <w:tab/>
+      </w:r>
+      <w:r>
+        <w:tab/>
+        <w:t>&lt;/</w:t>
+      </w:r>
+      <w:proofErr w:type="spellStart"/>
+      <w:r>
+        <w:t>header</w:t>
+      </w:r>
+      <w:proofErr w:type="spellEnd"/>
+      <w:r>
+        <w:t>&gt;</w:t>
+      </w:r>
+    </w:p>
+    <w:p>
+      <w:pPr>
+        <w:pStyle w:val="a3"/>
+        <w:spacing w:before="155" w:line="360" w:lineRule="auto"/>
+        <w:ind w:right="429" w:firstLine="566"/>
+        <w:jc w:val="both"/>
+      </w:pPr>
+    </w:p>
+    <w:p>
+      <w:pPr>
+        <w:pStyle w:val="a3"/>
+        <w:spacing w:before="155" w:line="360" w:lineRule="auto"/>
+        <w:ind w:right="429" w:firstLine="566"/>
+        <w:jc w:val="both"/>
+      </w:pPr>
+      <w:r>
+        <w:t xml:space="preserve">В данном случае </w:t>
+      </w:r>
+      <w:r>
+        <w:t>`&lt;</w:t>
+      </w:r>
+      <w:proofErr w:type="spellStart"/>
+      <w:r>
+        <w:t>head</w:t>
+      </w:r>
+      <w:proofErr w:type="spellEnd"/>
+      <w:r>
+        <w:rPr>
+          <w:lang w:val="en-US"/>
+        </w:rPr>
+        <w:t>er</w:t>
+      </w:r>
+      <w:r>
+        <w:t>&gt;`</w:t>
+      </w:r>
+      <w:r>
+        <w:t xml:space="preserve"> представляет навигационное меню по сайту. Некоторые кнопки, как видно, имеют выпадающее меню. </w:t>
+      </w:r>
+    </w:p>
+    <w:p>
+      <w:pPr>
+        <w:pStyle w:val="a3"/>
+        <w:spacing w:before="155" w:line="360" w:lineRule="auto"/>
+        <w:ind w:right="429" w:firstLine="566"/>
+        <w:jc w:val="both"/>
+      </w:pPr>
+      <w:r>
+        <w:t xml:space="preserve">Помимо тега </w:t>
+      </w:r>
+      <w:r>
+        <w:t>`&lt;</w:t>
+      </w:r>
+      <w:proofErr w:type="spellStart"/>
+      <w:r>
+        <w:t>head</w:t>
+      </w:r>
+      <w:proofErr w:type="spellEnd"/>
+      <w:r>
+        <w:rPr>
+          <w:lang w:val="en-US"/>
+        </w:rPr>
+        <w:t>er</w:t>
+      </w:r>
+      <w:r>
+        <w:t>&gt;`</w:t>
+      </w:r>
+      <w:r>
+        <w:t xml:space="preserve">, существует так же тег </w:t>
+      </w:r>
+      <w:r>
+        <w:t>`&lt;</w:t>
+      </w:r>
+      <w:r>
+        <w:rPr>
+          <w:lang w:val="en-US"/>
+        </w:rPr>
+        <w:t>footer</w:t>
+      </w:r>
+      <w:r>
+        <w:t>&gt;`</w:t>
+      </w:r>
+      <w:r>
+        <w:t>.</w:t>
+      </w:r>
+      <w:r>
+        <w:t xml:space="preserve"> </w:t>
+      </w:r>
+      <w:r>
+        <w:t xml:space="preserve">Он </w:t>
+      </w:r>
+      <w:r>
+        <w:t>представляет собой контейнер, который содержит информацию, отображаемую в нижней части страницы</w:t>
+      </w:r>
+      <w:r>
+        <w:t xml:space="preserve">, и </w:t>
+      </w:r>
+      <w:r>
+        <w:t>является одним из семантических тегов, которые помогают определить различные секции и содержание на сайте.</w:t>
+      </w:r>
+    </w:p>
+    <w:p>
+      <w:pPr>
+        <w:pStyle w:val="a3"/>
+        <w:spacing w:before="155" w:line="360" w:lineRule="auto"/>
+        <w:ind w:right="429" w:firstLine="566"/>
+        <w:jc w:val="both"/>
+      </w:pPr>
+      <w:r>
+        <w:t>&lt;</w:t>
+      </w:r>
+      <w:r>
+        <w:rPr>
+          <w:lang w:val="en-US"/>
+        </w:rPr>
+        <w:t>footer</w:t>
+      </w:r>
+      <w:r>
+        <w:t>&gt;</w:t>
+      </w:r>
+    </w:p>
+    <w:p>
+      <w:pPr>
+        <w:pStyle w:val="a3"/>
+        <w:spacing w:before="155" w:line="360" w:lineRule="auto"/>
+        <w:ind w:right="429" w:firstLine="566"/>
+        <w:jc w:val="both"/>
+      </w:pPr>
+    </w:p>
+    <w:p>
+      <w:pPr>
+        <w:pStyle w:val="a3"/>
+        <w:spacing w:before="155" w:line="360" w:lineRule="auto"/>
+        <w:ind w:right="429" w:firstLine="566"/>
+        <w:jc w:val="both"/>
+      </w:pPr>
+      <w:r>
+        <w:lastRenderedPageBreak/>
+        <w:tab/>
+      </w:r>
+      <w:r>
+        <w:tab/>
+      </w:r>
+      <w:r>
         <w:tab/>
         <w:t>&lt;</w:t>
       </w:r>
-      <w:proofErr w:type="spellStart"/>
-      <w:r>
-        <w:rPr>
-          <w:lang w:val="en-US"/>
-        </w:rPr>
-        <w:t>ul</w:t>
-      </w:r>
-      <w:proofErr w:type="spellEnd"/>
-      <w:r>
-        <w:rPr>
-          <w:lang w:val="en-US"/>
-        </w:rPr>
+      <w:r>
+        <w:rPr>
+          <w:lang w:val="en-US"/>
+        </w:rPr>
+        <w:t>div</w:t>
+      </w:r>
+      <w:r>
         <w:t>&gt;</w:t>
       </w:r>
     </w:p>
@@ -19190,54 +20527,180 @@
       <w:pPr>
         <w:pStyle w:val="a3"/>
         <w:spacing w:before="155" w:line="360" w:lineRule="auto"/>
-        <w:ind w:right="429"/>
-        <w:jc w:val="both"/>
-        <w:rPr>
-          <w:lang w:val="en-US"/>
-        </w:rPr>
-      </w:pPr>
-      <w:r>
-        <w:rPr>
-          <w:lang w:val="en-US"/>
-        </w:rPr>
+        <w:ind w:right="429" w:firstLine="566"/>
+        <w:jc w:val="both"/>
+      </w:pPr>
+      <w:r>
         <w:tab/>
       </w:r>
       <w:r>
-        <w:rPr>
-          <w:lang w:val="en-US"/>
-        </w:rPr>
         <w:tab/>
       </w:r>
       <w:r>
-        <w:rPr>
-          <w:lang w:val="en-US"/>
-        </w:rPr>
         <w:tab/>
       </w:r>
       <w:r>
-        <w:rPr>
-          <w:lang w:val="en-US"/>
-        </w:rPr>
         <w:tab/>
-      </w:r>
-      <w:r>
-        <w:rPr>
-          <w:lang w:val="en-US"/>
-        </w:rPr>
+        <w:t>&lt;</w:t>
+      </w:r>
+      <w:r>
+        <w:rPr>
+          <w:lang w:val="en-US"/>
+        </w:rPr>
+        <w:t>h</w:t>
+      </w:r>
+      <w:proofErr w:type="gramStart"/>
+      <w:r>
+        <w:t>5&gt;©</w:t>
+      </w:r>
+      <w:proofErr w:type="gramEnd"/>
+      <w:r>
+        <w:t xml:space="preserve"> 1933 – 2023 АО «ВО «Машиноимпорт»&lt;/</w:t>
+      </w:r>
+      <w:r>
+        <w:rPr>
+          <w:lang w:val="en-US"/>
+        </w:rPr>
+        <w:t>h</w:t>
+      </w:r>
+      <w:r>
+        <w:t>5&gt;</w:t>
+      </w:r>
+    </w:p>
+    <w:p>
+      <w:pPr>
+        <w:pStyle w:val="a3"/>
+        <w:spacing w:before="155" w:line="360" w:lineRule="auto"/>
+        <w:ind w:right="429" w:firstLine="566"/>
+        <w:jc w:val="both"/>
+        <w:rPr>
+          <w:lang w:val="en-US"/>
+        </w:rPr>
+      </w:pPr>
+      <w:r>
         <w:tab/>
       </w:r>
       <w:r>
-        <w:rPr>
-          <w:lang w:val="en-US"/>
-        </w:rPr>
         <w:tab/>
       </w:r>
       <w:r>
-        <w:rPr>
-          <w:lang w:val="en-US"/>
-        </w:rPr>
         <w:tab/>
-        <w:t xml:space="preserve">&lt;li&gt;&lt;a </w:t>
+      </w:r>
+      <w:r>
+        <w:tab/>
+      </w:r>
+      <w:r>
+        <w:rPr>
+          <w:lang w:val="en-US"/>
+        </w:rPr>
+        <w:t>&lt;h5&gt;© 1933 – 2023 «VO «</w:t>
+      </w:r>
+      <w:proofErr w:type="spellStart"/>
+      <w:r>
+        <w:rPr>
+          <w:lang w:val="en-US"/>
+        </w:rPr>
+        <w:t>Machinoimport</w:t>
+      </w:r>
+      <w:proofErr w:type="spellEnd"/>
+      <w:r>
+        <w:rPr>
+          <w:lang w:val="en-US"/>
+        </w:rPr>
+        <w:t>» AO&lt;/h5&gt;</w:t>
+      </w:r>
+    </w:p>
+    <w:p>
+      <w:pPr>
+        <w:pStyle w:val="a3"/>
+        <w:spacing w:before="155" w:line="360" w:lineRule="auto"/>
+        <w:ind w:right="429" w:firstLine="566"/>
+        <w:jc w:val="both"/>
+      </w:pPr>
+      <w:r>
+        <w:rPr>
+          <w:lang w:val="en-US"/>
+        </w:rPr>
+        <w:tab/>
+      </w:r>
+      <w:r>
+        <w:rPr>
+          <w:lang w:val="en-US"/>
+        </w:rPr>
+        <w:tab/>
+      </w:r>
+      <w:r>
+        <w:rPr>
+          <w:lang w:val="en-US"/>
+        </w:rPr>
+        <w:tab/>
+      </w:r>
+      <w:r>
+        <w:t>&lt;/</w:t>
+      </w:r>
+      <w:r>
+        <w:rPr>
+          <w:lang w:val="en-US"/>
+        </w:rPr>
+        <w:t>div</w:t>
+      </w:r>
+      <w:r>
+        <w:t>&gt;</w:t>
+      </w:r>
+    </w:p>
+    <w:p>
+      <w:pPr>
+        <w:pStyle w:val="a3"/>
+        <w:spacing w:before="155" w:line="360" w:lineRule="auto"/>
+        <w:ind w:right="429" w:firstLine="566"/>
+        <w:jc w:val="both"/>
+      </w:pPr>
+      <w:r>
+        <w:tab/>
+      </w:r>
+      <w:r>
+        <w:tab/>
+      </w:r>
+      <w:r>
+        <w:tab/>
+      </w:r>
+    </w:p>
+    <w:p>
+      <w:pPr>
+        <w:pStyle w:val="a3"/>
+        <w:spacing w:before="155" w:line="360" w:lineRule="auto"/>
+        <w:ind w:right="429" w:firstLine="566"/>
+        <w:jc w:val="both"/>
+      </w:pPr>
+      <w:r>
+        <w:tab/>
+      </w:r>
+      <w:r>
+        <w:tab/>
+      </w:r>
+      <w:r>
+        <w:tab/>
+        <w:t>&lt;</w:t>
+      </w:r>
+      <w:r>
+        <w:rPr>
+          <w:lang w:val="en-US"/>
+        </w:rPr>
+        <w:t>h</w:t>
+      </w:r>
+      <w:proofErr w:type="gramStart"/>
+      <w:r>
+        <w:t>5&gt;&lt;</w:t>
+      </w:r>
+      <w:proofErr w:type="gramEnd"/>
+      <w:r>
+        <w:rPr>
+          <w:lang w:val="en-US"/>
+        </w:rPr>
+        <w:t>a</w:t>
+      </w:r>
+      <w:r>
+        <w:t xml:space="preserve"> </w:t>
       </w:r>
       <w:proofErr w:type="spellStart"/>
       <w:r>
@@ -19248,9 +20711,6 @@
       </w:r>
       <w:proofErr w:type="spellEnd"/>
       <w:r>
-        <w:rPr>
-          <w:lang w:val="en-US"/>
-        </w:rPr>
         <w:t>="</w:t>
       </w:r>
       <w:proofErr w:type="spellStart"/>
@@ -19258,98 +20718,883 @@
         <w:rPr>
           <w:lang w:val="en-US"/>
         </w:rPr>
-        <w:t>dropdown_menu</w:t>
-      </w:r>
-      <w:proofErr w:type="spellEnd"/>
-      <w:r>
-        <w:rPr>
-          <w:lang w:val="en-US"/>
-        </w:rPr>
-        <w:t>/</w:t>
-      </w:r>
-      <w:proofErr w:type="spellStart"/>
-      <w:r>
-        <w:rPr>
-          <w:lang w:val="en-US"/>
-        </w:rPr>
-        <w:t>dropdown_activity</w:t>
-      </w:r>
-      <w:proofErr w:type="spellEnd"/>
-      <w:r>
-        <w:rPr>
-          <w:lang w:val="en-US"/>
-        </w:rPr>
-        <w:t>/service.html"&gt;</w:t>
-      </w:r>
-      <w:r>
-        <w:t>Услуги</w:t>
-      </w:r>
-      <w:r>
-        <w:rPr>
-          <w:lang w:val="en-US"/>
-        </w:rPr>
-        <w:t>&lt;/a&gt;&lt;/li&gt;</w:t>
-      </w:r>
-    </w:p>
-    <w:p>
-      <w:pPr>
-        <w:pStyle w:val="a3"/>
-        <w:spacing w:before="155" w:line="360" w:lineRule="auto"/>
-        <w:ind w:right="429"/>
-        <w:jc w:val="both"/>
-        <w:rPr>
-          <w:lang w:val="en-US"/>
-        </w:rPr>
-      </w:pPr>
-      <w:r>
-        <w:rPr>
-          <w:lang w:val="en-US"/>
-        </w:rPr>
+        <w:t>personaldata</w:t>
+      </w:r>
+      <w:proofErr w:type="spellEnd"/>
+      <w:r>
+        <w:t>.</w:t>
+      </w:r>
+      <w:r>
+        <w:rPr>
+          <w:lang w:val="en-US"/>
+        </w:rPr>
+        <w:t>html</w:t>
+      </w:r>
+      <w:r>
+        <w:t>"&gt;Положение о защите персональных данных&lt;/</w:t>
+      </w:r>
+      <w:r>
+        <w:rPr>
+          <w:lang w:val="en-US"/>
+        </w:rPr>
+        <w:t>a</w:t>
+      </w:r>
+      <w:r>
+        <w:t>&gt;&lt;/</w:t>
+      </w:r>
+      <w:r>
+        <w:rPr>
+          <w:lang w:val="en-US"/>
+        </w:rPr>
+        <w:t>h</w:t>
+      </w:r>
+      <w:r>
+        <w:t>5&gt;</w:t>
+      </w:r>
+    </w:p>
+    <w:p>
+      <w:pPr>
+        <w:pStyle w:val="a3"/>
+        <w:spacing w:before="155" w:line="360" w:lineRule="auto"/>
+        <w:ind w:right="429" w:firstLine="566"/>
+        <w:jc w:val="both"/>
+      </w:pPr>
+    </w:p>
+    <w:p>
+      <w:pPr>
+        <w:pStyle w:val="a3"/>
+        <w:spacing w:before="155" w:line="360" w:lineRule="auto"/>
+        <w:ind w:right="429" w:firstLine="566"/>
+        <w:jc w:val="both"/>
+      </w:pPr>
+      <w:r>
+        <w:t>&lt;/</w:t>
+      </w:r>
+      <w:r>
+        <w:rPr>
+          <w:lang w:val="en-US"/>
+        </w:rPr>
+        <w:t>footer</w:t>
+      </w:r>
+      <w:r>
+        <w:t>&gt;</w:t>
+      </w:r>
+    </w:p>
+    <w:p>
+      <w:pPr>
+        <w:pStyle w:val="a3"/>
+        <w:spacing w:before="155" w:line="360" w:lineRule="auto"/>
+        <w:ind w:right="429" w:firstLine="566"/>
+        <w:jc w:val="both"/>
+      </w:pPr>
+    </w:p>
+    <w:p>
+      <w:pPr>
+        <w:pStyle w:val="a3"/>
+        <w:spacing w:before="155" w:line="360" w:lineRule="auto"/>
+        <w:ind w:right="429" w:firstLine="566"/>
+        <w:jc w:val="both"/>
+      </w:pPr>
+      <w:r>
+        <w:t xml:space="preserve">На всех страницах есть баннерная картинка, предназначенная для украшения внешнего вида веб-сайта. Впрочем, на некоторых страницах она заменена на </w:t>
+      </w:r>
+      <w:r>
+        <w:rPr>
+          <w:lang w:val="en-US"/>
+        </w:rPr>
+        <w:t>Swiper</w:t>
+      </w:r>
+      <w:r>
+        <w:t xml:space="preserve">, который показывает сразу несколько картинок. Эта библиотека используется, например, на главной странице сайта. </w:t>
+      </w:r>
+    </w:p>
+    <w:p>
+      <w:pPr>
+        <w:pStyle w:val="a3"/>
+        <w:spacing w:before="155" w:line="360" w:lineRule="auto"/>
+        <w:ind w:right="429" w:firstLine="566"/>
+        <w:jc w:val="both"/>
+      </w:pPr>
+    </w:p>
+    <w:p>
+      <w:pPr>
+        <w:pStyle w:val="a3"/>
+        <w:spacing w:before="155" w:line="360" w:lineRule="auto"/>
+        <w:ind w:right="429" w:firstLine="566"/>
+        <w:jc w:val="both"/>
+      </w:pPr>
+      <w:proofErr w:type="gramStart"/>
+      <w:r>
+        <w:t>&lt;!--</w:t>
+      </w:r>
+      <w:proofErr w:type="gramEnd"/>
+      <w:r>
+        <w:t xml:space="preserve"> Основной контейнер </w:t>
+      </w:r>
+      <w:proofErr w:type="spellStart"/>
+      <w:r>
+        <w:t>свайпера</w:t>
+      </w:r>
+      <w:proofErr w:type="spellEnd"/>
+      <w:r>
+        <w:t xml:space="preserve"> --&gt;</w:t>
+      </w:r>
+    </w:p>
+    <w:p>
+      <w:pPr>
+        <w:pStyle w:val="a3"/>
+        <w:spacing w:before="155" w:line="360" w:lineRule="auto"/>
+        <w:ind w:right="429" w:firstLine="566"/>
+        <w:jc w:val="both"/>
+      </w:pPr>
+      <w:r>
         <w:tab/>
       </w:r>
       <w:r>
-        <w:rPr>
-          <w:lang w:val="en-US"/>
-        </w:rPr>
         <w:tab/>
       </w:r>
       <w:r>
-        <w:rPr>
-          <w:lang w:val="en-US"/>
-        </w:rPr>
         <w:tab/>
-      </w:r>
-      <w:r>
-        <w:rPr>
-          <w:lang w:val="en-US"/>
-        </w:rPr>
+        <w:t>&lt;</w:t>
+      </w:r>
+      <w:proofErr w:type="spellStart"/>
+      <w:r>
+        <w:t>div</w:t>
+      </w:r>
+      <w:proofErr w:type="spellEnd"/>
+      <w:r>
+        <w:t xml:space="preserve"> </w:t>
+      </w:r>
+      <w:proofErr w:type="spellStart"/>
+      <w:r>
+        <w:t>class</w:t>
+      </w:r>
+      <w:proofErr w:type="spellEnd"/>
+      <w:r>
+        <w:t>="</w:t>
+      </w:r>
+      <w:proofErr w:type="spellStart"/>
+      <w:r>
+        <w:t>swiper</w:t>
+      </w:r>
+      <w:proofErr w:type="spellEnd"/>
+      <w:r>
+        <w:t>"&gt;</w:t>
+      </w:r>
+    </w:p>
+    <w:p>
+      <w:pPr>
+        <w:pStyle w:val="a3"/>
+        <w:spacing w:before="155" w:line="360" w:lineRule="auto"/>
+        <w:ind w:right="429" w:firstLine="566"/>
+        <w:jc w:val="both"/>
+      </w:pPr>
+      <w:r>
         <w:tab/>
       </w:r>
       <w:r>
-        <w:rPr>
-          <w:lang w:val="en-US"/>
-        </w:rPr>
         <w:tab/>
       </w:r>
       <w:r>
-        <w:rPr>
-          <w:lang w:val="en-US"/>
-        </w:rPr>
+        <w:tab/>
+      </w:r>
+      <w:r>
+        <w:tab/>
+      </w:r>
+      <w:proofErr w:type="gramStart"/>
+      <w:r>
+        <w:t>&lt;!--</w:t>
+      </w:r>
+      <w:proofErr w:type="gramEnd"/>
+      <w:r>
+        <w:t xml:space="preserve"> Обёртка для удобства --&gt;</w:t>
+      </w:r>
+    </w:p>
+    <w:p>
+      <w:pPr>
+        <w:pStyle w:val="a3"/>
+        <w:spacing w:before="155" w:line="360" w:lineRule="auto"/>
+        <w:ind w:right="429" w:firstLine="566"/>
+        <w:jc w:val="both"/>
+        <w:rPr>
+          <w:lang w:val="en-US"/>
+        </w:rPr>
+      </w:pPr>
+      <w:r>
+        <w:tab/>
+      </w:r>
+      <w:r>
+        <w:tab/>
+      </w:r>
+      <w:r>
+        <w:tab/>
+      </w:r>
+      <w:r>
+        <w:tab/>
+      </w:r>
+      <w:r>
+        <w:rPr>
+          <w:lang w:val="en-US"/>
+        </w:rPr>
+        <w:t>&lt;</w:t>
+      </w:r>
+      <w:r>
+        <w:rPr>
+          <w:lang w:val="en-US"/>
+        </w:rPr>
+        <w:t>div</w:t>
+      </w:r>
+      <w:r>
+        <w:rPr>
+          <w:lang w:val="en-US"/>
+        </w:rPr>
+        <w:t xml:space="preserve"> </w:t>
+      </w:r>
+      <w:r>
+        <w:rPr>
+          <w:lang w:val="en-US"/>
+        </w:rPr>
+        <w:t>class</w:t>
+      </w:r>
+      <w:r>
+        <w:rPr>
+          <w:lang w:val="en-US"/>
+        </w:rPr>
+        <w:t>="</w:t>
+      </w:r>
+      <w:r>
+        <w:rPr>
+          <w:lang w:val="en-US"/>
+        </w:rPr>
+        <w:t>swiper</w:t>
+      </w:r>
+      <w:r>
+        <w:rPr>
+          <w:lang w:val="en-US"/>
+        </w:rPr>
+        <w:t>-</w:t>
+      </w:r>
+      <w:r>
+        <w:rPr>
+          <w:lang w:val="en-US"/>
+        </w:rPr>
+        <w:t>wrapper</w:t>
+      </w:r>
+      <w:r>
+        <w:rPr>
+          <w:lang w:val="en-US"/>
+        </w:rPr>
+        <w:t>"&gt;</w:t>
+      </w:r>
+    </w:p>
+    <w:p>
+      <w:pPr>
+        <w:pStyle w:val="a3"/>
+        <w:spacing w:before="155" w:line="360" w:lineRule="auto"/>
+        <w:ind w:right="429" w:firstLine="566"/>
+        <w:jc w:val="both"/>
+        <w:rPr>
+          <w:lang w:val="en-US"/>
+        </w:rPr>
+      </w:pPr>
+      <w:r>
+        <w:rPr>
+          <w:lang w:val="en-US"/>
+        </w:rPr>
+        <w:tab/>
+      </w:r>
+      <w:r>
+        <w:rPr>
+          <w:lang w:val="en-US"/>
+        </w:rPr>
+        <w:tab/>
+      </w:r>
+      <w:r>
+        <w:rPr>
+          <w:lang w:val="en-US"/>
+        </w:rPr>
+        <w:tab/>
+      </w:r>
+      <w:r>
+        <w:rPr>
+          <w:lang w:val="en-US"/>
+        </w:rPr>
+        <w:tab/>
+      </w:r>
+      <w:proofErr w:type="gramStart"/>
+      <w:r>
+        <w:rPr>
+          <w:lang w:val="en-US"/>
+        </w:rPr>
+        <w:t>&lt;!--</w:t>
+      </w:r>
+      <w:proofErr w:type="gramEnd"/>
+      <w:r>
+        <w:rPr>
+          <w:lang w:val="en-US"/>
+        </w:rPr>
+        <w:t xml:space="preserve"> </w:t>
+      </w:r>
+      <w:r>
+        <w:t>Слайды</w:t>
+      </w:r>
+      <w:r>
+        <w:rPr>
+          <w:lang w:val="en-US"/>
+        </w:rPr>
+        <w:t xml:space="preserve"> --&gt;</w:t>
+      </w:r>
+    </w:p>
+    <w:p>
+      <w:pPr>
+        <w:pStyle w:val="a3"/>
+        <w:spacing w:before="155" w:line="360" w:lineRule="auto"/>
+        <w:ind w:right="429" w:firstLine="566"/>
+        <w:jc w:val="both"/>
+        <w:rPr>
+          <w:lang w:val="en-US"/>
+        </w:rPr>
+      </w:pPr>
+      <w:r>
+        <w:rPr>
+          <w:lang w:val="en-US"/>
+        </w:rPr>
+        <w:tab/>
+      </w:r>
+      <w:r>
+        <w:rPr>
+          <w:lang w:val="en-US"/>
+        </w:rPr>
+        <w:tab/>
+      </w:r>
+      <w:r>
+        <w:rPr>
+          <w:lang w:val="en-US"/>
+        </w:rPr>
+        <w:tab/>
+      </w:r>
+      <w:r>
+        <w:rPr>
+          <w:lang w:val="en-US"/>
+        </w:rPr>
+        <w:tab/>
+        <w:t>&lt;div class="swiper-slide"&gt;</w:t>
+      </w:r>
+    </w:p>
+    <w:p>
+      <w:pPr>
+        <w:pStyle w:val="a3"/>
+        <w:spacing w:before="155" w:line="360" w:lineRule="auto"/>
+        <w:ind w:right="429" w:firstLine="566"/>
+        <w:jc w:val="both"/>
+        <w:rPr>
+          <w:lang w:val="en-US"/>
+        </w:rPr>
+      </w:pPr>
+      <w:r>
+        <w:rPr>
+          <w:lang w:val="en-US"/>
+        </w:rPr>
+        <w:tab/>
+      </w:r>
+      <w:r>
+        <w:rPr>
+          <w:lang w:val="en-US"/>
+        </w:rPr>
+        <w:tab/>
+      </w:r>
+      <w:r>
+        <w:rPr>
+          <w:lang w:val="en-US"/>
+        </w:rPr>
+        <w:tab/>
+      </w:r>
+      <w:r>
+        <w:rPr>
+          <w:lang w:val="en-US"/>
+        </w:rPr>
+        <w:tab/>
+      </w:r>
+      <w:r>
+        <w:rPr>
+          <w:lang w:val="en-US"/>
+        </w:rPr>
+        <w:tab/>
+        <w:t>&lt;</w:t>
+      </w:r>
+      <w:proofErr w:type="spellStart"/>
+      <w:r>
+        <w:rPr>
+          <w:lang w:val="en-US"/>
+        </w:rPr>
+        <w:t>img</w:t>
+      </w:r>
+      <w:proofErr w:type="spellEnd"/>
+      <w:r>
+        <w:rPr>
+          <w:lang w:val="en-US"/>
+        </w:rPr>
+        <w:t xml:space="preserve"> </w:t>
+      </w:r>
+      <w:proofErr w:type="spellStart"/>
+      <w:r>
+        <w:rPr>
+          <w:lang w:val="en-US"/>
+        </w:rPr>
+        <w:t>src</w:t>
+      </w:r>
+      <w:proofErr w:type="spellEnd"/>
+      <w:r>
+        <w:rPr>
+          <w:lang w:val="en-US"/>
+        </w:rPr>
+        <w:t>="pictures/mainscreen.jpg"&gt;</w:t>
+      </w:r>
+    </w:p>
+    <w:p>
+      <w:pPr>
+        <w:pStyle w:val="a3"/>
+        <w:spacing w:before="155" w:line="360" w:lineRule="auto"/>
+        <w:ind w:right="429" w:firstLine="566"/>
+        <w:jc w:val="both"/>
+      </w:pPr>
+      <w:r>
+        <w:rPr>
+          <w:lang w:val="en-US"/>
+        </w:rPr>
+        <w:tab/>
+      </w:r>
+      <w:r>
+        <w:rPr>
+          <w:lang w:val="en-US"/>
+        </w:rPr>
+        <w:tab/>
+      </w:r>
+      <w:r>
+        <w:rPr>
+          <w:lang w:val="en-US"/>
+        </w:rPr>
+        <w:tab/>
+      </w:r>
+      <w:r>
+        <w:rPr>
+          <w:lang w:val="en-US"/>
+        </w:rPr>
+        <w:tab/>
+      </w:r>
+      <w:r>
+        <w:rPr>
+          <w:lang w:val="en-US"/>
+        </w:rPr>
+        <w:tab/>
+      </w:r>
+      <w:r>
+        <w:t>&lt;h</w:t>
+      </w:r>
+      <w:proofErr w:type="gramStart"/>
+      <w:r>
+        <w:t>1&gt;АКЦИОНЕРНОЕ</w:t>
+      </w:r>
+      <w:proofErr w:type="gramEnd"/>
+      <w:r>
+        <w:t xml:space="preserve"> ОБЩЕСТВО «ВНЕШНЕЭКОНОМИЧЕСКОЕ ОБЪЕДИНЕНИЕ «МАШИНОИМПОРТ»&lt;/h1&gt;</w:t>
+      </w:r>
+    </w:p>
+    <w:p>
+      <w:pPr>
+        <w:pStyle w:val="a3"/>
+        <w:spacing w:before="155" w:line="360" w:lineRule="auto"/>
+        <w:ind w:right="429" w:firstLine="566"/>
+        <w:jc w:val="both"/>
+        <w:rPr>
+          <w:lang w:val="en-US"/>
+        </w:rPr>
+      </w:pPr>
+      <w:r>
+        <w:lastRenderedPageBreak/>
+        <w:tab/>
+      </w:r>
+      <w:r>
+        <w:tab/>
+      </w:r>
+      <w:r>
+        <w:tab/>
+      </w:r>
+      <w:r>
+        <w:tab/>
+      </w:r>
+      <w:r>
+        <w:rPr>
+          <w:lang w:val="en-US"/>
+        </w:rPr>
+        <w:t>&lt;/div&gt;</w:t>
+      </w:r>
+    </w:p>
+    <w:p>
+      <w:pPr>
+        <w:pStyle w:val="a3"/>
+        <w:spacing w:before="155" w:line="360" w:lineRule="auto"/>
+        <w:ind w:right="429" w:firstLine="566"/>
+        <w:jc w:val="both"/>
+        <w:rPr>
+          <w:lang w:val="en-US"/>
+        </w:rPr>
+      </w:pPr>
+      <w:r>
+        <w:rPr>
+          <w:lang w:val="en-US"/>
+        </w:rPr>
+        <w:tab/>
+      </w:r>
+      <w:r>
+        <w:rPr>
+          <w:lang w:val="en-US"/>
+        </w:rPr>
+        <w:tab/>
+      </w:r>
+      <w:r>
+        <w:rPr>
+          <w:lang w:val="en-US"/>
+        </w:rPr>
+        <w:tab/>
+      </w:r>
+      <w:r>
+        <w:rPr>
+          <w:lang w:val="en-US"/>
+        </w:rPr>
+        <w:tab/>
+        <w:t>&lt;div class="swiper-slide"&gt;</w:t>
+      </w:r>
+    </w:p>
+    <w:p>
+      <w:pPr>
+        <w:pStyle w:val="a3"/>
+        <w:spacing w:before="155" w:line="360" w:lineRule="auto"/>
+        <w:ind w:right="429" w:firstLine="566"/>
+        <w:jc w:val="both"/>
+        <w:rPr>
+          <w:lang w:val="en-US"/>
+        </w:rPr>
+      </w:pPr>
+      <w:r>
+        <w:rPr>
+          <w:lang w:val="en-US"/>
+        </w:rPr>
+        <w:tab/>
+      </w:r>
+      <w:r>
+        <w:rPr>
+          <w:lang w:val="en-US"/>
+        </w:rPr>
+        <w:tab/>
+      </w:r>
+      <w:r>
+        <w:rPr>
+          <w:lang w:val="en-US"/>
+        </w:rPr>
+        <w:tab/>
+      </w:r>
+      <w:r>
+        <w:rPr>
+          <w:lang w:val="en-US"/>
+        </w:rPr>
+        <w:tab/>
+      </w:r>
+      <w:r>
+        <w:rPr>
+          <w:lang w:val="en-US"/>
+        </w:rPr>
+        <w:tab/>
+        <w:t>&lt;</w:t>
+      </w:r>
+      <w:proofErr w:type="spellStart"/>
+      <w:r>
+        <w:rPr>
+          <w:lang w:val="en-US"/>
+        </w:rPr>
+        <w:t>img</w:t>
+      </w:r>
+      <w:proofErr w:type="spellEnd"/>
+      <w:r>
+        <w:rPr>
+          <w:lang w:val="en-US"/>
+        </w:rPr>
+        <w:t xml:space="preserve"> </w:t>
+      </w:r>
+      <w:proofErr w:type="spellStart"/>
+      <w:r>
+        <w:rPr>
+          <w:lang w:val="en-US"/>
+        </w:rPr>
+        <w:t>src</w:t>
+      </w:r>
+      <w:proofErr w:type="spellEnd"/>
+      <w:r>
+        <w:rPr>
+          <w:lang w:val="en-US"/>
+        </w:rPr>
+        <w:t>="pictures/slider2.jpg"&gt;</w:t>
+      </w:r>
+    </w:p>
+    <w:p>
+      <w:pPr>
+        <w:pStyle w:val="a3"/>
+        <w:spacing w:before="155" w:line="360" w:lineRule="auto"/>
+        <w:ind w:right="429" w:firstLine="566"/>
+        <w:jc w:val="both"/>
+      </w:pPr>
+      <w:r>
+        <w:rPr>
+          <w:lang w:val="en-US"/>
+        </w:rPr>
+        <w:tab/>
+      </w:r>
+      <w:r>
+        <w:rPr>
+          <w:lang w:val="en-US"/>
+        </w:rPr>
+        <w:tab/>
+      </w:r>
+      <w:r>
+        <w:rPr>
+          <w:lang w:val="en-US"/>
+        </w:rPr>
+        <w:tab/>
+      </w:r>
+      <w:r>
+        <w:rPr>
+          <w:lang w:val="en-US"/>
+        </w:rPr>
+        <w:tab/>
+      </w:r>
+      <w:r>
+        <w:rPr>
+          <w:lang w:val="en-US"/>
+        </w:rPr>
+        <w:tab/>
+      </w:r>
+      <w:r>
+        <w:t>&lt;h</w:t>
+      </w:r>
+      <w:proofErr w:type="gramStart"/>
+      <w:r>
+        <w:t>1&gt;АО</w:t>
+      </w:r>
+      <w:proofErr w:type="gramEnd"/>
+      <w:r>
+        <w:t xml:space="preserve"> «ВО «МАШИНОИМПОРТ» УСПЕШНО РЕАЛИЗОВАЛО БОЛЕЕ 200 ПРОЕКТОВ В 28-МИ СТРАНАХ МИРА&lt;/h1&gt;</w:t>
+      </w:r>
+    </w:p>
+    <w:p>
+      <w:pPr>
+        <w:pStyle w:val="a3"/>
+        <w:spacing w:before="155" w:line="360" w:lineRule="auto"/>
+        <w:ind w:right="429" w:firstLine="566"/>
+        <w:jc w:val="both"/>
+        <w:rPr>
+          <w:lang w:val="en-US"/>
+        </w:rPr>
+      </w:pPr>
+      <w:r>
+        <w:tab/>
+      </w:r>
+      <w:r>
+        <w:tab/>
+      </w:r>
+      <w:r>
+        <w:tab/>
+      </w:r>
+      <w:r>
+        <w:tab/>
+      </w:r>
+      <w:r>
+        <w:rPr>
+          <w:lang w:val="en-US"/>
+        </w:rPr>
+        <w:t>&lt;/div&gt;</w:t>
+      </w:r>
+    </w:p>
+    <w:p>
+      <w:pPr>
+        <w:pStyle w:val="a3"/>
+        <w:spacing w:before="155" w:line="360" w:lineRule="auto"/>
+        <w:ind w:right="429" w:firstLine="566"/>
+        <w:jc w:val="both"/>
+        <w:rPr>
+          <w:lang w:val="en-US"/>
+        </w:rPr>
+      </w:pPr>
+      <w:r>
+        <w:rPr>
+          <w:lang w:val="en-US"/>
+        </w:rPr>
+        <w:tab/>
+      </w:r>
+      <w:r>
+        <w:rPr>
+          <w:lang w:val="en-US"/>
+        </w:rPr>
+        <w:tab/>
+      </w:r>
+      <w:r>
+        <w:rPr>
+          <w:lang w:val="en-US"/>
+        </w:rPr>
+        <w:tab/>
+      </w:r>
+      <w:r>
+        <w:rPr>
+          <w:lang w:val="en-US"/>
+        </w:rPr>
+        <w:tab/>
+        <w:t>&lt;div class="swiper-slide"&gt;</w:t>
+      </w:r>
+    </w:p>
+    <w:p>
+      <w:pPr>
+        <w:pStyle w:val="a3"/>
+        <w:spacing w:before="155" w:line="360" w:lineRule="auto"/>
+        <w:ind w:right="429" w:firstLine="566"/>
+        <w:jc w:val="both"/>
+        <w:rPr>
+          <w:lang w:val="en-US"/>
+        </w:rPr>
+      </w:pPr>
+      <w:r>
+        <w:rPr>
+          <w:lang w:val="en-US"/>
+        </w:rPr>
+        <w:tab/>
+      </w:r>
+      <w:r>
+        <w:rPr>
+          <w:lang w:val="en-US"/>
+        </w:rPr>
+        <w:tab/>
+      </w:r>
+      <w:r>
+        <w:rPr>
+          <w:lang w:val="en-US"/>
+        </w:rPr>
+        <w:tab/>
+      </w:r>
+      <w:r>
+        <w:rPr>
+          <w:lang w:val="en-US"/>
+        </w:rPr>
+        <w:tab/>
+      </w:r>
+      <w:r>
+        <w:rPr>
+          <w:lang w:val="en-US"/>
+        </w:rPr>
+        <w:tab/>
+        <w:t>&lt;</w:t>
+      </w:r>
+      <w:proofErr w:type="spellStart"/>
+      <w:r>
+        <w:rPr>
+          <w:lang w:val="en-US"/>
+        </w:rPr>
+        <w:t>img</w:t>
+      </w:r>
+      <w:proofErr w:type="spellEnd"/>
+      <w:r>
+        <w:rPr>
+          <w:lang w:val="en-US"/>
+        </w:rPr>
+        <w:t xml:space="preserve"> </w:t>
+      </w:r>
+      <w:proofErr w:type="spellStart"/>
+      <w:r>
+        <w:rPr>
+          <w:lang w:val="en-US"/>
+        </w:rPr>
+        <w:t>src</w:t>
+      </w:r>
+      <w:proofErr w:type="spellEnd"/>
+      <w:r>
+        <w:rPr>
+          <w:lang w:val="en-US"/>
+        </w:rPr>
+        <w:t>="pictures/slider3.jpg"&gt;</w:t>
+      </w:r>
+    </w:p>
+    <w:p>
+      <w:pPr>
+        <w:pStyle w:val="a3"/>
+        <w:spacing w:before="155" w:line="360" w:lineRule="auto"/>
+        <w:ind w:right="429" w:firstLine="566"/>
+        <w:jc w:val="both"/>
+      </w:pPr>
+      <w:r>
+        <w:rPr>
+          <w:lang w:val="en-US"/>
+        </w:rPr>
+        <w:tab/>
+      </w:r>
+      <w:r>
+        <w:rPr>
+          <w:lang w:val="en-US"/>
+        </w:rPr>
+        <w:tab/>
+      </w:r>
+      <w:r>
+        <w:rPr>
+          <w:lang w:val="en-US"/>
+        </w:rPr>
+        <w:tab/>
+      </w:r>
+      <w:r>
+        <w:rPr>
+          <w:lang w:val="en-US"/>
+        </w:rPr>
+        <w:tab/>
+      </w:r>
+      <w:r>
+        <w:rPr>
+          <w:lang w:val="en-US"/>
+        </w:rPr>
+        <w:tab/>
+      </w:r>
+      <w:r>
+        <w:t>&lt;h</w:t>
+      </w:r>
+      <w:proofErr w:type="gramStart"/>
+      <w:r>
+        <w:t>1&gt;ВЕДЕТ</w:t>
+      </w:r>
+      <w:proofErr w:type="gramEnd"/>
+      <w:r>
+        <w:t xml:space="preserve"> ОТСЧЕТ СВОЕЙ ИСТОРИИ С 31 ОКТЯБРЯ 1933 ГОДА&lt;/h1&gt;</w:t>
+      </w:r>
+    </w:p>
+    <w:p>
+      <w:pPr>
+        <w:pStyle w:val="a3"/>
+        <w:spacing w:before="155" w:line="360" w:lineRule="auto"/>
+        <w:ind w:right="429" w:firstLine="566"/>
+        <w:jc w:val="both"/>
+      </w:pPr>
+      <w:r>
+        <w:tab/>
+      </w:r>
+      <w:r>
+        <w:tab/>
+      </w:r>
+      <w:r>
+        <w:tab/>
+      </w:r>
+      <w:r>
         <w:tab/>
         <w:t>&lt;/</w:t>
       </w:r>
       <w:proofErr w:type="spellStart"/>
       <w:r>
-        <w:rPr>
-          <w:lang w:val="en-US"/>
-        </w:rPr>
-        <w:t>ul</w:t>
-      </w:r>
-      <w:proofErr w:type="spellEnd"/>
-      <w:r>
-        <w:rPr>
-          <w:lang w:val="en-US"/>
-        </w:rPr>
+        <w:t>div</w:t>
+      </w:r>
+      <w:proofErr w:type="spellEnd"/>
+      <w:r>
         <w:t>&gt;</w:t>
       </w:r>
     </w:p>
@@ -19357,478 +21602,68 @@
       <w:pPr>
         <w:pStyle w:val="a3"/>
         <w:spacing w:before="155" w:line="360" w:lineRule="auto"/>
-        <w:ind w:right="429"/>
-        <w:jc w:val="both"/>
-        <w:rPr>
-          <w:lang w:val="en-US"/>
-        </w:rPr>
-      </w:pPr>
-      <w:r>
-        <w:rPr>
-          <w:lang w:val="en-US"/>
-        </w:rPr>
+        <w:ind w:right="429" w:firstLine="566"/>
+        <w:jc w:val="both"/>
+      </w:pPr>
+      <w:r>
         <w:tab/>
       </w:r>
       <w:r>
-        <w:rPr>
-          <w:lang w:val="en-US"/>
-        </w:rPr>
         <w:tab/>
       </w:r>
       <w:r>
-        <w:rPr>
-          <w:lang w:val="en-US"/>
-        </w:rPr>
         <w:tab/>
       </w:r>
       <w:r>
-        <w:rPr>
-          <w:lang w:val="en-US"/>
-        </w:rPr>
         <w:tab/>
       </w:r>
-      <w:r>
-        <w:rPr>
-          <w:lang w:val="en-US"/>
-        </w:rPr>
+    </w:p>
+    <w:p>
+      <w:pPr>
+        <w:pStyle w:val="a3"/>
+        <w:spacing w:before="155" w:line="360" w:lineRule="auto"/>
+        <w:ind w:right="429" w:firstLine="566"/>
+        <w:jc w:val="both"/>
+      </w:pPr>
+      <w:r>
         <w:tab/>
-        <w:t>&lt;/li&gt;</w:t>
-      </w:r>
-    </w:p>
-    <w:p>
-      <w:pPr>
-        <w:pStyle w:val="a3"/>
-        <w:spacing w:before="155" w:line="360" w:lineRule="auto"/>
-        <w:ind w:right="429"/>
-        <w:jc w:val="both"/>
-        <w:rPr>
-          <w:lang w:val="en-US"/>
-        </w:rPr>
-      </w:pPr>
-      <w:r>
-        <w:rPr>
-          <w:lang w:val="en-US"/>
-        </w:rPr>
+      </w:r>
+      <w:r>
         <w:tab/>
       </w:r>
       <w:r>
-        <w:rPr>
-          <w:lang w:val="en-US"/>
-        </w:rPr>
         <w:tab/>
       </w:r>
       <w:r>
-        <w:rPr>
-          <w:lang w:val="en-US"/>
-        </w:rPr>
         <w:tab/>
       </w:r>
-      <w:r>
-        <w:rPr>
-          <w:lang w:val="en-US"/>
-        </w:rPr>
+    </w:p>
+    <w:p>
+      <w:pPr>
+        <w:pStyle w:val="a3"/>
+        <w:spacing w:before="155" w:line="360" w:lineRule="auto"/>
+        <w:ind w:right="429" w:firstLine="566"/>
+        <w:jc w:val="both"/>
+      </w:pPr>
+      <w:r>
         <w:tab/>
       </w:r>
       <w:r>
-        <w:rPr>
-          <w:lang w:val="en-US"/>
-        </w:rPr>
         <w:tab/>
-        <w:t xml:space="preserve">&lt;li&gt;&lt;a </w:t>
-      </w:r>
-      <w:proofErr w:type="spellStart"/>
-      <w:r>
-        <w:rPr>
-          <w:lang w:val="en-US"/>
-        </w:rPr>
-        <w:t>href</w:t>
-      </w:r>
-      <w:proofErr w:type="spellEnd"/>
-      <w:r>
-        <w:rPr>
-          <w:lang w:val="en-US"/>
-        </w:rPr>
-        <w:t>="management.html"&gt;</w:t>
-      </w:r>
-      <w:r>
-        <w:t>Управление</w:t>
-      </w:r>
-      <w:r>
-        <w:rPr>
-          <w:lang w:val="en-US"/>
-        </w:rPr>
-        <w:t>&lt;/a&gt;</w:t>
-      </w:r>
-    </w:p>
-    <w:p>
-      <w:pPr>
-        <w:pStyle w:val="a3"/>
-        <w:spacing w:before="155" w:line="360" w:lineRule="auto"/>
-        <w:ind w:right="429"/>
-        <w:jc w:val="both"/>
-        <w:rPr>
-          <w:lang w:val="en-US"/>
-        </w:rPr>
-      </w:pPr>
-      <w:r>
-        <w:rPr>
-          <w:lang w:val="en-US"/>
-        </w:rPr>
+      </w:r>
+      <w:r>
         <w:tab/>
       </w:r>
       <w:r>
-        <w:rPr>
-          <w:lang w:val="en-US"/>
-        </w:rPr>
-        <w:tab/>
-      </w:r>
-      <w:r>
-        <w:rPr>
-          <w:lang w:val="en-US"/>
-        </w:rPr>
-        <w:tab/>
-      </w:r>
-      <w:r>
-        <w:rPr>
-          <w:lang w:val="en-US"/>
-        </w:rPr>
-        <w:tab/>
-      </w:r>
-      <w:r>
-        <w:rPr>
-          <w:lang w:val="en-US"/>
-        </w:rPr>
-        <w:tab/>
-      </w:r>
-      <w:r>
-        <w:rPr>
-          <w:lang w:val="en-US"/>
-        </w:rPr>
-        <w:tab/>
-      </w:r>
-      <w:r>
-        <w:rPr>
-          <w:lang w:val="en-US"/>
-        </w:rPr>
-        <w:t>&lt;</w:t>
-      </w:r>
-      <w:proofErr w:type="spellStart"/>
-      <w:r>
-        <w:rPr>
-          <w:lang w:val="en-US"/>
-        </w:rPr>
-        <w:t>ul</w:t>
-      </w:r>
-      <w:proofErr w:type="spellEnd"/>
-      <w:r>
-        <w:rPr>
-          <w:lang w:val="en-US"/>
-        </w:rPr>
-        <w:t>&gt;</w:t>
-      </w:r>
-    </w:p>
-    <w:p>
-      <w:pPr>
-        <w:pStyle w:val="a3"/>
-        <w:spacing w:before="155" w:line="360" w:lineRule="auto"/>
-        <w:ind w:right="429"/>
-        <w:jc w:val="both"/>
-        <w:rPr>
-          <w:lang w:val="en-US"/>
-        </w:rPr>
-      </w:pPr>
-      <w:r>
-        <w:rPr>
-          <w:lang w:val="en-US"/>
-        </w:rPr>
-        <w:tab/>
-      </w:r>
-      <w:r>
-        <w:rPr>
-          <w:lang w:val="en-US"/>
-        </w:rPr>
-        <w:tab/>
-      </w:r>
-      <w:r>
-        <w:rPr>
-          <w:lang w:val="en-US"/>
-        </w:rPr>
-        <w:tab/>
-      </w:r>
-      <w:r>
-        <w:rPr>
-          <w:lang w:val="en-US"/>
-        </w:rPr>
-        <w:tab/>
-      </w:r>
-      <w:r>
-        <w:rPr>
-          <w:lang w:val="en-US"/>
-        </w:rPr>
-        <w:tab/>
-      </w:r>
-      <w:r>
-        <w:rPr>
-          <w:lang w:val="en-US"/>
-        </w:rPr>
-        <w:tab/>
-      </w:r>
-      <w:r>
-        <w:rPr>
-          <w:lang w:val="en-US"/>
-        </w:rPr>
-        <w:tab/>
-      </w:r>
-      <w:r>
-        <w:rPr>
-          <w:lang w:val="en-US"/>
-        </w:rPr>
-        <w:t xml:space="preserve">&lt;li&gt;&lt;a </w:t>
-      </w:r>
-      <w:proofErr w:type="spellStart"/>
-      <w:r>
-        <w:rPr>
-          <w:lang w:val="en-US"/>
-        </w:rPr>
-        <w:lastRenderedPageBreak/>
-        <w:t>href</w:t>
-      </w:r>
-      <w:proofErr w:type="spellEnd"/>
-      <w:r>
-        <w:rPr>
-          <w:lang w:val="en-US"/>
-        </w:rPr>
-        <w:t>="</w:t>
-      </w:r>
-      <w:proofErr w:type="spellStart"/>
-      <w:r>
-        <w:rPr>
-          <w:lang w:val="en-US"/>
-        </w:rPr>
-        <w:t>dropdown_menu</w:t>
-      </w:r>
-      <w:proofErr w:type="spellEnd"/>
-      <w:r>
-        <w:rPr>
-          <w:lang w:val="en-US"/>
-        </w:rPr>
-        <w:t>/</w:t>
-      </w:r>
-      <w:proofErr w:type="spellStart"/>
-      <w:r>
-        <w:rPr>
-          <w:lang w:val="en-US"/>
-        </w:rPr>
-        <w:t>dropdown_management</w:t>
-      </w:r>
-      <w:proofErr w:type="spellEnd"/>
-      <w:r>
-        <w:rPr>
-          <w:lang w:val="en-US"/>
-        </w:rPr>
-        <w:t>/structure.html"&gt;</w:t>
-      </w:r>
-      <w:r>
-        <w:t>Структура</w:t>
-      </w:r>
-      <w:r>
-        <w:rPr>
-          <w:lang w:val="en-US"/>
-        </w:rPr>
-        <w:t xml:space="preserve"> </w:t>
-      </w:r>
-      <w:r>
-        <w:t>управления</w:t>
-      </w:r>
-      <w:r>
-        <w:rPr>
-          <w:lang w:val="en-US"/>
-        </w:rPr>
-        <w:t>&lt;/a&gt;&lt;/li&gt;</w:t>
-      </w:r>
-    </w:p>
-    <w:p>
-      <w:pPr>
-        <w:pStyle w:val="a3"/>
-        <w:spacing w:before="155" w:line="360" w:lineRule="auto"/>
-        <w:ind w:right="429"/>
-        <w:jc w:val="both"/>
-        <w:rPr>
-          <w:lang w:val="en-US"/>
-        </w:rPr>
-      </w:pPr>
-      <w:r>
-        <w:rPr>
-          <w:lang w:val="en-US"/>
-        </w:rPr>
-        <w:tab/>
-      </w:r>
-      <w:r>
-        <w:rPr>
-          <w:lang w:val="en-US"/>
-        </w:rPr>
-        <w:tab/>
-      </w:r>
-      <w:r>
-        <w:rPr>
-          <w:lang w:val="en-US"/>
-        </w:rPr>
-        <w:tab/>
-      </w:r>
-      <w:r>
-        <w:rPr>
-          <w:lang w:val="en-US"/>
-        </w:rPr>
-        <w:tab/>
-      </w:r>
-      <w:r>
-        <w:rPr>
-          <w:lang w:val="en-US"/>
-        </w:rPr>
-        <w:tab/>
-      </w:r>
-      <w:r>
-        <w:rPr>
-          <w:lang w:val="en-US"/>
-        </w:rPr>
-        <w:tab/>
-      </w:r>
-      <w:r>
-        <w:rPr>
-          <w:lang w:val="en-US"/>
-        </w:rPr>
-        <w:tab/>
-        <w:t xml:space="preserve">&lt;li&gt;&lt;a </w:t>
-      </w:r>
-      <w:proofErr w:type="spellStart"/>
-      <w:r>
-        <w:rPr>
-          <w:lang w:val="en-US"/>
-        </w:rPr>
-        <w:t>href</w:t>
-      </w:r>
-      <w:proofErr w:type="spellEnd"/>
-      <w:r>
-        <w:rPr>
-          <w:lang w:val="en-US"/>
-        </w:rPr>
-        <w:t>="</w:t>
-      </w:r>
-      <w:proofErr w:type="spellStart"/>
-      <w:r>
-        <w:rPr>
-          <w:lang w:val="en-US"/>
-        </w:rPr>
-        <w:t>dropdown_menu</w:t>
-      </w:r>
-      <w:proofErr w:type="spellEnd"/>
-      <w:r>
-        <w:rPr>
-          <w:lang w:val="en-US"/>
-        </w:rPr>
-        <w:t>/</w:t>
-      </w:r>
-      <w:proofErr w:type="spellStart"/>
-      <w:r>
-        <w:rPr>
-          <w:lang w:val="en-US"/>
-        </w:rPr>
-        <w:t>dropdown_management</w:t>
-      </w:r>
-      <w:proofErr w:type="spellEnd"/>
-      <w:r>
-        <w:rPr>
-          <w:lang w:val="en-US"/>
-        </w:rPr>
-        <w:t>/members.html"&gt;</w:t>
-      </w:r>
-      <w:r>
-        <w:t>Члены</w:t>
-      </w:r>
-      <w:r>
-        <w:rPr>
-          <w:lang w:val="en-US"/>
-        </w:rPr>
-        <w:t xml:space="preserve"> </w:t>
-      </w:r>
-      <w:r>
-        <w:t>совета</w:t>
-      </w:r>
-      <w:r>
-        <w:rPr>
-          <w:lang w:val="en-US"/>
-        </w:rPr>
-        <w:t xml:space="preserve"> </w:t>
-      </w:r>
-      <w:r>
-        <w:t>директоров</w:t>
-      </w:r>
-      <w:r>
-        <w:rPr>
-          <w:lang w:val="en-US"/>
-        </w:rPr>
-        <w:t>&lt;/a&gt;&lt;/li&gt;</w:t>
-      </w:r>
-    </w:p>
-    <w:p>
-      <w:pPr>
-        <w:pStyle w:val="a3"/>
-        <w:spacing w:before="155" w:line="360" w:lineRule="auto"/>
-        <w:ind w:right="429"/>
-        <w:jc w:val="both"/>
-        <w:rPr>
-          <w:lang w:val="en-US"/>
-        </w:rPr>
-      </w:pPr>
-      <w:r>
-        <w:rPr>
-          <w:lang w:val="en-US"/>
-        </w:rPr>
-        <w:tab/>
-      </w:r>
-      <w:r>
-        <w:rPr>
-          <w:lang w:val="en-US"/>
-        </w:rPr>
-        <w:tab/>
-      </w:r>
-      <w:r>
-        <w:rPr>
-          <w:lang w:val="en-US"/>
-        </w:rPr>
-        <w:tab/>
-      </w:r>
-      <w:r>
-        <w:rPr>
-          <w:lang w:val="en-US"/>
-        </w:rPr>
-        <w:tab/>
-      </w:r>
-      <w:r>
-        <w:rPr>
-          <w:lang w:val="en-US"/>
-        </w:rPr>
-        <w:tab/>
-      </w:r>
-      <w:r>
-        <w:rPr>
-          <w:lang w:val="en-US"/>
-        </w:rPr>
         <w:tab/>
         <w:t>&lt;/</w:t>
       </w:r>
       <w:proofErr w:type="spellStart"/>
       <w:r>
-        <w:rPr>
-          <w:lang w:val="en-US"/>
-        </w:rPr>
-        <w:t>ul</w:t>
-      </w:r>
-      <w:proofErr w:type="spellEnd"/>
-      <w:r>
-        <w:rPr>
-          <w:lang w:val="en-US"/>
-        </w:rPr>
+        <w:t>div</w:t>
+      </w:r>
+      <w:proofErr w:type="spellEnd"/>
+      <w:r>
         <w:t>&gt;</w:t>
       </w:r>
     </w:p>
@@ -19836,646 +21671,546 @@
       <w:pPr>
         <w:pStyle w:val="a3"/>
         <w:spacing w:before="155" w:line="360" w:lineRule="auto"/>
-        <w:ind w:right="429"/>
-        <w:jc w:val="both"/>
-        <w:rPr>
-          <w:lang w:val="en-US"/>
-        </w:rPr>
-      </w:pPr>
-      <w:r>
-        <w:rPr>
-          <w:lang w:val="en-US"/>
-        </w:rPr>
+        <w:ind w:right="429" w:firstLine="566"/>
+        <w:jc w:val="both"/>
+      </w:pPr>
+      <w:r>
         <w:tab/>
       </w:r>
       <w:r>
-        <w:rPr>
-          <w:lang w:val="en-US"/>
-        </w:rPr>
         <w:tab/>
       </w:r>
       <w:r>
-        <w:rPr>
-          <w:lang w:val="en-US"/>
-        </w:rPr>
         <w:tab/>
       </w:r>
       <w:r>
-        <w:rPr>
-          <w:lang w:val="en-US"/>
-        </w:rPr>
         <w:tab/>
       </w:r>
-      <w:r>
-        <w:rPr>
-          <w:lang w:val="en-US"/>
-        </w:rPr>
+    </w:p>
+    <w:p>
+      <w:pPr>
+        <w:pStyle w:val="a3"/>
+        <w:spacing w:before="155" w:line="360" w:lineRule="auto"/>
+        <w:ind w:right="429" w:firstLine="566"/>
+        <w:jc w:val="both"/>
+      </w:pPr>
+      <w:r>
         <w:tab/>
-        <w:t>&lt;/li&gt;</w:t>
-      </w:r>
-    </w:p>
-    <w:p>
-      <w:pPr>
-        <w:pStyle w:val="a3"/>
-        <w:spacing w:before="155" w:line="360" w:lineRule="auto"/>
-        <w:ind w:right="429"/>
-        <w:jc w:val="both"/>
-        <w:rPr>
-          <w:lang w:val="en-US"/>
-        </w:rPr>
-      </w:pPr>
-      <w:r>
-        <w:rPr>
-          <w:lang w:val="en-US"/>
-        </w:rPr>
+      </w:r>
+      <w:r>
         <w:tab/>
       </w:r>
       <w:r>
-        <w:rPr>
-          <w:lang w:val="en-US"/>
-        </w:rPr>
-        <w:tab/>
-      </w:r>
-      <w:r>
-        <w:rPr>
-          <w:lang w:val="en-US"/>
-        </w:rPr>
-        <w:tab/>
-      </w:r>
-      <w:r>
-        <w:rPr>
-          <w:lang w:val="en-US"/>
-        </w:rPr>
-        <w:tab/>
-      </w:r>
-      <w:r>
-        <w:rPr>
-          <w:lang w:val="en-US"/>
-        </w:rPr>
-        <w:tab/>
-        <w:t xml:space="preserve">&lt;li&gt;&lt;a </w:t>
-      </w:r>
-      <w:proofErr w:type="spellStart"/>
-      <w:r>
-        <w:rPr>
-          <w:lang w:val="en-US"/>
-        </w:rPr>
-        <w:t>href</w:t>
-      </w:r>
-      <w:proofErr w:type="spellEnd"/>
-      <w:r>
-        <w:rPr>
-          <w:lang w:val="en-US"/>
-        </w:rPr>
-        <w:t>="partners.html"&gt;</w:t>
-      </w:r>
-      <w:r>
-        <w:t>Партнеры</w:t>
-      </w:r>
-      <w:r>
-        <w:rPr>
-          <w:lang w:val="en-US"/>
-        </w:rPr>
-        <w:t>&lt;/a&gt;</w:t>
-      </w:r>
-    </w:p>
-    <w:p>
-      <w:pPr>
-        <w:pStyle w:val="a3"/>
-        <w:spacing w:before="155" w:line="360" w:lineRule="auto"/>
-        <w:ind w:right="429"/>
-        <w:jc w:val="both"/>
-        <w:rPr>
-          <w:lang w:val="en-US"/>
-        </w:rPr>
-      </w:pPr>
-      <w:r>
-        <w:rPr>
-          <w:lang w:val="en-US"/>
-        </w:rPr>
-        <w:tab/>
-      </w:r>
-      <w:r>
-        <w:rPr>
-          <w:lang w:val="en-US"/>
-        </w:rPr>
-        <w:tab/>
-      </w:r>
-      <w:r>
-        <w:rPr>
-          <w:lang w:val="en-US"/>
-        </w:rPr>
-        <w:tab/>
-      </w:r>
-      <w:r>
-        <w:rPr>
-          <w:lang w:val="en-US"/>
-        </w:rPr>
-        <w:tab/>
-      </w:r>
-      <w:r>
-        <w:rPr>
-          <w:lang w:val="en-US"/>
-        </w:rPr>
-        <w:tab/>
-      </w:r>
-      <w:r>
-        <w:rPr>
-          <w:lang w:val="en-US"/>
-        </w:rPr>
-        <w:tab/>
-        <w:t>&lt;</w:t>
-      </w:r>
-      <w:proofErr w:type="spellStart"/>
-      <w:r>
-        <w:rPr>
-          <w:lang w:val="en-US"/>
-        </w:rPr>
-        <w:t>ul</w:t>
-      </w:r>
-      <w:proofErr w:type="spellEnd"/>
-      <w:r>
-        <w:rPr>
-          <w:lang w:val="en-US"/>
-        </w:rPr>
-        <w:t>&gt;</w:t>
-      </w:r>
-    </w:p>
-    <w:p>
-      <w:pPr>
-        <w:pStyle w:val="a3"/>
-        <w:spacing w:before="155" w:line="360" w:lineRule="auto"/>
-        <w:ind w:right="429"/>
-        <w:jc w:val="both"/>
-        <w:rPr>
-          <w:lang w:val="en-US"/>
-        </w:rPr>
-      </w:pPr>
-      <w:r>
-        <w:rPr>
-          <w:lang w:val="en-US"/>
-        </w:rPr>
-        <w:tab/>
-      </w:r>
-      <w:r>
-        <w:rPr>
-          <w:lang w:val="en-US"/>
-        </w:rPr>
-        <w:tab/>
-      </w:r>
-      <w:r>
-        <w:rPr>
-          <w:lang w:val="en-US"/>
-        </w:rPr>
-        <w:tab/>
-      </w:r>
-      <w:r>
-        <w:rPr>
-          <w:lang w:val="en-US"/>
-        </w:rPr>
-        <w:tab/>
-      </w:r>
-      <w:r>
-        <w:rPr>
-          <w:lang w:val="en-US"/>
-        </w:rPr>
-        <w:tab/>
-      </w:r>
-      <w:r>
-        <w:rPr>
-          <w:lang w:val="en-US"/>
-        </w:rPr>
-        <w:tab/>
-      </w:r>
-      <w:r>
-        <w:rPr>
-          <w:lang w:val="en-US"/>
-        </w:rPr>
-        <w:tab/>
-        <w:t xml:space="preserve">&lt;li&gt;&lt;a </w:t>
-      </w:r>
-      <w:proofErr w:type="spellStart"/>
-      <w:r>
-        <w:rPr>
-          <w:lang w:val="en-US"/>
-        </w:rPr>
-        <w:t>href</w:t>
-      </w:r>
-      <w:proofErr w:type="spellEnd"/>
-      <w:r>
-        <w:rPr>
-          <w:lang w:val="en-US"/>
-        </w:rPr>
-        <w:t>="</w:t>
-      </w:r>
-      <w:proofErr w:type="spellStart"/>
-      <w:r>
-        <w:rPr>
-          <w:lang w:val="en-US"/>
-        </w:rPr>
-        <w:t>dropdown_menu</w:t>
-      </w:r>
-      <w:proofErr w:type="spellEnd"/>
-      <w:r>
-        <w:rPr>
-          <w:lang w:val="en-US"/>
-        </w:rPr>
-        <w:t>/</w:t>
-      </w:r>
-      <w:proofErr w:type="spellStart"/>
-      <w:r>
-        <w:rPr>
-          <w:lang w:val="en-US"/>
-        </w:rPr>
-        <w:t>dropdown_partners</w:t>
-      </w:r>
-      <w:proofErr w:type="spellEnd"/>
-      <w:r>
-        <w:rPr>
-          <w:lang w:val="en-US"/>
-        </w:rPr>
-        <w:t>/reviews.html"&gt;</w:t>
-      </w:r>
-      <w:r>
-        <w:t>Отзывы</w:t>
-      </w:r>
-      <w:r>
-        <w:rPr>
-          <w:lang w:val="en-US"/>
-        </w:rPr>
-        <w:t>&lt;/a&gt;&lt;/li&gt;</w:t>
-      </w:r>
-    </w:p>
-    <w:p>
-      <w:pPr>
-        <w:pStyle w:val="a3"/>
-        <w:spacing w:before="155" w:line="360" w:lineRule="auto"/>
-        <w:ind w:right="429"/>
-        <w:jc w:val="both"/>
-        <w:rPr>
-          <w:lang w:val="en-US"/>
-        </w:rPr>
-      </w:pPr>
-      <w:r>
-        <w:rPr>
-          <w:lang w:val="en-US"/>
-        </w:rPr>
-        <w:tab/>
-      </w:r>
-      <w:r>
-        <w:rPr>
-          <w:lang w:val="en-US"/>
-        </w:rPr>
-        <w:tab/>
-      </w:r>
-      <w:r>
-        <w:rPr>
-          <w:lang w:val="en-US"/>
-        </w:rPr>
-        <w:tab/>
-      </w:r>
-      <w:r>
-        <w:rPr>
-          <w:lang w:val="en-US"/>
-        </w:rPr>
-        <w:tab/>
-      </w:r>
-      <w:r>
-        <w:rPr>
-          <w:lang w:val="en-US"/>
-        </w:rPr>
-        <w:tab/>
-      </w:r>
-      <w:r>
-        <w:rPr>
-          <w:lang w:val="en-US"/>
-        </w:rPr>
         <w:tab/>
         <w:t>&lt;/</w:t>
       </w:r>
       <w:proofErr w:type="spellStart"/>
       <w:r>
-        <w:rPr>
-          <w:lang w:val="en-US"/>
-        </w:rPr>
-        <w:t>ul</w:t>
-      </w:r>
-      <w:proofErr w:type="spellEnd"/>
-      <w:r>
-        <w:rPr>
-          <w:lang w:val="en-US"/>
-        </w:rPr>
-        <w:t>&gt;</w:t>
-      </w:r>
-    </w:p>
-    <w:p>
-      <w:pPr>
-        <w:pStyle w:val="a3"/>
-        <w:spacing w:before="155" w:line="360" w:lineRule="auto"/>
-        <w:ind w:right="429"/>
-        <w:jc w:val="both"/>
-        <w:rPr>
-          <w:lang w:val="en-US"/>
-        </w:rPr>
-      </w:pPr>
-      <w:r>
-        <w:rPr>
-          <w:lang w:val="en-US"/>
-        </w:rPr>
-        <w:tab/>
-      </w:r>
-      <w:r>
-        <w:rPr>
-          <w:lang w:val="en-US"/>
-        </w:rPr>
-        <w:tab/>
-      </w:r>
-      <w:r>
-        <w:rPr>
-          <w:lang w:val="en-US"/>
-        </w:rPr>
-        <w:tab/>
-      </w:r>
-      <w:r>
-        <w:rPr>
-          <w:lang w:val="en-US"/>
-        </w:rPr>
-        <w:tab/>
-      </w:r>
-      <w:r>
-        <w:rPr>
-          <w:lang w:val="en-US"/>
-        </w:rPr>
-        <w:tab/>
-        <w:t>&lt;/li&gt;</w:t>
-      </w:r>
-    </w:p>
-    <w:p>
-      <w:pPr>
-        <w:pStyle w:val="a3"/>
-        <w:spacing w:before="155" w:line="360" w:lineRule="auto"/>
-        <w:ind w:right="429"/>
-        <w:jc w:val="both"/>
-        <w:rPr>
-          <w:lang w:val="en-US"/>
-        </w:rPr>
-      </w:pPr>
-      <w:r>
-        <w:rPr>
-          <w:lang w:val="en-US"/>
-        </w:rPr>
-        <w:tab/>
-      </w:r>
-      <w:r>
-        <w:rPr>
-          <w:lang w:val="en-US"/>
-        </w:rPr>
-        <w:tab/>
-      </w:r>
-      <w:r>
-        <w:rPr>
-          <w:lang w:val="en-US"/>
-        </w:rPr>
-        <w:tab/>
-      </w:r>
-      <w:r>
-        <w:rPr>
-          <w:lang w:val="en-US"/>
-        </w:rPr>
-        <w:tab/>
-      </w:r>
-      <w:r>
-        <w:rPr>
-          <w:lang w:val="en-US"/>
-        </w:rPr>
-        <w:tab/>
-        <w:t xml:space="preserve">&lt;li&gt;&lt;a </w:t>
-      </w:r>
-      <w:proofErr w:type="spellStart"/>
-      <w:r>
-        <w:rPr>
-          <w:lang w:val="en-US"/>
-        </w:rPr>
-        <w:t>href</w:t>
-      </w:r>
-      <w:proofErr w:type="spellEnd"/>
-      <w:r>
-        <w:rPr>
-          <w:lang w:val="en-US"/>
-        </w:rPr>
-        <w:t>="contacts.html"&gt;</w:t>
-      </w:r>
-      <w:r>
-        <w:t>Контакты</w:t>
-      </w:r>
-      <w:r>
-        <w:rPr>
-          <w:lang w:val="en-US"/>
-        </w:rPr>
-        <w:t>&lt;/a&gt;&lt;/li&gt;</w:t>
-      </w:r>
-    </w:p>
-    <w:p>
-      <w:pPr>
-        <w:pStyle w:val="a3"/>
-        <w:spacing w:before="155" w:line="360" w:lineRule="auto"/>
-        <w:ind w:right="429"/>
-        <w:jc w:val="both"/>
-        <w:rPr>
-          <w:lang w:val="en-US"/>
-        </w:rPr>
-      </w:pPr>
-    </w:p>
-    <w:p>
-      <w:pPr>
-        <w:pStyle w:val="a3"/>
-        <w:spacing w:before="155" w:line="360" w:lineRule="auto"/>
-        <w:ind w:right="429"/>
-        <w:jc w:val="both"/>
-      </w:pPr>
-      <w:r>
-        <w:rPr>
-          <w:lang w:val="en-US"/>
-        </w:rPr>
-        <w:tab/>
-      </w:r>
-      <w:r>
-        <w:rPr>
-          <w:lang w:val="en-US"/>
-        </w:rPr>
-        <w:tab/>
-      </w:r>
-      <w:r>
-        <w:rPr>
-          <w:lang w:val="en-US"/>
-        </w:rPr>
-        <w:tab/>
-      </w:r>
-      <w:r>
-        <w:rPr>
-          <w:lang w:val="en-US"/>
-        </w:rPr>
-        <w:tab/>
-      </w:r>
-      <w:r>
-        <w:t>&lt;/</w:t>
-      </w:r>
-      <w:proofErr w:type="spellStart"/>
-      <w:r>
-        <w:t>ul</w:t>
-      </w:r>
-      <w:proofErr w:type="spellEnd"/>
-      <w:r>
-        <w:t>&gt;</w:t>
-      </w:r>
-    </w:p>
-    <w:p>
-      <w:pPr>
-        <w:pStyle w:val="a3"/>
-        <w:spacing w:before="155" w:line="360" w:lineRule="auto"/>
-        <w:ind w:right="429"/>
-        <w:jc w:val="both"/>
-      </w:pPr>
-      <w:r>
-        <w:tab/>
-      </w:r>
-      <w:r>
-        <w:tab/>
-      </w:r>
-      <w:r>
-        <w:tab/>
-        <w:t>&lt;/</w:t>
-      </w:r>
-      <w:proofErr w:type="spellStart"/>
-      <w:r>
-        <w:t>nav</w:t>
-      </w:r>
-      <w:proofErr w:type="spellEnd"/>
-      <w:r>
-        <w:t>&gt;</w:t>
-      </w:r>
-    </w:p>
-    <w:p>
-      <w:pPr>
-        <w:pStyle w:val="a3"/>
-        <w:spacing w:before="155" w:line="360" w:lineRule="auto"/>
-        <w:ind w:left="0" w:right="429"/>
-        <w:jc w:val="both"/>
-      </w:pPr>
-      <w:r>
-        <w:tab/>
-      </w:r>
-      <w:r>
-        <w:tab/>
-        <w:t>&lt;/</w:t>
-      </w:r>
-      <w:proofErr w:type="spellStart"/>
-      <w:r>
-        <w:t>header</w:t>
-      </w:r>
-      <w:proofErr w:type="spellEnd"/>
-      <w:r>
-        <w:t>&gt;</w:t>
-      </w:r>
-    </w:p>
-    <w:p>
-      <w:pPr>
-        <w:pStyle w:val="a3"/>
-        <w:spacing w:before="155" w:line="360" w:lineRule="auto"/>
-        <w:ind w:right="429" w:firstLine="566"/>
-        <w:jc w:val="both"/>
-      </w:pPr>
-    </w:p>
-    <w:p>
-      <w:pPr>
-        <w:pStyle w:val="a3"/>
-        <w:spacing w:before="155" w:line="360" w:lineRule="auto"/>
-        <w:ind w:right="429" w:firstLine="566"/>
-        <w:jc w:val="both"/>
-      </w:pPr>
-      <w:r>
-        <w:t xml:space="preserve">В данном случае </w:t>
-      </w:r>
-      <w:r>
-        <w:t>`&lt;</w:t>
-      </w:r>
-      <w:proofErr w:type="spellStart"/>
-      <w:r>
-        <w:t>head</w:t>
-      </w:r>
-      <w:proofErr w:type="spellEnd"/>
-      <w:r>
-        <w:rPr>
-          <w:lang w:val="en-US"/>
-        </w:rPr>
-        <w:t>er</w:t>
-      </w:r>
-      <w:r>
-        <w:t>&gt;`</w:t>
-      </w:r>
-      <w:r>
-        <w:t xml:space="preserve"> представляет навигационное меню по сайту. Некоторые кнопки, как видно, имеют выпадающее меню. </w:t>
-      </w:r>
-    </w:p>
-    <w:p>
-      <w:pPr>
-        <w:pStyle w:val="a3"/>
-        <w:spacing w:before="155" w:line="360" w:lineRule="auto"/>
-        <w:ind w:right="429" w:firstLine="566"/>
-        <w:jc w:val="both"/>
-      </w:pPr>
-      <w:r>
-        <w:t xml:space="preserve">Помимо тега </w:t>
-      </w:r>
-      <w:r>
-        <w:t>`&lt;</w:t>
-      </w:r>
-      <w:proofErr w:type="spellStart"/>
-      <w:r>
-        <w:t>head</w:t>
-      </w:r>
-      <w:proofErr w:type="spellEnd"/>
-      <w:r>
-        <w:rPr>
-          <w:lang w:val="en-US"/>
-        </w:rPr>
-        <w:t>er</w:t>
-      </w:r>
-      <w:r>
-        <w:t>&gt;`</w:t>
-      </w:r>
-      <w:r>
-        <w:t xml:space="preserve">, существует так же тег </w:t>
-      </w:r>
-      <w:r>
-        <w:t>`&lt;</w:t>
-      </w:r>
-      <w:r>
-        <w:rPr>
-          <w:lang w:val="en-US"/>
-        </w:rPr>
-        <w:t>footer</w:t>
-      </w:r>
-      <w:r>
-        <w:t>&gt;`</w:t>
-      </w:r>
-      <w:r>
-        <w:t>.</w:t>
-      </w:r>
-      <w:r>
-        <w:t xml:space="preserve"> </w:t>
-      </w:r>
-      <w:r>
-        <w:t xml:space="preserve">Он </w:t>
-      </w:r>
-      <w:r>
-        <w:t>представляет собой контейнер, который содержит информацию, отображаемую в нижней части страницы</w:t>
-      </w:r>
-      <w:r>
-        <w:t xml:space="preserve">, и </w:t>
-      </w:r>
-      <w:r>
-        <w:t>является одним из семантических тегов, которые помогают определить различные секции и содержание на сайте.</w:t>
+        <w:t>div</w:t>
+      </w:r>
+      <w:proofErr w:type="spellEnd"/>
+      <w:r>
+        <w:t xml:space="preserve">&gt; </w:t>
+      </w:r>
+    </w:p>
+    <w:p>
+      <w:pPr>
+        <w:pStyle w:val="a3"/>
+        <w:spacing w:before="155" w:line="360" w:lineRule="auto"/>
+        <w:ind w:right="429" w:firstLine="566"/>
+        <w:jc w:val="both"/>
+      </w:pPr>
+    </w:p>
+    <w:p>
+      <w:pPr>
+        <w:pStyle w:val="a3"/>
+        <w:spacing w:before="155" w:line="360" w:lineRule="auto"/>
+        <w:ind w:right="429" w:firstLine="566"/>
+        <w:jc w:val="both"/>
+      </w:pPr>
+      <w:r>
+        <w:t xml:space="preserve">Как видно из кода, библиотека </w:t>
+      </w:r>
+      <w:r>
+        <w:rPr>
+          <w:lang w:val="en-US"/>
+        </w:rPr>
+        <w:t>Swiper</w:t>
+      </w:r>
+      <w:r>
+        <w:t xml:space="preserve"> </w:t>
+      </w:r>
+      <w:r>
+        <w:t xml:space="preserve">весьма проста в использовании. Необходимо лишь объявить соответствующий класс, добавить слайды и написать простую </w:t>
+      </w:r>
+      <w:r>
+        <w:rPr>
+          <w:lang w:val="en-US"/>
+        </w:rPr>
+        <w:t>JavaScript</w:t>
+      </w:r>
+      <w:r>
+        <w:t xml:space="preserve"> </w:t>
+      </w:r>
+      <w:r>
+        <w:t xml:space="preserve">программу. </w:t>
+      </w:r>
+    </w:p>
+    <w:p>
+      <w:pPr>
+        <w:pStyle w:val="a3"/>
+        <w:spacing w:before="155" w:line="360" w:lineRule="auto"/>
+        <w:ind w:right="429" w:firstLine="566"/>
+        <w:jc w:val="both"/>
+      </w:pPr>
+    </w:p>
+    <w:p>
+      <w:pPr>
+        <w:pStyle w:val="a3"/>
+        <w:spacing w:before="155" w:line="360" w:lineRule="auto"/>
+        <w:ind w:right="429" w:firstLine="566"/>
+        <w:jc w:val="both"/>
+        <w:rPr>
+          <w:lang w:val="en-US"/>
+        </w:rPr>
+      </w:pPr>
+      <w:r>
+        <w:rPr>
+          <w:lang w:val="en-US"/>
+        </w:rPr>
+        <w:t xml:space="preserve">const swiper = new </w:t>
+      </w:r>
+      <w:proofErr w:type="gramStart"/>
+      <w:r>
+        <w:rPr>
+          <w:lang w:val="en-US"/>
+        </w:rPr>
+        <w:t>Swiper(</w:t>
+      </w:r>
+      <w:proofErr w:type="gramEnd"/>
+      <w:r>
+        <w:rPr>
+          <w:lang w:val="en-US"/>
+        </w:rPr>
+        <w:t>'.swiper', {</w:t>
+      </w:r>
+    </w:p>
+    <w:p>
+      <w:pPr>
+        <w:pStyle w:val="a3"/>
+        <w:spacing w:before="155" w:line="360" w:lineRule="auto"/>
+        <w:ind w:right="429" w:firstLine="566"/>
+        <w:jc w:val="both"/>
+        <w:rPr>
+          <w:lang w:val="en-US"/>
+        </w:rPr>
+      </w:pPr>
+      <w:r>
+        <w:rPr>
+          <w:lang w:val="en-US"/>
+        </w:rPr>
+        <w:t xml:space="preserve">  effect: "fade",</w:t>
+      </w:r>
+    </w:p>
+    <w:p>
+      <w:pPr>
+        <w:pStyle w:val="a3"/>
+        <w:spacing w:before="155" w:line="360" w:lineRule="auto"/>
+        <w:ind w:right="429" w:firstLine="566"/>
+        <w:jc w:val="both"/>
+        <w:rPr>
+          <w:lang w:val="en-US"/>
+        </w:rPr>
+      </w:pPr>
+    </w:p>
+    <w:p>
+      <w:pPr>
+        <w:pStyle w:val="a3"/>
+        <w:spacing w:before="155" w:line="360" w:lineRule="auto"/>
+        <w:ind w:right="429" w:firstLine="566"/>
+        <w:jc w:val="both"/>
+        <w:rPr>
+          <w:lang w:val="en-US"/>
+        </w:rPr>
+      </w:pPr>
+      <w:r>
+        <w:rPr>
+          <w:lang w:val="en-US"/>
+        </w:rPr>
+        <w:t xml:space="preserve">  autoplay: {</w:t>
+      </w:r>
+    </w:p>
+    <w:p>
+      <w:pPr>
+        <w:pStyle w:val="a3"/>
+        <w:spacing w:before="155" w:line="360" w:lineRule="auto"/>
+        <w:ind w:right="429" w:firstLine="566"/>
+        <w:jc w:val="both"/>
+        <w:rPr>
+          <w:lang w:val="en-US"/>
+        </w:rPr>
+      </w:pPr>
+      <w:r>
+        <w:rPr>
+          <w:lang w:val="en-US"/>
+        </w:rPr>
+        <w:t xml:space="preserve">    delay: 5000,</w:t>
+      </w:r>
+    </w:p>
+    <w:p>
+      <w:pPr>
+        <w:pStyle w:val="a3"/>
+        <w:spacing w:before="155" w:line="360" w:lineRule="auto"/>
+        <w:ind w:right="429" w:firstLine="566"/>
+        <w:jc w:val="both"/>
+        <w:rPr>
+          <w:lang w:val="en-US"/>
+        </w:rPr>
+      </w:pPr>
+      <w:r>
+        <w:rPr>
+          <w:lang w:val="en-US"/>
+        </w:rPr>
+        <w:t xml:space="preserve">    </w:t>
+      </w:r>
+      <w:proofErr w:type="spellStart"/>
+      <w:r>
+        <w:rPr>
+          <w:lang w:val="en-US"/>
+        </w:rPr>
+        <w:t>disableOnInteraction</w:t>
+      </w:r>
+      <w:proofErr w:type="spellEnd"/>
+      <w:r>
+        <w:rPr>
+          <w:lang w:val="en-US"/>
+        </w:rPr>
+        <w:t>: false,</w:t>
+      </w:r>
+    </w:p>
+    <w:p>
+      <w:pPr>
+        <w:pStyle w:val="a3"/>
+        <w:spacing w:before="155" w:line="360" w:lineRule="auto"/>
+        <w:ind w:right="429" w:firstLine="566"/>
+        <w:jc w:val="both"/>
+      </w:pPr>
+      <w:r>
+        <w:rPr>
+          <w:lang w:val="en-US"/>
+        </w:rPr>
+        <w:t xml:space="preserve">  </w:t>
+      </w:r>
+      <w:r>
+        <w:t>},</w:t>
+      </w:r>
+    </w:p>
+    <w:p>
+      <w:pPr>
+        <w:pStyle w:val="a3"/>
+        <w:spacing w:before="155" w:line="360" w:lineRule="auto"/>
+        <w:ind w:right="429" w:firstLine="566"/>
+        <w:jc w:val="both"/>
+      </w:pPr>
+    </w:p>
+    <w:p>
+      <w:pPr>
+        <w:pStyle w:val="a3"/>
+        <w:spacing w:before="155" w:line="360" w:lineRule="auto"/>
+        <w:ind w:right="429" w:firstLine="566"/>
+        <w:jc w:val="both"/>
+      </w:pPr>
+      <w:r>
+        <w:t>});</w:t>
+      </w:r>
+    </w:p>
+    <w:p>
+      <w:pPr>
+        <w:pStyle w:val="a3"/>
+        <w:spacing w:before="155" w:line="360" w:lineRule="auto"/>
+        <w:ind w:right="429" w:firstLine="566"/>
+        <w:jc w:val="both"/>
+      </w:pPr>
+    </w:p>
+    <w:p>
+      <w:pPr>
+        <w:pStyle w:val="a3"/>
+        <w:spacing w:before="155" w:line="360" w:lineRule="auto"/>
+        <w:ind w:right="429" w:firstLine="566"/>
+        <w:jc w:val="both"/>
+      </w:pPr>
+      <w:r>
+        <w:t xml:space="preserve">От разработчика требуется лишь создать объект класса </w:t>
+      </w:r>
+      <w:r>
+        <w:rPr>
+          <w:lang w:val="en-US"/>
+        </w:rPr>
+        <w:t>Swiper</w:t>
+      </w:r>
+      <w:r>
+        <w:t xml:space="preserve">, </w:t>
+      </w:r>
+      <w:r>
+        <w:t xml:space="preserve">задать ему эффект и прописать дополнительные параметры. В указанном выше коде это задержка перед автоматическим пролистыванием и </w:t>
+      </w:r>
+      <w:r>
+        <w:t xml:space="preserve">“ </w:t>
+      </w:r>
+      <w:proofErr w:type="spellStart"/>
+      <w:r>
+        <w:rPr>
+          <w:lang w:val="en-US"/>
+        </w:rPr>
+        <w:t>disableOnInteraction</w:t>
+      </w:r>
+      <w:proofErr w:type="spellEnd"/>
+      <w:r>
+        <w:t xml:space="preserve">: </w:t>
+      </w:r>
+      <w:r>
+        <w:rPr>
+          <w:lang w:val="en-US"/>
+        </w:rPr>
+        <w:t>false</w:t>
+      </w:r>
+      <w:r>
+        <w:t xml:space="preserve">”, </w:t>
+      </w:r>
+      <w:r>
+        <w:t>который отключает</w:t>
+      </w:r>
+      <w:r>
+        <w:t xml:space="preserve"> автоматическую прокрутку слайдов при интеракции с пользователем</w:t>
+      </w:r>
+      <w:r>
+        <w:t xml:space="preserve">. </w:t>
+      </w:r>
+    </w:p>
+    <w:p>
+      <w:pPr>
+        <w:pStyle w:val="a3"/>
+        <w:spacing w:before="155" w:line="360" w:lineRule="auto"/>
+        <w:ind w:right="429" w:firstLine="566"/>
+        <w:jc w:val="both"/>
+      </w:pPr>
+      <w:r>
+        <w:t xml:space="preserve">Из </w:t>
+      </w:r>
+      <w:r>
+        <w:rPr>
+          <w:lang w:val="en-US"/>
+        </w:rPr>
+        <w:t>JavaScript</w:t>
+      </w:r>
+      <w:r>
+        <w:t xml:space="preserve"> </w:t>
+      </w:r>
+      <w:r>
+        <w:t>программ также стоит выделить код, который делает верхнее меню наполовину прозрачным, когда пользователь смотрит на баннер или слайдер.</w:t>
+      </w:r>
+    </w:p>
+    <w:p>
+      <w:pPr>
+        <w:pStyle w:val="a3"/>
+        <w:spacing w:before="155" w:line="360" w:lineRule="auto"/>
+        <w:ind w:right="429" w:firstLine="566"/>
+        <w:jc w:val="both"/>
+      </w:pPr>
+    </w:p>
+    <w:p>
+      <w:pPr>
+        <w:pStyle w:val="a3"/>
+        <w:spacing w:before="155" w:line="360" w:lineRule="auto"/>
+        <w:ind w:right="429" w:firstLine="566"/>
+        <w:jc w:val="both"/>
+        <w:rPr>
+          <w:lang w:val="en-US"/>
+        </w:rPr>
+      </w:pPr>
+      <w:r>
+        <w:rPr>
+          <w:lang w:val="en-US"/>
+        </w:rPr>
+        <w:t xml:space="preserve">const header = </w:t>
+      </w:r>
+      <w:proofErr w:type="spellStart"/>
+      <w:proofErr w:type="gramStart"/>
+      <w:r>
+        <w:rPr>
+          <w:lang w:val="en-US"/>
+        </w:rPr>
+        <w:t>document.getElementById</w:t>
+      </w:r>
+      <w:proofErr w:type="spellEnd"/>
+      <w:proofErr w:type="gramEnd"/>
+      <w:r>
+        <w:rPr>
+          <w:lang w:val="en-US"/>
+        </w:rPr>
+        <w:t>('main-header');</w:t>
+      </w:r>
+    </w:p>
+    <w:p>
+      <w:pPr>
+        <w:pStyle w:val="a3"/>
+        <w:spacing w:before="155" w:line="360" w:lineRule="auto"/>
+        <w:ind w:right="429" w:firstLine="566"/>
+        <w:jc w:val="both"/>
+        <w:rPr>
+          <w:lang w:val="en-US"/>
+        </w:rPr>
+      </w:pPr>
+    </w:p>
+    <w:p>
+      <w:pPr>
+        <w:pStyle w:val="a3"/>
+        <w:spacing w:before="155" w:line="360" w:lineRule="auto"/>
+        <w:ind w:right="429" w:firstLine="566"/>
+        <w:jc w:val="both"/>
+        <w:rPr>
+          <w:lang w:val="en-US"/>
+        </w:rPr>
+      </w:pPr>
+      <w:proofErr w:type="spellStart"/>
+      <w:proofErr w:type="gramStart"/>
+      <w:r>
+        <w:rPr>
+          <w:lang w:val="en-US"/>
+        </w:rPr>
+        <w:t>window.addEventListener</w:t>
+      </w:r>
+      <w:proofErr w:type="spellEnd"/>
+      <w:proofErr w:type="gramEnd"/>
+      <w:r>
+        <w:rPr>
+          <w:lang w:val="en-US"/>
+        </w:rPr>
+        <w:t>('scroll', function() {</w:t>
+      </w:r>
+    </w:p>
+    <w:p>
+      <w:pPr>
+        <w:pStyle w:val="a3"/>
+        <w:spacing w:before="155" w:line="360" w:lineRule="auto"/>
+        <w:ind w:right="429" w:firstLine="566"/>
+        <w:jc w:val="both"/>
+        <w:rPr>
+          <w:lang w:val="en-US"/>
+        </w:rPr>
+      </w:pPr>
+      <w:r>
+        <w:rPr>
+          <w:lang w:val="en-US"/>
+        </w:rPr>
+        <w:t xml:space="preserve">  if (</w:t>
+      </w:r>
+      <w:proofErr w:type="spellStart"/>
+      <w:proofErr w:type="gramStart"/>
+      <w:r>
+        <w:rPr>
+          <w:lang w:val="en-US"/>
+        </w:rPr>
+        <w:t>window.pageYOffset</w:t>
+      </w:r>
+      <w:proofErr w:type="spellEnd"/>
+      <w:proofErr w:type="gramEnd"/>
+      <w:r>
+        <w:rPr>
+          <w:lang w:val="en-US"/>
+        </w:rPr>
+        <w:t xml:space="preserve"> &gt; 600) {</w:t>
+      </w:r>
+    </w:p>
+    <w:p>
+      <w:pPr>
+        <w:pStyle w:val="a3"/>
+        <w:spacing w:before="155" w:line="360" w:lineRule="auto"/>
+        <w:ind w:right="429" w:firstLine="566"/>
+        <w:jc w:val="both"/>
+        <w:rPr>
+          <w:lang w:val="en-US"/>
+        </w:rPr>
+      </w:pPr>
+      <w:r>
+        <w:rPr>
+          <w:lang w:val="en-US"/>
+        </w:rPr>
+        <w:t xml:space="preserve">    </w:t>
+      </w:r>
+      <w:proofErr w:type="spellStart"/>
+      <w:proofErr w:type="gramStart"/>
+      <w:r>
+        <w:rPr>
+          <w:lang w:val="en-US"/>
+        </w:rPr>
+        <w:t>header.classList.remove</w:t>
+      </w:r>
+      <w:proofErr w:type="spellEnd"/>
+      <w:proofErr w:type="gramEnd"/>
+      <w:r>
+        <w:rPr>
+          <w:lang w:val="en-US"/>
+        </w:rPr>
+        <w:t>('translucent');</w:t>
+      </w:r>
+    </w:p>
+    <w:p>
+      <w:pPr>
+        <w:pStyle w:val="a3"/>
+        <w:spacing w:before="155" w:line="360" w:lineRule="auto"/>
+        <w:ind w:right="429" w:firstLine="566"/>
+        <w:jc w:val="both"/>
+        <w:rPr>
+          <w:lang w:val="en-US"/>
+        </w:rPr>
+      </w:pPr>
+      <w:r>
+        <w:rPr>
+          <w:lang w:val="en-US"/>
+        </w:rPr>
+        <w:t xml:space="preserve">  } else {</w:t>
+      </w:r>
+    </w:p>
+    <w:p>
+      <w:pPr>
+        <w:pStyle w:val="a3"/>
+        <w:spacing w:before="155" w:line="360" w:lineRule="auto"/>
+        <w:ind w:right="429" w:firstLine="566"/>
+        <w:jc w:val="both"/>
+      </w:pPr>
+      <w:r>
+        <w:rPr>
+          <w:lang w:val="en-US"/>
+        </w:rPr>
+        <w:t xml:space="preserve">    </w:t>
+      </w:r>
+      <w:proofErr w:type="spellStart"/>
+      <w:r>
+        <w:t>header.classList.add</w:t>
+      </w:r>
+      <w:proofErr w:type="spellEnd"/>
+      <w:r>
+        <w:t>('</w:t>
+      </w:r>
+      <w:proofErr w:type="spellStart"/>
+      <w:r>
+        <w:t>translucent</w:t>
+      </w:r>
+      <w:proofErr w:type="spellEnd"/>
+      <w:r>
+        <w:t>');</w:t>
+      </w:r>
+    </w:p>
+    <w:p>
+      <w:pPr>
+        <w:pStyle w:val="a3"/>
+        <w:spacing w:before="155" w:line="360" w:lineRule="auto"/>
+        <w:ind w:right="429" w:firstLine="566"/>
+        <w:jc w:val="both"/>
+      </w:pPr>
+      <w:r>
+        <w:t xml:space="preserve">  }</w:t>
       </w:r>
     </w:p>
     <w:p>
@@ -20487,1705 +22222,6 @@
       </w:pPr>
       <w:r>
         <w:lastRenderedPageBreak/>
-        <w:t>&lt;</w:t>
-      </w:r>
-      <w:r>
-        <w:rPr>
-          <w:lang w:val="en-US"/>
-        </w:rPr>
-        <w:t>footer</w:t>
-      </w:r>
-      <w:r>
-        <w:t>&gt;</w:t>
-      </w:r>
-    </w:p>
-    <w:p>
-      <w:pPr>
-        <w:pStyle w:val="a3"/>
-        <w:spacing w:before="155" w:line="360" w:lineRule="auto"/>
-        <w:ind w:right="429" w:firstLine="566"/>
-        <w:jc w:val="both"/>
-      </w:pPr>
-    </w:p>
-    <w:p>
-      <w:pPr>
-        <w:pStyle w:val="a3"/>
-        <w:spacing w:before="155" w:line="360" w:lineRule="auto"/>
-        <w:ind w:right="429" w:firstLine="566"/>
-        <w:jc w:val="both"/>
-      </w:pPr>
-      <w:r>
-        <w:tab/>
-      </w:r>
-      <w:r>
-        <w:tab/>
-      </w:r>
-      <w:r>
-        <w:tab/>
-        <w:t>&lt;</w:t>
-      </w:r>
-      <w:r>
-        <w:rPr>
-          <w:lang w:val="en-US"/>
-        </w:rPr>
-        <w:t>div</w:t>
-      </w:r>
-      <w:r>
-        <w:t>&gt;</w:t>
-      </w:r>
-    </w:p>
-    <w:p>
-      <w:pPr>
-        <w:pStyle w:val="a3"/>
-        <w:spacing w:before="155" w:line="360" w:lineRule="auto"/>
-        <w:ind w:right="429" w:firstLine="566"/>
-        <w:jc w:val="both"/>
-      </w:pPr>
-      <w:r>
-        <w:tab/>
-      </w:r>
-      <w:r>
-        <w:tab/>
-      </w:r>
-      <w:r>
-        <w:tab/>
-      </w:r>
-      <w:r>
-        <w:tab/>
-        <w:t>&lt;</w:t>
-      </w:r>
-      <w:r>
-        <w:rPr>
-          <w:lang w:val="en-US"/>
-        </w:rPr>
-        <w:t>h</w:t>
-      </w:r>
-      <w:proofErr w:type="gramStart"/>
-      <w:r>
-        <w:t>5&gt;©</w:t>
-      </w:r>
-      <w:proofErr w:type="gramEnd"/>
-      <w:r>
-        <w:t xml:space="preserve"> 1933 – 2023 АО «ВО «Машиноимпорт»&lt;/</w:t>
-      </w:r>
-      <w:r>
-        <w:rPr>
-          <w:lang w:val="en-US"/>
-        </w:rPr>
-        <w:t>h</w:t>
-      </w:r>
-      <w:r>
-        <w:t>5&gt;</w:t>
-      </w:r>
-    </w:p>
-    <w:p>
-      <w:pPr>
-        <w:pStyle w:val="a3"/>
-        <w:spacing w:before="155" w:line="360" w:lineRule="auto"/>
-        <w:ind w:right="429" w:firstLine="566"/>
-        <w:jc w:val="both"/>
-        <w:rPr>
-          <w:lang w:val="en-US"/>
-        </w:rPr>
-      </w:pPr>
-      <w:r>
-        <w:tab/>
-      </w:r>
-      <w:r>
-        <w:tab/>
-      </w:r>
-      <w:r>
-        <w:tab/>
-      </w:r>
-      <w:r>
-        <w:tab/>
-      </w:r>
-      <w:r>
-        <w:rPr>
-          <w:lang w:val="en-US"/>
-        </w:rPr>
-        <w:t>&lt;h5&gt;© 1933 – 2023 «VO «</w:t>
-      </w:r>
-      <w:proofErr w:type="spellStart"/>
-      <w:r>
-        <w:rPr>
-          <w:lang w:val="en-US"/>
-        </w:rPr>
-        <w:t>Machinoimport</w:t>
-      </w:r>
-      <w:proofErr w:type="spellEnd"/>
-      <w:r>
-        <w:rPr>
-          <w:lang w:val="en-US"/>
-        </w:rPr>
-        <w:t>» AO&lt;/h5&gt;</w:t>
-      </w:r>
-    </w:p>
-    <w:p>
-      <w:pPr>
-        <w:pStyle w:val="a3"/>
-        <w:spacing w:before="155" w:line="360" w:lineRule="auto"/>
-        <w:ind w:right="429" w:firstLine="566"/>
-        <w:jc w:val="both"/>
-      </w:pPr>
-      <w:r>
-        <w:rPr>
-          <w:lang w:val="en-US"/>
-        </w:rPr>
-        <w:tab/>
-      </w:r>
-      <w:r>
-        <w:rPr>
-          <w:lang w:val="en-US"/>
-        </w:rPr>
-        <w:tab/>
-      </w:r>
-      <w:r>
-        <w:rPr>
-          <w:lang w:val="en-US"/>
-        </w:rPr>
-        <w:tab/>
-      </w:r>
-      <w:r>
-        <w:t>&lt;/</w:t>
-      </w:r>
-      <w:r>
-        <w:rPr>
-          <w:lang w:val="en-US"/>
-        </w:rPr>
-        <w:t>div</w:t>
-      </w:r>
-      <w:r>
-        <w:t>&gt;</w:t>
-      </w:r>
-    </w:p>
-    <w:p>
-      <w:pPr>
-        <w:pStyle w:val="a3"/>
-        <w:spacing w:before="155" w:line="360" w:lineRule="auto"/>
-        <w:ind w:right="429" w:firstLine="566"/>
-        <w:jc w:val="both"/>
-      </w:pPr>
-      <w:r>
-        <w:tab/>
-      </w:r>
-      <w:r>
-        <w:tab/>
-      </w:r>
-      <w:r>
-        <w:tab/>
-      </w:r>
-    </w:p>
-    <w:p>
-      <w:pPr>
-        <w:pStyle w:val="a3"/>
-        <w:spacing w:before="155" w:line="360" w:lineRule="auto"/>
-        <w:ind w:right="429" w:firstLine="566"/>
-        <w:jc w:val="both"/>
-      </w:pPr>
-      <w:r>
-        <w:tab/>
-      </w:r>
-      <w:r>
-        <w:tab/>
-      </w:r>
-      <w:r>
-        <w:tab/>
-        <w:t>&lt;</w:t>
-      </w:r>
-      <w:r>
-        <w:rPr>
-          <w:lang w:val="en-US"/>
-        </w:rPr>
-        <w:t>h</w:t>
-      </w:r>
-      <w:proofErr w:type="gramStart"/>
-      <w:r>
-        <w:t>5&gt;&lt;</w:t>
-      </w:r>
-      <w:proofErr w:type="gramEnd"/>
-      <w:r>
-        <w:rPr>
-          <w:lang w:val="en-US"/>
-        </w:rPr>
-        <w:t>a</w:t>
-      </w:r>
-      <w:r>
-        <w:t xml:space="preserve"> </w:t>
-      </w:r>
-      <w:proofErr w:type="spellStart"/>
-      <w:r>
-        <w:rPr>
-          <w:lang w:val="en-US"/>
-        </w:rPr>
-        <w:t>href</w:t>
-      </w:r>
-      <w:proofErr w:type="spellEnd"/>
-      <w:r>
-        <w:t>="</w:t>
-      </w:r>
-      <w:proofErr w:type="spellStart"/>
-      <w:r>
-        <w:rPr>
-          <w:lang w:val="en-US"/>
-        </w:rPr>
-        <w:t>personaldata</w:t>
-      </w:r>
-      <w:proofErr w:type="spellEnd"/>
-      <w:r>
-        <w:t>.</w:t>
-      </w:r>
-      <w:r>
-        <w:rPr>
-          <w:lang w:val="en-US"/>
-        </w:rPr>
-        <w:t>html</w:t>
-      </w:r>
-      <w:r>
-        <w:t>"&gt;Положение о защите персональных данных&lt;/</w:t>
-      </w:r>
-      <w:r>
-        <w:rPr>
-          <w:lang w:val="en-US"/>
-        </w:rPr>
-        <w:t>a</w:t>
-      </w:r>
-      <w:r>
-        <w:t>&gt;&lt;/</w:t>
-      </w:r>
-      <w:r>
-        <w:rPr>
-          <w:lang w:val="en-US"/>
-        </w:rPr>
-        <w:t>h</w:t>
-      </w:r>
-      <w:r>
-        <w:t>5&gt;</w:t>
-      </w:r>
-    </w:p>
-    <w:p>
-      <w:pPr>
-        <w:pStyle w:val="a3"/>
-        <w:spacing w:before="155" w:line="360" w:lineRule="auto"/>
-        <w:ind w:right="429" w:firstLine="566"/>
-        <w:jc w:val="both"/>
-      </w:pPr>
-    </w:p>
-    <w:p>
-      <w:pPr>
-        <w:pStyle w:val="a3"/>
-        <w:spacing w:before="155" w:line="360" w:lineRule="auto"/>
-        <w:ind w:right="429" w:firstLine="566"/>
-        <w:jc w:val="both"/>
-      </w:pPr>
-      <w:r>
-        <w:t>&lt;/</w:t>
-      </w:r>
-      <w:r>
-        <w:rPr>
-          <w:lang w:val="en-US"/>
-        </w:rPr>
-        <w:t>footer</w:t>
-      </w:r>
-      <w:r>
-        <w:t>&gt;</w:t>
-      </w:r>
-    </w:p>
-    <w:p>
-      <w:pPr>
-        <w:pStyle w:val="a3"/>
-        <w:spacing w:before="155" w:line="360" w:lineRule="auto"/>
-        <w:ind w:right="429" w:firstLine="566"/>
-        <w:jc w:val="both"/>
-      </w:pPr>
-    </w:p>
-    <w:p>
-      <w:pPr>
-        <w:pStyle w:val="a3"/>
-        <w:spacing w:before="155" w:line="360" w:lineRule="auto"/>
-        <w:ind w:right="429" w:firstLine="566"/>
-        <w:jc w:val="both"/>
-      </w:pPr>
-      <w:r>
-        <w:t xml:space="preserve">На всех страницах есть баннерная картинка, предназначенная для украшения внешнего вида веб-сайта. Впрочем, на некоторых страницах она заменена на </w:t>
-      </w:r>
-      <w:r>
-        <w:rPr>
-          <w:lang w:val="en-US"/>
-        </w:rPr>
-        <w:t>Swiper</w:t>
-      </w:r>
-      <w:r>
-        <w:t xml:space="preserve">, который показывает сразу несколько картинок. Эта библиотека используется, например, на главной странице сайта. </w:t>
-      </w:r>
-    </w:p>
-    <w:p>
-      <w:pPr>
-        <w:pStyle w:val="a3"/>
-        <w:spacing w:before="155" w:line="360" w:lineRule="auto"/>
-        <w:ind w:right="429" w:firstLine="566"/>
-        <w:jc w:val="both"/>
-      </w:pPr>
-    </w:p>
-    <w:p>
-      <w:pPr>
-        <w:pStyle w:val="a3"/>
-        <w:spacing w:before="155" w:line="360" w:lineRule="auto"/>
-        <w:ind w:right="429" w:firstLine="566"/>
-        <w:jc w:val="both"/>
-      </w:pPr>
-      <w:proofErr w:type="gramStart"/>
-      <w:r>
-        <w:t>&lt;!--</w:t>
-      </w:r>
-      <w:proofErr w:type="gramEnd"/>
-      <w:r>
-        <w:t xml:space="preserve"> Основной контейнер </w:t>
-      </w:r>
-      <w:proofErr w:type="spellStart"/>
-      <w:r>
-        <w:t>свайпера</w:t>
-      </w:r>
-      <w:proofErr w:type="spellEnd"/>
-      <w:r>
-        <w:t xml:space="preserve"> --&gt;</w:t>
-      </w:r>
-    </w:p>
-    <w:p>
-      <w:pPr>
-        <w:pStyle w:val="a3"/>
-        <w:spacing w:before="155" w:line="360" w:lineRule="auto"/>
-        <w:ind w:right="429" w:firstLine="566"/>
-        <w:jc w:val="both"/>
-      </w:pPr>
-      <w:r>
-        <w:tab/>
-      </w:r>
-      <w:r>
-        <w:tab/>
-      </w:r>
-      <w:r>
-        <w:tab/>
-        <w:t>&lt;</w:t>
-      </w:r>
-      <w:proofErr w:type="spellStart"/>
-      <w:r>
-        <w:t>div</w:t>
-      </w:r>
-      <w:proofErr w:type="spellEnd"/>
-      <w:r>
-        <w:t xml:space="preserve"> </w:t>
-      </w:r>
-      <w:proofErr w:type="spellStart"/>
-      <w:r>
-        <w:t>class</w:t>
-      </w:r>
-      <w:proofErr w:type="spellEnd"/>
-      <w:r>
-        <w:t>="</w:t>
-      </w:r>
-      <w:proofErr w:type="spellStart"/>
-      <w:r>
-        <w:t>swiper</w:t>
-      </w:r>
-      <w:proofErr w:type="spellEnd"/>
-      <w:r>
-        <w:t>"&gt;</w:t>
-      </w:r>
-    </w:p>
-    <w:p>
-      <w:pPr>
-        <w:pStyle w:val="a3"/>
-        <w:spacing w:before="155" w:line="360" w:lineRule="auto"/>
-        <w:ind w:right="429" w:firstLine="566"/>
-        <w:jc w:val="both"/>
-      </w:pPr>
-      <w:r>
-        <w:tab/>
-      </w:r>
-      <w:r>
-        <w:tab/>
-      </w:r>
-      <w:r>
-        <w:tab/>
-      </w:r>
-      <w:r>
-        <w:tab/>
-      </w:r>
-      <w:proofErr w:type="gramStart"/>
-      <w:r>
-        <w:t>&lt;!--</w:t>
-      </w:r>
-      <w:proofErr w:type="gramEnd"/>
-      <w:r>
-        <w:t xml:space="preserve"> Обёртка для удобства --&gt;</w:t>
-      </w:r>
-    </w:p>
-    <w:p>
-      <w:pPr>
-        <w:pStyle w:val="a3"/>
-        <w:spacing w:before="155" w:line="360" w:lineRule="auto"/>
-        <w:ind w:right="429" w:firstLine="566"/>
-        <w:jc w:val="both"/>
-        <w:rPr>
-          <w:lang w:val="en-US"/>
-        </w:rPr>
-      </w:pPr>
-      <w:r>
-        <w:tab/>
-      </w:r>
-      <w:r>
-        <w:tab/>
-      </w:r>
-      <w:r>
-        <w:tab/>
-      </w:r>
-      <w:r>
-        <w:tab/>
-      </w:r>
-      <w:r>
-        <w:rPr>
-          <w:lang w:val="en-US"/>
-        </w:rPr>
-        <w:t>&lt;div class="swiper-wrapper"&gt;</w:t>
-      </w:r>
-    </w:p>
-    <w:p>
-      <w:pPr>
-        <w:pStyle w:val="a3"/>
-        <w:spacing w:before="155" w:line="360" w:lineRule="auto"/>
-        <w:ind w:right="429" w:firstLine="566"/>
-        <w:jc w:val="both"/>
-        <w:rPr>
-          <w:lang w:val="en-US"/>
-        </w:rPr>
-      </w:pPr>
-      <w:r>
-        <w:rPr>
-          <w:lang w:val="en-US"/>
-        </w:rPr>
-        <w:tab/>
-      </w:r>
-      <w:r>
-        <w:rPr>
-          <w:lang w:val="en-US"/>
-        </w:rPr>
-        <w:tab/>
-      </w:r>
-      <w:r>
-        <w:rPr>
-          <w:lang w:val="en-US"/>
-        </w:rPr>
-        <w:tab/>
-      </w:r>
-      <w:r>
-        <w:rPr>
-          <w:lang w:val="en-US"/>
-        </w:rPr>
-        <w:tab/>
-      </w:r>
-      <w:proofErr w:type="gramStart"/>
-      <w:r>
-        <w:rPr>
-          <w:lang w:val="en-US"/>
-        </w:rPr>
-        <w:t>&lt;!--</w:t>
-      </w:r>
-      <w:proofErr w:type="gramEnd"/>
-      <w:r>
-        <w:rPr>
-          <w:lang w:val="en-US"/>
-        </w:rPr>
-        <w:t xml:space="preserve"> </w:t>
-      </w:r>
-      <w:r>
-        <w:t>Слайды</w:t>
-      </w:r>
-      <w:r>
-        <w:rPr>
-          <w:lang w:val="en-US"/>
-        </w:rPr>
-        <w:t xml:space="preserve"> --&gt;</w:t>
-      </w:r>
-    </w:p>
-    <w:p>
-      <w:pPr>
-        <w:pStyle w:val="a3"/>
-        <w:spacing w:before="155" w:line="360" w:lineRule="auto"/>
-        <w:ind w:right="429" w:firstLine="566"/>
-        <w:jc w:val="both"/>
-        <w:rPr>
-          <w:lang w:val="en-US"/>
-        </w:rPr>
-      </w:pPr>
-      <w:r>
-        <w:rPr>
-          <w:lang w:val="en-US"/>
-        </w:rPr>
-        <w:tab/>
-      </w:r>
-      <w:r>
-        <w:rPr>
-          <w:lang w:val="en-US"/>
-        </w:rPr>
-        <w:tab/>
-      </w:r>
-      <w:r>
-        <w:rPr>
-          <w:lang w:val="en-US"/>
-        </w:rPr>
-        <w:tab/>
-      </w:r>
-      <w:r>
-        <w:rPr>
-          <w:lang w:val="en-US"/>
-        </w:rPr>
-        <w:tab/>
-        <w:t>&lt;div class="swiper-slide"&gt;</w:t>
-      </w:r>
-    </w:p>
-    <w:p>
-      <w:pPr>
-        <w:pStyle w:val="a3"/>
-        <w:spacing w:before="155" w:line="360" w:lineRule="auto"/>
-        <w:ind w:right="429" w:firstLine="566"/>
-        <w:jc w:val="both"/>
-        <w:rPr>
-          <w:lang w:val="en-US"/>
-        </w:rPr>
-      </w:pPr>
-      <w:r>
-        <w:rPr>
-          <w:lang w:val="en-US"/>
-        </w:rPr>
-        <w:tab/>
-      </w:r>
-      <w:r>
-        <w:rPr>
-          <w:lang w:val="en-US"/>
-        </w:rPr>
-        <w:tab/>
-      </w:r>
-      <w:r>
-        <w:rPr>
-          <w:lang w:val="en-US"/>
-        </w:rPr>
-        <w:tab/>
-      </w:r>
-      <w:r>
-        <w:rPr>
-          <w:lang w:val="en-US"/>
-        </w:rPr>
-        <w:tab/>
-      </w:r>
-      <w:r>
-        <w:rPr>
-          <w:lang w:val="en-US"/>
-        </w:rPr>
-        <w:tab/>
-        <w:t>&lt;</w:t>
-      </w:r>
-      <w:proofErr w:type="spellStart"/>
-      <w:r>
-        <w:rPr>
-          <w:lang w:val="en-US"/>
-        </w:rPr>
-        <w:t>img</w:t>
-      </w:r>
-      <w:proofErr w:type="spellEnd"/>
-      <w:r>
-        <w:rPr>
-          <w:lang w:val="en-US"/>
-        </w:rPr>
-        <w:t xml:space="preserve"> </w:t>
-      </w:r>
-      <w:proofErr w:type="spellStart"/>
-      <w:r>
-        <w:rPr>
-          <w:lang w:val="en-US"/>
-        </w:rPr>
-        <w:t>src</w:t>
-      </w:r>
-      <w:proofErr w:type="spellEnd"/>
-      <w:r>
-        <w:rPr>
-          <w:lang w:val="en-US"/>
-        </w:rPr>
-        <w:t>="pictures/mainscreen.jpg"&gt;</w:t>
-      </w:r>
-    </w:p>
-    <w:p>
-      <w:pPr>
-        <w:pStyle w:val="a3"/>
-        <w:spacing w:before="155" w:line="360" w:lineRule="auto"/>
-        <w:ind w:right="429" w:firstLine="566"/>
-        <w:jc w:val="both"/>
-      </w:pPr>
-      <w:r>
-        <w:rPr>
-          <w:lang w:val="en-US"/>
-        </w:rPr>
-        <w:lastRenderedPageBreak/>
-        <w:tab/>
-      </w:r>
-      <w:r>
-        <w:rPr>
-          <w:lang w:val="en-US"/>
-        </w:rPr>
-        <w:tab/>
-      </w:r>
-      <w:r>
-        <w:rPr>
-          <w:lang w:val="en-US"/>
-        </w:rPr>
-        <w:tab/>
-      </w:r>
-      <w:r>
-        <w:rPr>
-          <w:lang w:val="en-US"/>
-        </w:rPr>
-        <w:tab/>
-      </w:r>
-      <w:r>
-        <w:rPr>
-          <w:lang w:val="en-US"/>
-        </w:rPr>
-        <w:tab/>
-      </w:r>
-      <w:r>
-        <w:t>&lt;h</w:t>
-      </w:r>
-      <w:proofErr w:type="gramStart"/>
-      <w:r>
-        <w:t>1&gt;АКЦИОНЕРНОЕ</w:t>
-      </w:r>
-      <w:proofErr w:type="gramEnd"/>
-      <w:r>
-        <w:t xml:space="preserve"> ОБЩЕСТВО «ВНЕШНЕЭКОНОМИЧЕСКОЕ ОБЪЕДИНЕНИЕ «МАШИНОИМПОРТ»&lt;/h1&gt;</w:t>
-      </w:r>
-    </w:p>
-    <w:p>
-      <w:pPr>
-        <w:pStyle w:val="a3"/>
-        <w:spacing w:before="155" w:line="360" w:lineRule="auto"/>
-        <w:ind w:right="429" w:firstLine="566"/>
-        <w:jc w:val="both"/>
-        <w:rPr>
-          <w:lang w:val="en-US"/>
-        </w:rPr>
-      </w:pPr>
-      <w:r>
-        <w:tab/>
-      </w:r>
-      <w:r>
-        <w:tab/>
-      </w:r>
-      <w:r>
-        <w:tab/>
-      </w:r>
-      <w:r>
-        <w:tab/>
-      </w:r>
-      <w:r>
-        <w:rPr>
-          <w:lang w:val="en-US"/>
-        </w:rPr>
-        <w:t>&lt;/div&gt;</w:t>
-      </w:r>
-    </w:p>
-    <w:p>
-      <w:pPr>
-        <w:pStyle w:val="a3"/>
-        <w:spacing w:before="155" w:line="360" w:lineRule="auto"/>
-        <w:ind w:right="429" w:firstLine="566"/>
-        <w:jc w:val="both"/>
-        <w:rPr>
-          <w:lang w:val="en-US"/>
-        </w:rPr>
-      </w:pPr>
-      <w:r>
-        <w:rPr>
-          <w:lang w:val="en-US"/>
-        </w:rPr>
-        <w:tab/>
-      </w:r>
-      <w:r>
-        <w:rPr>
-          <w:lang w:val="en-US"/>
-        </w:rPr>
-        <w:tab/>
-      </w:r>
-      <w:r>
-        <w:rPr>
-          <w:lang w:val="en-US"/>
-        </w:rPr>
-        <w:tab/>
-      </w:r>
-      <w:r>
-        <w:rPr>
-          <w:lang w:val="en-US"/>
-        </w:rPr>
-        <w:tab/>
-        <w:t>&lt;div class="swiper-slide"&gt;</w:t>
-      </w:r>
-    </w:p>
-    <w:p>
-      <w:pPr>
-        <w:pStyle w:val="a3"/>
-        <w:spacing w:before="155" w:line="360" w:lineRule="auto"/>
-        <w:ind w:right="429" w:firstLine="566"/>
-        <w:jc w:val="both"/>
-        <w:rPr>
-          <w:lang w:val="en-US"/>
-        </w:rPr>
-      </w:pPr>
-      <w:r>
-        <w:rPr>
-          <w:lang w:val="en-US"/>
-        </w:rPr>
-        <w:tab/>
-      </w:r>
-      <w:r>
-        <w:rPr>
-          <w:lang w:val="en-US"/>
-        </w:rPr>
-        <w:tab/>
-      </w:r>
-      <w:r>
-        <w:rPr>
-          <w:lang w:val="en-US"/>
-        </w:rPr>
-        <w:tab/>
-      </w:r>
-      <w:r>
-        <w:rPr>
-          <w:lang w:val="en-US"/>
-        </w:rPr>
-        <w:tab/>
-      </w:r>
-      <w:r>
-        <w:rPr>
-          <w:lang w:val="en-US"/>
-        </w:rPr>
-        <w:tab/>
-        <w:t>&lt;</w:t>
-      </w:r>
-      <w:proofErr w:type="spellStart"/>
-      <w:r>
-        <w:rPr>
-          <w:lang w:val="en-US"/>
-        </w:rPr>
-        <w:t>img</w:t>
-      </w:r>
-      <w:proofErr w:type="spellEnd"/>
-      <w:r>
-        <w:rPr>
-          <w:lang w:val="en-US"/>
-        </w:rPr>
-        <w:t xml:space="preserve"> </w:t>
-      </w:r>
-      <w:proofErr w:type="spellStart"/>
-      <w:r>
-        <w:rPr>
-          <w:lang w:val="en-US"/>
-        </w:rPr>
-        <w:t>src</w:t>
-      </w:r>
-      <w:proofErr w:type="spellEnd"/>
-      <w:r>
-        <w:rPr>
-          <w:lang w:val="en-US"/>
-        </w:rPr>
-        <w:t>="pictures/slider2.jpg"&gt;</w:t>
-      </w:r>
-    </w:p>
-    <w:p>
-      <w:pPr>
-        <w:pStyle w:val="a3"/>
-        <w:spacing w:before="155" w:line="360" w:lineRule="auto"/>
-        <w:ind w:right="429" w:firstLine="566"/>
-        <w:jc w:val="both"/>
-      </w:pPr>
-      <w:r>
-        <w:rPr>
-          <w:lang w:val="en-US"/>
-        </w:rPr>
-        <w:tab/>
-      </w:r>
-      <w:r>
-        <w:rPr>
-          <w:lang w:val="en-US"/>
-        </w:rPr>
-        <w:tab/>
-      </w:r>
-      <w:r>
-        <w:rPr>
-          <w:lang w:val="en-US"/>
-        </w:rPr>
-        <w:tab/>
-      </w:r>
-      <w:r>
-        <w:rPr>
-          <w:lang w:val="en-US"/>
-        </w:rPr>
-        <w:tab/>
-      </w:r>
-      <w:r>
-        <w:rPr>
-          <w:lang w:val="en-US"/>
-        </w:rPr>
-        <w:tab/>
-      </w:r>
-      <w:r>
-        <w:t>&lt;h</w:t>
-      </w:r>
-      <w:proofErr w:type="gramStart"/>
-      <w:r>
-        <w:t>1&gt;АО</w:t>
-      </w:r>
-      <w:proofErr w:type="gramEnd"/>
-      <w:r>
-        <w:t xml:space="preserve"> «ВО «МАШИНОИМПОРТ» УСПЕШНО РЕАЛИЗОВАЛО БОЛЕЕ 200 ПРОЕКТОВ В 28-МИ СТРАНАХ МИРА&lt;/h1&gt;</w:t>
-      </w:r>
-    </w:p>
-    <w:p>
-      <w:pPr>
-        <w:pStyle w:val="a3"/>
-        <w:spacing w:before="155" w:line="360" w:lineRule="auto"/>
-        <w:ind w:right="429" w:firstLine="566"/>
-        <w:jc w:val="both"/>
-        <w:rPr>
-          <w:lang w:val="en-US"/>
-        </w:rPr>
-      </w:pPr>
-      <w:r>
-        <w:tab/>
-      </w:r>
-      <w:r>
-        <w:tab/>
-      </w:r>
-      <w:r>
-        <w:tab/>
-      </w:r>
-      <w:r>
-        <w:tab/>
-      </w:r>
-      <w:r>
-        <w:rPr>
-          <w:lang w:val="en-US"/>
-        </w:rPr>
-        <w:t>&lt;/div&gt;</w:t>
-      </w:r>
-    </w:p>
-    <w:p>
-      <w:pPr>
-        <w:pStyle w:val="a3"/>
-        <w:spacing w:before="155" w:line="360" w:lineRule="auto"/>
-        <w:ind w:right="429" w:firstLine="566"/>
-        <w:jc w:val="both"/>
-        <w:rPr>
-          <w:lang w:val="en-US"/>
-        </w:rPr>
-      </w:pPr>
-      <w:r>
-        <w:rPr>
-          <w:lang w:val="en-US"/>
-        </w:rPr>
-        <w:tab/>
-      </w:r>
-      <w:r>
-        <w:rPr>
-          <w:lang w:val="en-US"/>
-        </w:rPr>
-        <w:tab/>
-      </w:r>
-      <w:r>
-        <w:rPr>
-          <w:lang w:val="en-US"/>
-        </w:rPr>
-        <w:tab/>
-      </w:r>
-      <w:r>
-        <w:rPr>
-          <w:lang w:val="en-US"/>
-        </w:rPr>
-        <w:tab/>
-        <w:t>&lt;div class="swiper-slide"&gt;</w:t>
-      </w:r>
-    </w:p>
-    <w:p>
-      <w:pPr>
-        <w:pStyle w:val="a3"/>
-        <w:spacing w:before="155" w:line="360" w:lineRule="auto"/>
-        <w:ind w:right="429" w:firstLine="566"/>
-        <w:jc w:val="both"/>
-        <w:rPr>
-          <w:lang w:val="en-US"/>
-        </w:rPr>
-      </w:pPr>
-      <w:r>
-        <w:rPr>
-          <w:lang w:val="en-US"/>
-        </w:rPr>
-        <w:tab/>
-      </w:r>
-      <w:r>
-        <w:rPr>
-          <w:lang w:val="en-US"/>
-        </w:rPr>
-        <w:tab/>
-      </w:r>
-      <w:r>
-        <w:rPr>
-          <w:lang w:val="en-US"/>
-        </w:rPr>
-        <w:tab/>
-      </w:r>
-      <w:r>
-        <w:rPr>
-          <w:lang w:val="en-US"/>
-        </w:rPr>
-        <w:tab/>
-      </w:r>
-      <w:r>
-        <w:rPr>
-          <w:lang w:val="en-US"/>
-        </w:rPr>
-        <w:tab/>
-        <w:t>&lt;</w:t>
-      </w:r>
-      <w:proofErr w:type="spellStart"/>
-      <w:r>
-        <w:rPr>
-          <w:lang w:val="en-US"/>
-        </w:rPr>
-        <w:t>img</w:t>
-      </w:r>
-      <w:proofErr w:type="spellEnd"/>
-      <w:r>
-        <w:rPr>
-          <w:lang w:val="en-US"/>
-        </w:rPr>
-        <w:t xml:space="preserve"> </w:t>
-      </w:r>
-      <w:proofErr w:type="spellStart"/>
-      <w:r>
-        <w:rPr>
-          <w:lang w:val="en-US"/>
-        </w:rPr>
-        <w:t>src</w:t>
-      </w:r>
-      <w:proofErr w:type="spellEnd"/>
-      <w:r>
-        <w:rPr>
-          <w:lang w:val="en-US"/>
-        </w:rPr>
-        <w:t>="pictures/slider3.jpg"&gt;</w:t>
-      </w:r>
-    </w:p>
-    <w:p>
-      <w:pPr>
-        <w:pStyle w:val="a3"/>
-        <w:spacing w:before="155" w:line="360" w:lineRule="auto"/>
-        <w:ind w:right="429" w:firstLine="566"/>
-        <w:jc w:val="both"/>
-      </w:pPr>
-      <w:r>
-        <w:rPr>
-          <w:lang w:val="en-US"/>
-        </w:rPr>
-        <w:tab/>
-      </w:r>
-      <w:r>
-        <w:rPr>
-          <w:lang w:val="en-US"/>
-        </w:rPr>
-        <w:tab/>
-      </w:r>
-      <w:r>
-        <w:rPr>
-          <w:lang w:val="en-US"/>
-        </w:rPr>
-        <w:tab/>
-      </w:r>
-      <w:r>
-        <w:rPr>
-          <w:lang w:val="en-US"/>
-        </w:rPr>
-        <w:tab/>
-      </w:r>
-      <w:r>
-        <w:rPr>
-          <w:lang w:val="en-US"/>
-        </w:rPr>
-        <w:tab/>
-      </w:r>
-      <w:r>
-        <w:t>&lt;h</w:t>
-      </w:r>
-      <w:proofErr w:type="gramStart"/>
-      <w:r>
-        <w:t>1&gt;ВЕДЕТ</w:t>
-      </w:r>
-      <w:proofErr w:type="gramEnd"/>
-      <w:r>
-        <w:t xml:space="preserve"> ОТСЧЕТ СВОЕЙ ИСТОРИИ С 31 ОКТЯБРЯ 1933 ГОДА&lt;/h1&gt;</w:t>
-      </w:r>
-    </w:p>
-    <w:p>
-      <w:pPr>
-        <w:pStyle w:val="a3"/>
-        <w:spacing w:before="155" w:line="360" w:lineRule="auto"/>
-        <w:ind w:right="429" w:firstLine="566"/>
-        <w:jc w:val="both"/>
-      </w:pPr>
-      <w:r>
-        <w:tab/>
-      </w:r>
-      <w:r>
-        <w:tab/>
-      </w:r>
-      <w:r>
-        <w:tab/>
-      </w:r>
-      <w:r>
-        <w:tab/>
-        <w:t>&lt;/</w:t>
-      </w:r>
-      <w:proofErr w:type="spellStart"/>
-      <w:r>
-        <w:t>div</w:t>
-      </w:r>
-      <w:proofErr w:type="spellEnd"/>
-      <w:r>
-        <w:t>&gt;</w:t>
-      </w:r>
-    </w:p>
-    <w:p>
-      <w:pPr>
-        <w:pStyle w:val="a3"/>
-        <w:spacing w:before="155" w:line="360" w:lineRule="auto"/>
-        <w:ind w:right="429" w:firstLine="566"/>
-        <w:jc w:val="both"/>
-      </w:pPr>
-      <w:r>
-        <w:tab/>
-      </w:r>
-      <w:r>
-        <w:tab/>
-      </w:r>
-      <w:r>
-        <w:tab/>
-      </w:r>
-      <w:r>
-        <w:tab/>
-      </w:r>
-    </w:p>
-    <w:p>
-      <w:pPr>
-        <w:pStyle w:val="a3"/>
-        <w:spacing w:before="155" w:line="360" w:lineRule="auto"/>
-        <w:ind w:right="429" w:firstLine="566"/>
-        <w:jc w:val="both"/>
-      </w:pPr>
-      <w:r>
-        <w:tab/>
-      </w:r>
-      <w:r>
-        <w:tab/>
-      </w:r>
-      <w:r>
-        <w:tab/>
-      </w:r>
-      <w:r>
-        <w:tab/>
-      </w:r>
-    </w:p>
-    <w:p>
-      <w:pPr>
-        <w:pStyle w:val="a3"/>
-        <w:spacing w:before="155" w:line="360" w:lineRule="auto"/>
-        <w:ind w:right="429" w:firstLine="566"/>
-        <w:jc w:val="both"/>
-      </w:pPr>
-      <w:r>
-        <w:tab/>
-      </w:r>
-      <w:r>
-        <w:tab/>
-      </w:r>
-      <w:r>
-        <w:tab/>
-      </w:r>
-      <w:r>
-        <w:tab/>
-        <w:t>&lt;/</w:t>
-      </w:r>
-      <w:proofErr w:type="spellStart"/>
-      <w:r>
-        <w:t>div</w:t>
-      </w:r>
-      <w:proofErr w:type="spellEnd"/>
-      <w:r>
-        <w:t>&gt;</w:t>
-      </w:r>
-    </w:p>
-    <w:p>
-      <w:pPr>
-        <w:pStyle w:val="a3"/>
-        <w:spacing w:before="155" w:line="360" w:lineRule="auto"/>
-        <w:ind w:right="429" w:firstLine="566"/>
-        <w:jc w:val="both"/>
-      </w:pPr>
-      <w:r>
-        <w:tab/>
-      </w:r>
-      <w:r>
-        <w:tab/>
-      </w:r>
-      <w:r>
-        <w:tab/>
-      </w:r>
-      <w:r>
-        <w:tab/>
-      </w:r>
-    </w:p>
-    <w:p>
-      <w:pPr>
-        <w:pStyle w:val="a3"/>
-        <w:spacing w:before="155" w:line="360" w:lineRule="auto"/>
-        <w:ind w:right="429" w:firstLine="566"/>
-        <w:jc w:val="both"/>
-      </w:pPr>
-      <w:r>
-        <w:tab/>
-      </w:r>
-      <w:r>
-        <w:tab/>
-      </w:r>
-      <w:r>
-        <w:tab/>
-        <w:t>&lt;/</w:t>
-      </w:r>
-      <w:proofErr w:type="spellStart"/>
-      <w:r>
-        <w:t>div</w:t>
-      </w:r>
-      <w:proofErr w:type="spellEnd"/>
-      <w:r>
-        <w:t xml:space="preserve">&gt; </w:t>
-      </w:r>
-    </w:p>
-    <w:p>
-      <w:pPr>
-        <w:pStyle w:val="a3"/>
-        <w:spacing w:before="155" w:line="360" w:lineRule="auto"/>
-        <w:ind w:right="429" w:firstLine="566"/>
-        <w:jc w:val="both"/>
-      </w:pPr>
-    </w:p>
-    <w:p>
-      <w:pPr>
-        <w:pStyle w:val="a3"/>
-        <w:spacing w:before="155" w:line="360" w:lineRule="auto"/>
-        <w:ind w:right="429" w:firstLine="566"/>
-        <w:jc w:val="both"/>
-      </w:pPr>
-      <w:r>
-        <w:t xml:space="preserve">Как видно из кода, библиотека </w:t>
-      </w:r>
-      <w:r>
-        <w:rPr>
-          <w:lang w:val="en-US"/>
-        </w:rPr>
-        <w:t>Swiper</w:t>
-      </w:r>
-      <w:r>
-        <w:t xml:space="preserve"> </w:t>
-      </w:r>
-      <w:r>
-        <w:t xml:space="preserve">весьма проста в использовании. Необходимо лишь объявить соответствующий класс, добавить слайды и написать простую </w:t>
-      </w:r>
-      <w:r>
-        <w:rPr>
-          <w:lang w:val="en-US"/>
-        </w:rPr>
-        <w:t>JavaScript</w:t>
-      </w:r>
-      <w:r>
-        <w:t xml:space="preserve"> </w:t>
-      </w:r>
-      <w:r>
-        <w:t xml:space="preserve">программу. </w:t>
-      </w:r>
-    </w:p>
-    <w:p>
-      <w:pPr>
-        <w:pStyle w:val="a3"/>
-        <w:spacing w:before="155" w:line="360" w:lineRule="auto"/>
-        <w:ind w:right="429" w:firstLine="566"/>
-        <w:jc w:val="both"/>
-      </w:pPr>
-    </w:p>
-    <w:p>
-      <w:pPr>
-        <w:pStyle w:val="a3"/>
-        <w:spacing w:before="155" w:line="360" w:lineRule="auto"/>
-        <w:ind w:right="429" w:firstLine="566"/>
-        <w:jc w:val="both"/>
-        <w:rPr>
-          <w:lang w:val="en-US"/>
-        </w:rPr>
-      </w:pPr>
-      <w:r>
-        <w:rPr>
-          <w:lang w:val="en-US"/>
-        </w:rPr>
-        <w:lastRenderedPageBreak/>
-        <w:t xml:space="preserve">const swiper = new </w:t>
-      </w:r>
-      <w:proofErr w:type="gramStart"/>
-      <w:r>
-        <w:rPr>
-          <w:lang w:val="en-US"/>
-        </w:rPr>
-        <w:t>Swiper(</w:t>
-      </w:r>
-      <w:proofErr w:type="gramEnd"/>
-      <w:r>
-        <w:rPr>
-          <w:lang w:val="en-US"/>
-        </w:rPr>
-        <w:t>'.swiper', {</w:t>
-      </w:r>
-    </w:p>
-    <w:p>
-      <w:pPr>
-        <w:pStyle w:val="a3"/>
-        <w:spacing w:before="155" w:line="360" w:lineRule="auto"/>
-        <w:ind w:right="429" w:firstLine="566"/>
-        <w:jc w:val="both"/>
-        <w:rPr>
-          <w:lang w:val="en-US"/>
-        </w:rPr>
-      </w:pPr>
-      <w:r>
-        <w:rPr>
-          <w:lang w:val="en-US"/>
-        </w:rPr>
-        <w:t xml:space="preserve">  effect: "fade",</w:t>
-      </w:r>
-    </w:p>
-    <w:p>
-      <w:pPr>
-        <w:pStyle w:val="a3"/>
-        <w:spacing w:before="155" w:line="360" w:lineRule="auto"/>
-        <w:ind w:right="429" w:firstLine="566"/>
-        <w:jc w:val="both"/>
-        <w:rPr>
-          <w:lang w:val="en-US"/>
-        </w:rPr>
-      </w:pPr>
-    </w:p>
-    <w:p>
-      <w:pPr>
-        <w:pStyle w:val="a3"/>
-        <w:spacing w:before="155" w:line="360" w:lineRule="auto"/>
-        <w:ind w:right="429" w:firstLine="566"/>
-        <w:jc w:val="both"/>
-        <w:rPr>
-          <w:lang w:val="en-US"/>
-        </w:rPr>
-      </w:pPr>
-      <w:r>
-        <w:rPr>
-          <w:lang w:val="en-US"/>
-        </w:rPr>
-        <w:t xml:space="preserve">  autoplay: {</w:t>
-      </w:r>
-    </w:p>
-    <w:p>
-      <w:pPr>
-        <w:pStyle w:val="a3"/>
-        <w:spacing w:before="155" w:line="360" w:lineRule="auto"/>
-        <w:ind w:right="429" w:firstLine="566"/>
-        <w:jc w:val="both"/>
-        <w:rPr>
-          <w:lang w:val="en-US"/>
-        </w:rPr>
-      </w:pPr>
-      <w:r>
-        <w:rPr>
-          <w:lang w:val="en-US"/>
-        </w:rPr>
-        <w:t xml:space="preserve">    delay: 5000,</w:t>
-      </w:r>
-    </w:p>
-    <w:p>
-      <w:pPr>
-        <w:pStyle w:val="a3"/>
-        <w:spacing w:before="155" w:line="360" w:lineRule="auto"/>
-        <w:ind w:right="429" w:firstLine="566"/>
-        <w:jc w:val="both"/>
-        <w:rPr>
-          <w:lang w:val="en-US"/>
-        </w:rPr>
-      </w:pPr>
-      <w:r>
-        <w:rPr>
-          <w:lang w:val="en-US"/>
-        </w:rPr>
-        <w:t xml:space="preserve">    </w:t>
-      </w:r>
-      <w:proofErr w:type="spellStart"/>
-      <w:r>
-        <w:rPr>
-          <w:lang w:val="en-US"/>
-        </w:rPr>
-        <w:t>disableOnInteraction</w:t>
-      </w:r>
-      <w:proofErr w:type="spellEnd"/>
-      <w:r>
-        <w:rPr>
-          <w:lang w:val="en-US"/>
-        </w:rPr>
-        <w:t>: false,</w:t>
-      </w:r>
-    </w:p>
-    <w:p>
-      <w:pPr>
-        <w:pStyle w:val="a3"/>
-        <w:spacing w:before="155" w:line="360" w:lineRule="auto"/>
-        <w:ind w:right="429" w:firstLine="566"/>
-        <w:jc w:val="both"/>
-      </w:pPr>
-      <w:r>
-        <w:rPr>
-          <w:lang w:val="en-US"/>
-        </w:rPr>
-        <w:t xml:space="preserve">  </w:t>
-      </w:r>
-      <w:r>
-        <w:t>},</w:t>
-      </w:r>
-    </w:p>
-    <w:p>
-      <w:pPr>
-        <w:pStyle w:val="a3"/>
-        <w:spacing w:before="155" w:line="360" w:lineRule="auto"/>
-        <w:ind w:right="429" w:firstLine="566"/>
-        <w:jc w:val="both"/>
-      </w:pPr>
-    </w:p>
-    <w:p>
-      <w:pPr>
-        <w:pStyle w:val="a3"/>
-        <w:spacing w:before="155" w:line="360" w:lineRule="auto"/>
-        <w:ind w:right="429" w:firstLine="566"/>
-        <w:jc w:val="both"/>
-      </w:pPr>
-      <w:r>
-        <w:t>});</w:t>
-      </w:r>
-    </w:p>
-    <w:p>
-      <w:pPr>
-        <w:pStyle w:val="a3"/>
-        <w:spacing w:before="155" w:line="360" w:lineRule="auto"/>
-        <w:ind w:right="429" w:firstLine="566"/>
-        <w:jc w:val="both"/>
-      </w:pPr>
-    </w:p>
-    <w:p>
-      <w:pPr>
-        <w:pStyle w:val="a3"/>
-        <w:spacing w:before="155" w:line="360" w:lineRule="auto"/>
-        <w:ind w:right="429" w:firstLine="566"/>
-        <w:jc w:val="both"/>
-      </w:pPr>
-      <w:r>
-        <w:t xml:space="preserve">От разработчика требуется лишь создать объект класса </w:t>
-      </w:r>
-      <w:r>
-        <w:rPr>
-          <w:lang w:val="en-US"/>
-        </w:rPr>
-        <w:t>Swiper</w:t>
-      </w:r>
-      <w:r>
-        <w:t xml:space="preserve">, </w:t>
-      </w:r>
-      <w:r>
-        <w:t xml:space="preserve">задать ему эффект и прописать дополнительные параметры. В указанном выше коде это задержка перед автоматическим пролистыванием и </w:t>
-      </w:r>
-      <w:r>
-        <w:t xml:space="preserve">“ </w:t>
-      </w:r>
-      <w:proofErr w:type="spellStart"/>
-      <w:r>
-        <w:rPr>
-          <w:lang w:val="en-US"/>
-        </w:rPr>
-        <w:t>disableOnInteraction</w:t>
-      </w:r>
-      <w:proofErr w:type="spellEnd"/>
-      <w:r>
-        <w:t xml:space="preserve">: </w:t>
-      </w:r>
-      <w:r>
-        <w:rPr>
-          <w:lang w:val="en-US"/>
-        </w:rPr>
-        <w:t>false</w:t>
-      </w:r>
-      <w:r>
-        <w:t xml:space="preserve">”, </w:t>
-      </w:r>
-      <w:r>
-        <w:t>который отключает</w:t>
-      </w:r>
-      <w:r>
-        <w:t xml:space="preserve"> автоматическую прокрутку слайдов при интеракции с пользователем</w:t>
-      </w:r>
-      <w:r>
-        <w:t xml:space="preserve">. </w:t>
-      </w:r>
-    </w:p>
-    <w:p>
-      <w:pPr>
-        <w:pStyle w:val="a3"/>
-        <w:spacing w:before="155" w:line="360" w:lineRule="auto"/>
-        <w:ind w:right="429" w:firstLine="566"/>
-        <w:jc w:val="both"/>
-      </w:pPr>
-      <w:r>
-        <w:t xml:space="preserve">Из </w:t>
-      </w:r>
-      <w:r>
-        <w:rPr>
-          <w:lang w:val="en-US"/>
-        </w:rPr>
-        <w:t>JavaScript</w:t>
-      </w:r>
-      <w:r>
-        <w:t xml:space="preserve"> </w:t>
-      </w:r>
-      <w:r>
-        <w:t>программ также стоит выделить код, который делает верхнее меню наполовину прозрачным, когда пользователь смотрит на баннер или слайдер.</w:t>
-      </w:r>
-    </w:p>
-    <w:p>
-      <w:pPr>
-        <w:pStyle w:val="a3"/>
-        <w:spacing w:before="155" w:line="360" w:lineRule="auto"/>
-        <w:ind w:right="429" w:firstLine="566"/>
-        <w:jc w:val="both"/>
-      </w:pPr>
-    </w:p>
-    <w:p>
-      <w:pPr>
-        <w:pStyle w:val="a3"/>
-        <w:spacing w:before="155" w:line="360" w:lineRule="auto"/>
-        <w:ind w:right="429" w:firstLine="566"/>
-        <w:jc w:val="both"/>
-        <w:rPr>
-          <w:lang w:val="en-US"/>
-        </w:rPr>
-      </w:pPr>
-      <w:r>
-        <w:rPr>
-          <w:lang w:val="en-US"/>
-        </w:rPr>
-        <w:t xml:space="preserve">const header = </w:t>
-      </w:r>
-      <w:proofErr w:type="spellStart"/>
-      <w:proofErr w:type="gramStart"/>
-      <w:r>
-        <w:rPr>
-          <w:lang w:val="en-US"/>
-        </w:rPr>
-        <w:t>document.getElementById</w:t>
-      </w:r>
-      <w:proofErr w:type="spellEnd"/>
-      <w:proofErr w:type="gramEnd"/>
-      <w:r>
-        <w:rPr>
-          <w:lang w:val="en-US"/>
-        </w:rPr>
-        <w:t>('main-header');</w:t>
-      </w:r>
-    </w:p>
-    <w:p>
-      <w:pPr>
-        <w:pStyle w:val="a3"/>
-        <w:spacing w:before="155" w:line="360" w:lineRule="auto"/>
-        <w:ind w:right="429" w:firstLine="566"/>
-        <w:jc w:val="both"/>
-        <w:rPr>
-          <w:lang w:val="en-US"/>
-        </w:rPr>
-      </w:pPr>
-    </w:p>
-    <w:p>
-      <w:pPr>
-        <w:pStyle w:val="a3"/>
-        <w:spacing w:before="155" w:line="360" w:lineRule="auto"/>
-        <w:ind w:right="429" w:firstLine="566"/>
-        <w:jc w:val="both"/>
-        <w:rPr>
-          <w:lang w:val="en-US"/>
-        </w:rPr>
-      </w:pPr>
-      <w:proofErr w:type="spellStart"/>
-      <w:proofErr w:type="gramStart"/>
-      <w:r>
-        <w:rPr>
-          <w:lang w:val="en-US"/>
-        </w:rPr>
-        <w:t>window.addEventListener</w:t>
-      </w:r>
-      <w:proofErr w:type="spellEnd"/>
-      <w:proofErr w:type="gramEnd"/>
-      <w:r>
-        <w:rPr>
-          <w:lang w:val="en-US"/>
-        </w:rPr>
-        <w:t>('scroll', function() {</w:t>
-      </w:r>
-    </w:p>
-    <w:p>
-      <w:pPr>
-        <w:pStyle w:val="a3"/>
-        <w:spacing w:before="155" w:line="360" w:lineRule="auto"/>
-        <w:ind w:right="429" w:firstLine="566"/>
-        <w:jc w:val="both"/>
-        <w:rPr>
-          <w:lang w:val="en-US"/>
-        </w:rPr>
-      </w:pPr>
-      <w:r>
-        <w:rPr>
-          <w:lang w:val="en-US"/>
-        </w:rPr>
-        <w:t xml:space="preserve">  if (</w:t>
-      </w:r>
-      <w:proofErr w:type="spellStart"/>
-      <w:proofErr w:type="gramStart"/>
-      <w:r>
-        <w:rPr>
-          <w:lang w:val="en-US"/>
-        </w:rPr>
-        <w:t>window.pageYOffset</w:t>
-      </w:r>
-      <w:proofErr w:type="spellEnd"/>
-      <w:proofErr w:type="gramEnd"/>
-      <w:r>
-        <w:rPr>
-          <w:lang w:val="en-US"/>
-        </w:rPr>
-        <w:t xml:space="preserve"> &gt; 600) {</w:t>
-      </w:r>
-    </w:p>
-    <w:p>
-      <w:pPr>
-        <w:pStyle w:val="a3"/>
-        <w:spacing w:before="155" w:line="360" w:lineRule="auto"/>
-        <w:ind w:right="429" w:firstLine="566"/>
-        <w:jc w:val="both"/>
-        <w:rPr>
-          <w:lang w:val="en-US"/>
-        </w:rPr>
-      </w:pPr>
-      <w:r>
-        <w:rPr>
-          <w:lang w:val="en-US"/>
-        </w:rPr>
-        <w:t xml:space="preserve">    </w:t>
-      </w:r>
-      <w:proofErr w:type="spellStart"/>
-      <w:proofErr w:type="gramStart"/>
-      <w:r>
-        <w:rPr>
-          <w:lang w:val="en-US"/>
-        </w:rPr>
-        <w:t>header.classList.remove</w:t>
-      </w:r>
-      <w:proofErr w:type="spellEnd"/>
-      <w:proofErr w:type="gramEnd"/>
-      <w:r>
-        <w:rPr>
-          <w:lang w:val="en-US"/>
-        </w:rPr>
-        <w:t>('translucent');</w:t>
-      </w:r>
-    </w:p>
-    <w:p>
-      <w:pPr>
-        <w:pStyle w:val="a3"/>
-        <w:spacing w:before="155" w:line="360" w:lineRule="auto"/>
-        <w:ind w:right="429" w:firstLine="566"/>
-        <w:jc w:val="both"/>
-        <w:rPr>
-          <w:lang w:val="en-US"/>
-        </w:rPr>
-      </w:pPr>
-      <w:r>
-        <w:rPr>
-          <w:lang w:val="en-US"/>
-        </w:rPr>
-        <w:t xml:space="preserve">  } else {</w:t>
-      </w:r>
-    </w:p>
-    <w:p>
-      <w:pPr>
-        <w:pStyle w:val="a3"/>
-        <w:spacing w:before="155" w:line="360" w:lineRule="auto"/>
-        <w:ind w:right="429" w:firstLine="566"/>
-        <w:jc w:val="both"/>
-      </w:pPr>
-      <w:r>
-        <w:rPr>
-          <w:lang w:val="en-US"/>
-        </w:rPr>
-        <w:lastRenderedPageBreak/>
-        <w:t xml:space="preserve">    </w:t>
-      </w:r>
-      <w:proofErr w:type="spellStart"/>
-      <w:r>
-        <w:t>header.classList.add</w:t>
-      </w:r>
-      <w:proofErr w:type="spellEnd"/>
-      <w:r>
-        <w:t>('</w:t>
-      </w:r>
-      <w:proofErr w:type="spellStart"/>
-      <w:r>
-        <w:t>translucent</w:t>
-      </w:r>
-      <w:proofErr w:type="spellEnd"/>
-      <w:r>
-        <w:t>');</w:t>
-      </w:r>
-    </w:p>
-    <w:p>
-      <w:pPr>
-        <w:pStyle w:val="a3"/>
-        <w:spacing w:before="155" w:line="360" w:lineRule="auto"/>
-        <w:ind w:right="429" w:firstLine="566"/>
-        <w:jc w:val="both"/>
-      </w:pPr>
-      <w:r>
-        <w:t xml:space="preserve">  }</w:t>
-      </w:r>
-    </w:p>
-    <w:p>
-      <w:pPr>
-        <w:pStyle w:val="a3"/>
-        <w:spacing w:before="155" w:line="360" w:lineRule="auto"/>
-        <w:ind w:right="429" w:firstLine="566"/>
-        <w:jc w:val="both"/>
-      </w:pPr>
-      <w:r>
         <w:t>});</w:t>
       </w:r>
     </w:p>
@@ -22517,11 +22553,105 @@
         <w:jc w:val="both"/>
       </w:pPr>
       <w:r>
+        <w:t>JavaScript</w:t>
+      </w:r>
+      <w:r>
+        <w:t xml:space="preserve"> был создан на пять лет позже, чем </w:t>
+      </w:r>
+      <w:r>
+        <w:rPr>
+          <w:lang w:val="en-US"/>
+        </w:rPr>
+        <w:t>Java</w:t>
+      </w:r>
+      <w:r>
+        <w:t xml:space="preserve">, </w:t>
+      </w:r>
+      <w:r>
+        <w:t>а такое название</w:t>
+      </w:r>
+      <w:r>
+        <w:t xml:space="preserve"> было выбрано потому, что в то время язык Java был очень популярен, и создатели </w:t>
+      </w:r>
+      <w:r>
         <w:lastRenderedPageBreak/>
-        <w:t>JavaScript</w:t>
-      </w:r>
-      <w:r>
-        <w:t xml:space="preserve"> был создан на пять лет позже, чем </w:t>
+        <w:t>решили использовать знакомое название, чтобы улучшить свои шансы на успешное внедрение языка.</w:t>
+      </w:r>
+    </w:p>
+    <w:p>
+      <w:pPr>
+        <w:pStyle w:val="a3"/>
+        <w:spacing w:before="155" w:line="360" w:lineRule="auto"/>
+        <w:ind w:right="429" w:firstLine="566"/>
+        <w:jc w:val="both"/>
+      </w:pPr>
+      <w:r>
+        <w:t xml:space="preserve">Появление новостей на главной странице веб-сайта предприятия зависит от </w:t>
+      </w:r>
+      <w:r>
+        <w:rPr>
+          <w:lang w:val="en-US"/>
+        </w:rPr>
+        <w:t>JSON</w:t>
+      </w:r>
+      <w:r>
+        <w:t xml:space="preserve"> </w:t>
+      </w:r>
+      <w:r>
+        <w:t xml:space="preserve">файла под названием </w:t>
+      </w:r>
+      <w:proofErr w:type="gramStart"/>
+      <w:r>
+        <w:rPr>
+          <w:lang w:val="en-US"/>
+        </w:rPr>
+        <w:t>post</w:t>
+      </w:r>
+      <w:r>
+        <w:t>.</w:t>
+      </w:r>
+      <w:proofErr w:type="spellStart"/>
+      <w:r>
+        <w:rPr>
+          <w:lang w:val="en-US"/>
+        </w:rPr>
+        <w:t>json</w:t>
+      </w:r>
+      <w:proofErr w:type="spellEnd"/>
+      <w:proofErr w:type="gramEnd"/>
+      <w:r>
+        <w:t>, находящегося на сервере.</w:t>
+      </w:r>
+      <w:r>
+        <w:t xml:space="preserve"> Это </w:t>
+      </w:r>
+      <w:r>
+        <w:t>легкий формат обмена данными, основанный на синтаксисе объектов JavaScript. Он используется для обмена данными между клиентом и сервером в приложениях, работающих в интернете.</w:t>
+      </w:r>
+      <w:r>
+        <w:t xml:space="preserve"> </w:t>
+      </w:r>
+    </w:p>
+    <w:p>
+      <w:pPr>
+        <w:pStyle w:val="a3"/>
+        <w:spacing w:before="155" w:line="360" w:lineRule="auto"/>
+        <w:ind w:right="429" w:firstLine="566"/>
+        <w:jc w:val="both"/>
+      </w:pPr>
+      <w:r>
+        <w:t xml:space="preserve">JSON основан на двух структурах данных: пара "ключ-значение" и массивы. Пара "ключ-значение" состоит из имени (ключа) и значения, разделенных двоеточием и заключенных в фигурные скобки {}. </w:t>
+      </w:r>
+    </w:p>
+    <w:p>
+      <w:pPr>
+        <w:pStyle w:val="a3"/>
+        <w:spacing w:before="155" w:line="360" w:lineRule="auto"/>
+        <w:ind w:right="429" w:firstLine="566"/>
+        <w:jc w:val="both"/>
+      </w:pPr>
+      <w:r>
+        <w:t xml:space="preserve">Программа, написанная на </w:t>
       </w:r>
       <w:r>
         <w:rPr>
@@ -22530,134 +22660,98 @@
         <w:t>Java</w:t>
       </w:r>
       <w:r>
+        <w:t xml:space="preserve">, предоставит персоналу сайта доступ к интерфейсу для добавления в </w:t>
+      </w:r>
+      <w:r>
+        <w:rPr>
+          <w:lang w:val="en-US"/>
+        </w:rPr>
+        <w:t>JSON</w:t>
+      </w:r>
+      <w:r>
+        <w:t xml:space="preserve"> </w:t>
+      </w:r>
+      <w:r>
+        <w:t xml:space="preserve">файл новой сущности, ключами которой будут: заголовок новости, основной её текст и картинка. Администратору останется лишь заполнить текстовые поля соответствующими значениями. </w:t>
+      </w:r>
+      <w:r>
+        <w:t xml:space="preserve"> </w:t>
+      </w:r>
+    </w:p>
+    <w:p>
+      <w:pPr>
+        <w:pStyle w:val="a3"/>
+        <w:spacing w:before="155" w:line="360" w:lineRule="auto"/>
+        <w:ind w:right="429" w:firstLine="566"/>
+        <w:jc w:val="both"/>
+      </w:pPr>
+      <w:r>
+        <w:t xml:space="preserve">Также эта программа требует аутентификации перед использованием, дабы управлять информацией на сайте мог лишь </w:t>
+      </w:r>
+      <w:r>
+        <w:t xml:space="preserve">определенный </w:t>
+      </w:r>
+      <w:r>
+        <w:t xml:space="preserve">ряд сотрудников. Благодаря </w:t>
+      </w:r>
+      <w:r>
+        <w:t xml:space="preserve">пакету </w:t>
+      </w:r>
+      <w:r>
+        <w:rPr>
+          <w:lang w:val="en-US"/>
+        </w:rPr>
+        <w:t>java</w:t>
+      </w:r>
+      <w:r>
+        <w:t>.</w:t>
+      </w:r>
+      <w:proofErr w:type="spellStart"/>
+      <w:r>
+        <w:rPr>
+          <w:lang w:val="en-US"/>
+        </w:rPr>
+        <w:t>sql</w:t>
+      </w:r>
+      <w:proofErr w:type="spellEnd"/>
+      <w:r>
         <w:t xml:space="preserve">, </w:t>
       </w:r>
       <w:r>
-        <w:t>а такое название</w:t>
-      </w:r>
-      <w:r>
-        <w:t xml:space="preserve"> было выбрано потому, что в то время язык Java был очень популярен, и создатели решили использовать знакомое название, чтобы улучшить свои шансы на успешное внедрение языка.</w:t>
-      </w:r>
-    </w:p>
-    <w:p>
-      <w:pPr>
-        <w:pStyle w:val="a3"/>
-        <w:spacing w:before="155" w:line="360" w:lineRule="auto"/>
-        <w:ind w:right="429" w:firstLine="566"/>
-        <w:jc w:val="both"/>
-      </w:pPr>
-      <w:r>
-        <w:t xml:space="preserve">Появление новостей на главной странице веб-сайта предприятия зависит от </w:t>
-      </w:r>
-      <w:r>
-        <w:rPr>
-          <w:lang w:val="en-US"/>
-        </w:rPr>
-        <w:t>JSON</w:t>
-      </w:r>
-      <w:r>
-        <w:t xml:space="preserve"> </w:t>
-      </w:r>
-      <w:r>
-        <w:t xml:space="preserve">файла под названием </w:t>
-      </w:r>
-      <w:proofErr w:type="gramStart"/>
-      <w:r>
-        <w:rPr>
-          <w:lang w:val="en-US"/>
-        </w:rPr>
-        <w:t>post</w:t>
+        <w:t xml:space="preserve">который </w:t>
+      </w:r>
+      <w:r>
+        <w:t xml:space="preserve">содержит классы и интерфейсы, </w:t>
+      </w:r>
+      <w:r>
+        <w:t xml:space="preserve">используемые </w:t>
+      </w:r>
+      <w:r>
+        <w:t>для работы с базами данных в Java</w:t>
+      </w:r>
+      <w:r>
+        <w:t xml:space="preserve">, реализовать систему входа по логину и паролю не очень сложно. </w:t>
+      </w:r>
+    </w:p>
+    <w:p>
+      <w:pPr>
+        <w:pStyle w:val="a3"/>
+        <w:spacing w:before="155" w:line="360" w:lineRule="auto"/>
+        <w:ind w:right="429" w:firstLine="566"/>
+        <w:jc w:val="both"/>
+      </w:pPr>
+      <w:r>
+        <w:t xml:space="preserve">Для начала необходимо создать ряд классов, которые будут использоваться для связи с БД. Это </w:t>
+      </w:r>
+      <w:r>
+        <w:rPr>
+          <w:lang w:val="en-US"/>
+        </w:rPr>
+        <w:t>Configs</w:t>
       </w:r>
       <w:r>
         <w:t>.</w:t>
       </w:r>
-      <w:proofErr w:type="spellStart"/>
-      <w:r>
-        <w:rPr>
-          <w:lang w:val="en-US"/>
-        </w:rPr>
-        <w:t>json</w:t>
-      </w:r>
-      <w:proofErr w:type="spellEnd"/>
-      <w:proofErr w:type="gramEnd"/>
-      <w:r>
-        <w:t>, находящегося на сервере.</w:t>
-      </w:r>
-      <w:r>
-        <w:t xml:space="preserve"> Это </w:t>
-      </w:r>
-      <w:r>
-        <w:t>легкий формат обмена данными, основанный на синтаксисе объектов JavaScript. Он используется для обмена данными между клиентом и сервером в приложениях, работающих в интернете.</w:t>
-      </w:r>
-      <w:r>
-        <w:t xml:space="preserve"> </w:t>
-      </w:r>
-    </w:p>
-    <w:p>
-      <w:pPr>
-        <w:pStyle w:val="a3"/>
-        <w:spacing w:before="155" w:line="360" w:lineRule="auto"/>
-        <w:ind w:right="429" w:firstLine="566"/>
-        <w:jc w:val="both"/>
-      </w:pPr>
-      <w:r>
-        <w:t xml:space="preserve">JSON основан на двух структурах данных: пара "ключ-значение" и массивы. Пара "ключ-значение" состоит из имени (ключа) и значения, разделенных двоеточием и заключенных в фигурные скобки {}. </w:t>
-      </w:r>
-    </w:p>
-    <w:p>
-      <w:pPr>
-        <w:pStyle w:val="a3"/>
-        <w:spacing w:before="155" w:line="360" w:lineRule="auto"/>
-        <w:ind w:right="429" w:firstLine="566"/>
-        <w:jc w:val="both"/>
-      </w:pPr>
-      <w:r>
-        <w:t xml:space="preserve">Программа, написанная на </w:t>
-      </w:r>
-      <w:r>
-        <w:rPr>
-          <w:lang w:val="en-US"/>
-        </w:rPr>
-        <w:t>Java</w:t>
-      </w:r>
-      <w:r>
-        <w:t xml:space="preserve">, предоставит персоналу сайта доступ к интерфейсу для добавления в </w:t>
-      </w:r>
-      <w:r>
-        <w:rPr>
-          <w:lang w:val="en-US"/>
-        </w:rPr>
-        <w:t>JSON</w:t>
-      </w:r>
-      <w:r>
-        <w:t xml:space="preserve"> </w:t>
-      </w:r>
-      <w:r>
-        <w:t xml:space="preserve">файл новой сущности, ключами которой будут: заголовок новости, основной её текст и картинка. Администратору останется лишь заполнить текстовые поля соответствующими значениями. </w:t>
-      </w:r>
-      <w:r>
-        <w:t xml:space="preserve"> </w:t>
-      </w:r>
-    </w:p>
-    <w:p>
-      <w:pPr>
-        <w:pStyle w:val="a3"/>
-        <w:spacing w:before="155" w:line="360" w:lineRule="auto"/>
-        <w:ind w:right="429" w:firstLine="566"/>
-        <w:jc w:val="both"/>
-      </w:pPr>
-      <w:r>
-        <w:t xml:space="preserve">Также эта программа требует аутентификации перед использованием, дабы управлять информацией на сайте мог лишь </w:t>
-      </w:r>
-      <w:r>
-        <w:t xml:space="preserve">определенный </w:t>
-      </w:r>
-      <w:r>
-        <w:t xml:space="preserve">ряд сотрудников. Благодаря </w:t>
-      </w:r>
-      <w:r>
-        <w:t xml:space="preserve">пакету </w:t>
-      </w:r>
       <w:r>
         <w:rPr>
           <w:lang w:val="en-US"/>
@@ -22665,867 +22759,816 @@
         <w:t>java</w:t>
       </w:r>
       <w:r>
+        <w:t xml:space="preserve">, </w:t>
+      </w:r>
+      <w:r>
+        <w:rPr>
+          <w:lang w:val="en-US"/>
+        </w:rPr>
+        <w:t>Const</w:t>
+      </w:r>
+      <w:r>
         <w:t>.</w:t>
       </w:r>
-      <w:proofErr w:type="spellStart"/>
-      <w:r>
-        <w:rPr>
-          <w:lang w:val="en-US"/>
-        </w:rPr>
-        <w:t>sql</w:t>
-      </w:r>
-      <w:proofErr w:type="spellEnd"/>
+      <w:r>
+        <w:rPr>
+          <w:lang w:val="en-US"/>
+        </w:rPr>
+        <w:t>java</w:t>
+      </w:r>
       <w:r>
         <w:t xml:space="preserve">, </w:t>
       </w:r>
       <w:r>
+        <w:rPr>
+          <w:lang w:val="en-US"/>
+        </w:rPr>
+        <w:t>User</w:t>
+      </w:r>
+      <w:r>
+        <w:t>.</w:t>
+      </w:r>
+      <w:r>
+        <w:rPr>
+          <w:lang w:val="en-US"/>
+        </w:rPr>
+        <w:t>java</w:t>
+      </w:r>
+      <w:r>
+        <w:t xml:space="preserve"> </w:t>
+      </w:r>
+      <w:r>
+        <w:t xml:space="preserve">и </w:t>
+      </w:r>
+      <w:proofErr w:type="spellStart"/>
+      <w:r>
+        <w:rPr>
+          <w:lang w:val="en-US"/>
+        </w:rPr>
+        <w:t>DatabaseHandler</w:t>
+      </w:r>
+      <w:proofErr w:type="spellEnd"/>
+      <w:r>
+        <w:t>.</w:t>
+      </w:r>
+      <w:r>
+        <w:rPr>
+          <w:lang w:val="en-US"/>
+        </w:rPr>
+        <w:t>java</w:t>
+      </w:r>
+      <w:r>
+        <w:t>.</w:t>
+      </w:r>
+    </w:p>
+    <w:p>
+      <w:pPr>
+        <w:pStyle w:val="a3"/>
+        <w:spacing w:before="155" w:line="360" w:lineRule="auto"/>
+        <w:ind w:right="429" w:firstLine="566"/>
+        <w:jc w:val="both"/>
+      </w:pPr>
+    </w:p>
+    <w:p>
+      <w:pPr>
+        <w:pStyle w:val="a3"/>
+        <w:spacing w:before="155" w:line="360" w:lineRule="auto"/>
+        <w:ind w:right="429" w:firstLine="566"/>
+        <w:jc w:val="both"/>
+      </w:pPr>
+      <w:r>
+        <w:rPr>
+          <w:lang w:val="en-US"/>
+        </w:rPr>
+        <w:t>Configs</w:t>
+      </w:r>
+      <w:r>
+        <w:t>.</w:t>
+      </w:r>
+      <w:r>
+        <w:rPr>
+          <w:lang w:val="en-US"/>
+        </w:rPr>
+        <w:t>java</w:t>
+      </w:r>
+      <w:r>
+        <w:t xml:space="preserve"> </w:t>
+      </w:r>
+      <w:r>
+        <w:t xml:space="preserve">выглядит следующим образом: </w:t>
+      </w:r>
+    </w:p>
+    <w:p>
+      <w:pPr>
+        <w:pStyle w:val="a3"/>
+        <w:spacing w:before="155" w:line="360" w:lineRule="auto"/>
+        <w:ind w:right="429" w:firstLine="566"/>
+        <w:jc w:val="both"/>
+      </w:pPr>
+    </w:p>
+    <w:p>
+      <w:pPr>
+        <w:pStyle w:val="a3"/>
+        <w:spacing w:before="155" w:line="360" w:lineRule="auto"/>
+        <w:ind w:right="429" w:firstLine="566"/>
+        <w:jc w:val="both"/>
+        <w:rPr>
+          <w:lang w:val="en-US"/>
+        </w:rPr>
+      </w:pPr>
+      <w:r>
+        <w:rPr>
+          <w:lang w:val="en-US"/>
+        </w:rPr>
+        <w:t>package sample;</w:t>
+      </w:r>
+    </w:p>
+    <w:p>
+      <w:pPr>
+        <w:pStyle w:val="a3"/>
+        <w:spacing w:before="155" w:line="360" w:lineRule="auto"/>
+        <w:ind w:right="429" w:firstLine="566"/>
+        <w:jc w:val="both"/>
+        <w:rPr>
+          <w:lang w:val="en-US"/>
+        </w:rPr>
+      </w:pPr>
+    </w:p>
+    <w:p>
+      <w:pPr>
+        <w:pStyle w:val="a3"/>
+        <w:spacing w:before="155" w:line="360" w:lineRule="auto"/>
+        <w:ind w:right="429" w:firstLine="566"/>
+        <w:jc w:val="both"/>
+        <w:rPr>
+          <w:lang w:val="en-US"/>
+        </w:rPr>
+      </w:pPr>
+      <w:r>
+        <w:rPr>
+          <w:lang w:val="en-US"/>
+        </w:rPr>
+        <w:lastRenderedPageBreak/>
+        <w:t>public class Configs {</w:t>
+      </w:r>
+    </w:p>
+    <w:p>
+      <w:pPr>
+        <w:pStyle w:val="a3"/>
+        <w:spacing w:before="155" w:line="360" w:lineRule="auto"/>
+        <w:ind w:right="429" w:firstLine="566"/>
+        <w:jc w:val="both"/>
+        <w:rPr>
+          <w:lang w:val="en-US"/>
+        </w:rPr>
+      </w:pPr>
+      <w:r>
+        <w:rPr>
+          <w:lang w:val="en-US"/>
+        </w:rPr>
+        <w:t xml:space="preserve">    protected String </w:t>
+      </w:r>
+      <w:proofErr w:type="spellStart"/>
+      <w:r>
+        <w:rPr>
+          <w:lang w:val="en-US"/>
+        </w:rPr>
+        <w:t>dbHost</w:t>
+      </w:r>
+      <w:proofErr w:type="spellEnd"/>
+      <w:r>
+        <w:rPr>
+          <w:lang w:val="en-US"/>
+        </w:rPr>
+        <w:t xml:space="preserve"> = "localhost";</w:t>
+      </w:r>
+    </w:p>
+    <w:p>
+      <w:pPr>
+        <w:pStyle w:val="a3"/>
+        <w:spacing w:before="155" w:line="360" w:lineRule="auto"/>
+        <w:ind w:right="429" w:firstLine="566"/>
+        <w:jc w:val="both"/>
+        <w:rPr>
+          <w:lang w:val="en-US"/>
+        </w:rPr>
+      </w:pPr>
+      <w:r>
+        <w:rPr>
+          <w:lang w:val="en-US"/>
+        </w:rPr>
+        <w:t xml:space="preserve">    protected String </w:t>
+      </w:r>
+      <w:proofErr w:type="spellStart"/>
+      <w:r>
+        <w:rPr>
+          <w:lang w:val="en-US"/>
+        </w:rPr>
+        <w:t>dbPort</w:t>
+      </w:r>
+      <w:proofErr w:type="spellEnd"/>
+      <w:r>
+        <w:rPr>
+          <w:lang w:val="en-US"/>
+        </w:rPr>
+        <w:t xml:space="preserve"> = "3306";</w:t>
+      </w:r>
+    </w:p>
+    <w:p>
+      <w:pPr>
+        <w:pStyle w:val="a3"/>
+        <w:spacing w:before="155" w:line="360" w:lineRule="auto"/>
+        <w:ind w:right="429" w:firstLine="566"/>
+        <w:jc w:val="both"/>
+        <w:rPr>
+          <w:lang w:val="en-US"/>
+        </w:rPr>
+      </w:pPr>
+      <w:r>
+        <w:rPr>
+          <w:lang w:val="en-US"/>
+        </w:rPr>
+        <w:t xml:space="preserve">    protected String </w:t>
+      </w:r>
+      <w:proofErr w:type="spellStart"/>
+      <w:r>
+        <w:rPr>
+          <w:lang w:val="en-US"/>
+        </w:rPr>
+        <w:t>dbUser</w:t>
+      </w:r>
+      <w:proofErr w:type="spellEnd"/>
+      <w:r>
+        <w:rPr>
+          <w:lang w:val="en-US"/>
+        </w:rPr>
+        <w:t xml:space="preserve"> = "root";</w:t>
+      </w:r>
+    </w:p>
+    <w:p>
+      <w:pPr>
+        <w:pStyle w:val="a3"/>
+        <w:spacing w:before="155" w:line="360" w:lineRule="auto"/>
+        <w:ind w:right="429" w:firstLine="566"/>
+        <w:jc w:val="both"/>
+        <w:rPr>
+          <w:lang w:val="en-US"/>
+        </w:rPr>
+      </w:pPr>
+      <w:r>
+        <w:rPr>
+          <w:lang w:val="en-US"/>
+        </w:rPr>
+        <w:t xml:space="preserve">    protected String </w:t>
+      </w:r>
+      <w:proofErr w:type="spellStart"/>
+      <w:r>
+        <w:rPr>
+          <w:lang w:val="en-US"/>
+        </w:rPr>
+        <w:t>dbPass</w:t>
+      </w:r>
+      <w:proofErr w:type="spellEnd"/>
+      <w:r>
+        <w:rPr>
+          <w:lang w:val="en-US"/>
+        </w:rPr>
+        <w:t xml:space="preserve"> = "12345";</w:t>
+      </w:r>
+    </w:p>
+    <w:p>
+      <w:pPr>
+        <w:pStyle w:val="a3"/>
+        <w:spacing w:before="155" w:line="360" w:lineRule="auto"/>
+        <w:ind w:right="429" w:firstLine="566"/>
+        <w:jc w:val="both"/>
+      </w:pPr>
+      <w:r>
+        <w:rPr>
+          <w:lang w:val="en-US"/>
+        </w:rPr>
+        <w:t xml:space="preserve">    protected</w:t>
+      </w:r>
+      <w:r>
+        <w:t xml:space="preserve"> </w:t>
+      </w:r>
+      <w:r>
+        <w:rPr>
+          <w:lang w:val="en-US"/>
+        </w:rPr>
+        <w:t>String</w:t>
+      </w:r>
+      <w:r>
+        <w:t xml:space="preserve"> </w:t>
+      </w:r>
+      <w:proofErr w:type="spellStart"/>
+      <w:r>
+        <w:rPr>
+          <w:lang w:val="en-US"/>
+        </w:rPr>
+        <w:t>dbName</w:t>
+      </w:r>
+      <w:proofErr w:type="spellEnd"/>
+      <w:r>
+        <w:t xml:space="preserve"> = "</w:t>
+      </w:r>
+      <w:proofErr w:type="spellStart"/>
+      <w:r>
+        <w:rPr>
+          <w:lang w:val="en-US"/>
+        </w:rPr>
+        <w:t>machimadmins</w:t>
+      </w:r>
+      <w:proofErr w:type="spellEnd"/>
+      <w:r>
+        <w:t>";</w:t>
+      </w:r>
+    </w:p>
+    <w:p>
+      <w:pPr>
+        <w:pStyle w:val="a3"/>
+        <w:spacing w:before="155" w:line="360" w:lineRule="auto"/>
+        <w:ind w:right="429" w:firstLine="566"/>
+        <w:jc w:val="both"/>
+      </w:pPr>
+      <w:r>
+        <w:t>}</w:t>
+      </w:r>
+      <w:r>
+        <w:tab/>
+      </w:r>
+    </w:p>
+    <w:p>
+      <w:pPr>
+        <w:pStyle w:val="a3"/>
+        <w:spacing w:before="155" w:line="360" w:lineRule="auto"/>
+        <w:ind w:right="429" w:firstLine="566"/>
+        <w:jc w:val="both"/>
+        <w:rPr>
+          <w:lang w:val="en-US"/>
+        </w:rPr>
+      </w:pPr>
+      <w:r>
+        <w:t>Этот класс служит для хранения данных, необходимых для подключения к БД. После того, как связь программы и базы данных налажена, требуются данные о таблицах и столбцах. Они</w:t>
+      </w:r>
+      <w:r>
+        <w:rPr>
+          <w:lang w:val="en-US"/>
+        </w:rPr>
+        <w:t xml:space="preserve"> </w:t>
+      </w:r>
+      <w:r>
+        <w:t>указываются</w:t>
+      </w:r>
+      <w:r>
+        <w:rPr>
+          <w:lang w:val="en-US"/>
+        </w:rPr>
+        <w:t xml:space="preserve"> </w:t>
+      </w:r>
+      <w:r>
+        <w:t>в</w:t>
+      </w:r>
+      <w:r>
+        <w:rPr>
+          <w:lang w:val="en-US"/>
+        </w:rPr>
+        <w:t xml:space="preserve"> </w:t>
+      </w:r>
+      <w:r>
+        <w:t>классе</w:t>
+      </w:r>
+      <w:r>
+        <w:rPr>
+          <w:lang w:val="en-US"/>
+        </w:rPr>
+        <w:t xml:space="preserve"> </w:t>
+      </w:r>
+      <w:r>
+        <w:rPr>
+          <w:lang w:val="en-US"/>
+        </w:rPr>
+        <w:t>Const.java.</w:t>
+      </w:r>
+    </w:p>
+    <w:p>
+      <w:pPr>
+        <w:pStyle w:val="a3"/>
+        <w:spacing w:before="155" w:line="360" w:lineRule="auto"/>
+        <w:ind w:right="429" w:firstLine="566"/>
+        <w:jc w:val="both"/>
+        <w:rPr>
+          <w:lang w:val="en-US"/>
+        </w:rPr>
+      </w:pPr>
+    </w:p>
+    <w:p>
+      <w:pPr>
+        <w:pStyle w:val="a3"/>
+        <w:spacing w:before="155" w:line="360" w:lineRule="auto"/>
+        <w:ind w:right="429" w:firstLine="566"/>
+        <w:jc w:val="both"/>
+        <w:rPr>
+          <w:lang w:val="en-US"/>
+        </w:rPr>
+      </w:pPr>
+      <w:r>
+        <w:rPr>
+          <w:lang w:val="en-US"/>
+        </w:rPr>
+        <w:t>package sample;</w:t>
+      </w:r>
+    </w:p>
+    <w:p>
+      <w:pPr>
+        <w:pStyle w:val="a3"/>
+        <w:spacing w:before="155" w:line="360" w:lineRule="auto"/>
+        <w:ind w:right="429" w:firstLine="566"/>
+        <w:jc w:val="both"/>
+        <w:rPr>
+          <w:lang w:val="en-US"/>
+        </w:rPr>
+      </w:pPr>
+    </w:p>
+    <w:p>
+      <w:pPr>
+        <w:pStyle w:val="a3"/>
+        <w:spacing w:before="155" w:line="360" w:lineRule="auto"/>
+        <w:ind w:right="429" w:firstLine="566"/>
+        <w:jc w:val="both"/>
+        <w:rPr>
+          <w:lang w:val="en-US"/>
+        </w:rPr>
+      </w:pPr>
+      <w:r>
+        <w:rPr>
+          <w:lang w:val="en-US"/>
+        </w:rPr>
+        <w:t>public class Const {</w:t>
+      </w:r>
+    </w:p>
+    <w:p>
+      <w:pPr>
+        <w:pStyle w:val="a3"/>
+        <w:spacing w:before="155" w:line="360" w:lineRule="auto"/>
+        <w:ind w:right="429" w:firstLine="566"/>
+        <w:jc w:val="both"/>
+        <w:rPr>
+          <w:lang w:val="en-US"/>
+        </w:rPr>
+      </w:pPr>
+      <w:r>
+        <w:rPr>
+          <w:lang w:val="en-US"/>
+        </w:rPr>
+        <w:t xml:space="preserve">    public static final String USER_TABLE = "admin"; //</w:t>
+      </w:r>
+      <w:proofErr w:type="spellStart"/>
+      <w:r>
+        <w:rPr>
+          <w:lang w:val="en-US"/>
+        </w:rPr>
+        <w:t>Название</w:t>
+      </w:r>
+      <w:proofErr w:type="spellEnd"/>
+      <w:r>
+        <w:rPr>
+          <w:lang w:val="en-US"/>
+        </w:rPr>
+        <w:t xml:space="preserve"> </w:t>
+      </w:r>
+      <w:proofErr w:type="spellStart"/>
+      <w:r>
+        <w:rPr>
+          <w:lang w:val="en-US"/>
+        </w:rPr>
+        <w:t>таблицы</w:t>
+      </w:r>
+      <w:proofErr w:type="spellEnd"/>
+    </w:p>
+    <w:p>
+      <w:pPr>
+        <w:pStyle w:val="a3"/>
+        <w:spacing w:before="155" w:line="360" w:lineRule="auto"/>
+        <w:ind w:right="429" w:firstLine="566"/>
+        <w:jc w:val="both"/>
+        <w:rPr>
+          <w:lang w:val="en-US"/>
+        </w:rPr>
+      </w:pPr>
+      <w:r>
+        <w:rPr>
+          <w:lang w:val="en-US"/>
+        </w:rPr>
+        <w:t xml:space="preserve">    public static final String USERS_ID = "</w:t>
+      </w:r>
+      <w:proofErr w:type="spellStart"/>
+      <w:r>
+        <w:rPr>
+          <w:lang w:val="en-US"/>
+        </w:rPr>
+        <w:t>idadmin</w:t>
+      </w:r>
+      <w:proofErr w:type="spellEnd"/>
+      <w:r>
+        <w:rPr>
+          <w:lang w:val="en-US"/>
+        </w:rPr>
+        <w:t>"; //</w:t>
+      </w:r>
+      <w:proofErr w:type="spellStart"/>
+      <w:r>
+        <w:rPr>
+          <w:lang w:val="en-US"/>
+        </w:rPr>
+        <w:t>Имя</w:t>
+      </w:r>
+      <w:proofErr w:type="spellEnd"/>
+      <w:r>
+        <w:rPr>
+          <w:lang w:val="en-US"/>
+        </w:rPr>
+        <w:t xml:space="preserve"> </w:t>
+      </w:r>
+      <w:proofErr w:type="spellStart"/>
+      <w:r>
+        <w:rPr>
+          <w:lang w:val="en-US"/>
+        </w:rPr>
+        <w:t>стобца</w:t>
+      </w:r>
+      <w:proofErr w:type="spellEnd"/>
+      <w:r>
+        <w:rPr>
+          <w:lang w:val="en-US"/>
+        </w:rPr>
+        <w:t xml:space="preserve"> </w:t>
+      </w:r>
+      <w:proofErr w:type="spellStart"/>
+      <w:r>
+        <w:rPr>
+          <w:lang w:val="en-US"/>
+        </w:rPr>
+        <w:t>для</w:t>
+      </w:r>
+      <w:proofErr w:type="spellEnd"/>
+      <w:r>
+        <w:rPr>
+          <w:lang w:val="en-US"/>
+        </w:rPr>
+        <w:t xml:space="preserve"> ID </w:t>
+      </w:r>
+      <w:proofErr w:type="spellStart"/>
+      <w:r>
+        <w:rPr>
+          <w:lang w:val="en-US"/>
+        </w:rPr>
+        <w:t>администратора</w:t>
+      </w:r>
+      <w:proofErr w:type="spellEnd"/>
+    </w:p>
+    <w:p>
+      <w:pPr>
+        <w:pStyle w:val="a3"/>
+        <w:spacing w:before="155" w:line="360" w:lineRule="auto"/>
+        <w:ind w:right="429" w:firstLine="566"/>
+        <w:jc w:val="both"/>
+        <w:rPr>
+          <w:lang w:val="en-US"/>
+        </w:rPr>
+      </w:pPr>
+      <w:r>
+        <w:rPr>
+          <w:lang w:val="en-US"/>
+        </w:rPr>
+        <w:t xml:space="preserve">    public static final String USERS_USERNAME = "username"; //</w:t>
+      </w:r>
+      <w:proofErr w:type="spellStart"/>
+      <w:r>
+        <w:rPr>
+          <w:lang w:val="en-US"/>
+        </w:rPr>
+        <w:t>Имя</w:t>
+      </w:r>
+      <w:proofErr w:type="spellEnd"/>
+      <w:r>
+        <w:rPr>
+          <w:lang w:val="en-US"/>
+        </w:rPr>
+        <w:t xml:space="preserve"> </w:t>
+      </w:r>
+      <w:proofErr w:type="spellStart"/>
+      <w:r>
+        <w:rPr>
+          <w:lang w:val="en-US"/>
+        </w:rPr>
+        <w:t>стобца</w:t>
+      </w:r>
+      <w:proofErr w:type="spellEnd"/>
+      <w:r>
+        <w:rPr>
+          <w:lang w:val="en-US"/>
+        </w:rPr>
+        <w:t xml:space="preserve">, </w:t>
+      </w:r>
+      <w:proofErr w:type="spellStart"/>
+      <w:r>
+        <w:rPr>
+          <w:lang w:val="en-US"/>
+        </w:rPr>
+        <w:t>что</w:t>
+      </w:r>
+      <w:proofErr w:type="spellEnd"/>
+      <w:r>
+        <w:rPr>
+          <w:lang w:val="en-US"/>
+        </w:rPr>
+        <w:t xml:space="preserve"> </w:t>
+      </w:r>
+      <w:proofErr w:type="spellStart"/>
+      <w:r>
+        <w:rPr>
+          <w:lang w:val="en-US"/>
+        </w:rPr>
+        <w:t>хранит</w:t>
+      </w:r>
+      <w:proofErr w:type="spellEnd"/>
+      <w:r>
+        <w:rPr>
+          <w:lang w:val="en-US"/>
+        </w:rPr>
+        <w:t xml:space="preserve"> </w:t>
+      </w:r>
+      <w:proofErr w:type="spellStart"/>
+      <w:r>
+        <w:rPr>
+          <w:lang w:val="en-US"/>
+        </w:rPr>
+        <w:t>имя</w:t>
+      </w:r>
+      <w:proofErr w:type="spellEnd"/>
+      <w:r>
+        <w:rPr>
+          <w:lang w:val="en-US"/>
+        </w:rPr>
+        <w:t xml:space="preserve"> </w:t>
+      </w:r>
+      <w:proofErr w:type="spellStart"/>
+      <w:r>
+        <w:rPr>
+          <w:lang w:val="en-US"/>
+        </w:rPr>
+        <w:t>администратора</w:t>
+      </w:r>
+      <w:proofErr w:type="spellEnd"/>
+      <w:r>
+        <w:rPr>
+          <w:lang w:val="en-US"/>
+        </w:rPr>
+        <w:t xml:space="preserve"> в </w:t>
+      </w:r>
+      <w:proofErr w:type="spellStart"/>
+      <w:r>
+        <w:rPr>
+          <w:lang w:val="en-US"/>
+        </w:rPr>
+        <w:t>таблице</w:t>
+      </w:r>
+      <w:proofErr w:type="spellEnd"/>
+    </w:p>
+    <w:p>
+      <w:pPr>
+        <w:pStyle w:val="a3"/>
+        <w:spacing w:before="155" w:line="360" w:lineRule="auto"/>
+        <w:ind w:right="429" w:firstLine="566"/>
+        <w:jc w:val="both"/>
+        <w:rPr>
+          <w:lang w:val="en-US"/>
+        </w:rPr>
+      </w:pPr>
+      <w:r>
+        <w:rPr>
+          <w:lang w:val="en-US"/>
+        </w:rPr>
+        <w:t xml:space="preserve">    public static final String USER_PASSWORD = "password"; //</w:t>
+      </w:r>
+      <w:proofErr w:type="spellStart"/>
+      <w:r>
+        <w:rPr>
+          <w:lang w:val="en-US"/>
+        </w:rPr>
+        <w:t>имя</w:t>
+      </w:r>
+      <w:proofErr w:type="spellEnd"/>
+      <w:r>
+        <w:rPr>
+          <w:lang w:val="en-US"/>
+        </w:rPr>
+        <w:t xml:space="preserve"> </w:t>
+      </w:r>
+      <w:proofErr w:type="spellStart"/>
+      <w:r>
+        <w:rPr>
+          <w:lang w:val="en-US"/>
+        </w:rPr>
+        <w:t>столбца</w:t>
+      </w:r>
+      <w:proofErr w:type="spellEnd"/>
+      <w:r>
+        <w:rPr>
+          <w:lang w:val="en-US"/>
+        </w:rPr>
+        <w:t xml:space="preserve"> </w:t>
+      </w:r>
+      <w:proofErr w:type="spellStart"/>
+      <w:r>
+        <w:rPr>
+          <w:lang w:val="en-US"/>
+        </w:rPr>
+        <w:t>для</w:t>
+      </w:r>
+      <w:proofErr w:type="spellEnd"/>
+      <w:r>
+        <w:rPr>
+          <w:lang w:val="en-US"/>
+        </w:rPr>
+        <w:t xml:space="preserve"> </w:t>
+      </w:r>
+      <w:proofErr w:type="spellStart"/>
+      <w:r>
+        <w:rPr>
+          <w:lang w:val="en-US"/>
+        </w:rPr>
+        <w:t>паролей</w:t>
+      </w:r>
+      <w:proofErr w:type="spellEnd"/>
+      <w:r>
+        <w:rPr>
+          <w:lang w:val="en-US"/>
+        </w:rPr>
+        <w:t xml:space="preserve"> в </w:t>
+      </w:r>
+      <w:proofErr w:type="spellStart"/>
+      <w:r>
+        <w:rPr>
+          <w:lang w:val="en-US"/>
+        </w:rPr>
+        <w:t>таблице</w:t>
+      </w:r>
+      <w:proofErr w:type="spellEnd"/>
+      <w:r>
+        <w:rPr>
+          <w:lang w:val="en-US"/>
+        </w:rPr>
+        <w:t xml:space="preserve"> </w:t>
+      </w:r>
+      <w:proofErr w:type="spellStart"/>
+      <w:r>
+        <w:rPr>
+          <w:lang w:val="en-US"/>
+        </w:rPr>
+        <w:t>администраторов</w:t>
+      </w:r>
+      <w:proofErr w:type="spellEnd"/>
+    </w:p>
+    <w:p>
+      <w:pPr>
+        <w:pStyle w:val="a3"/>
+        <w:spacing w:before="155" w:line="360" w:lineRule="auto"/>
+        <w:ind w:right="429" w:firstLine="566"/>
+        <w:jc w:val="both"/>
+      </w:pPr>
+      <w:r>
+        <w:t>}</w:t>
+      </w:r>
+    </w:p>
+    <w:p>
+      <w:pPr>
+        <w:pStyle w:val="a3"/>
+        <w:spacing w:before="155" w:line="360" w:lineRule="auto"/>
+        <w:ind w:right="429" w:firstLine="566"/>
+        <w:jc w:val="both"/>
+      </w:pPr>
+    </w:p>
+    <w:p>
+      <w:pPr>
+        <w:pStyle w:val="a3"/>
+        <w:spacing w:before="155" w:line="360" w:lineRule="auto"/>
+        <w:ind w:right="429" w:firstLine="566"/>
+        <w:jc w:val="both"/>
+      </w:pPr>
+      <w:r>
+        <w:t>Для аутентификации пользователя необходимо создать некий объект</w:t>
+      </w:r>
+      <w:r>
+        <w:t xml:space="preserve">, </w:t>
+      </w:r>
+      <w:r>
         <w:t xml:space="preserve">который </w:t>
       </w:r>
       <w:r>
-        <w:t xml:space="preserve">содержит классы и интерфейсы, </w:t>
-      </w:r>
-      <w:r>
-        <w:t xml:space="preserve">используемые </w:t>
-      </w:r>
-      <w:r>
-        <w:t>для работы с базами данных в Java</w:t>
-      </w:r>
-      <w:r>
-        <w:t xml:space="preserve">, реализовать систему входа по логину и паролю не очень сложно. </w:t>
-      </w:r>
-    </w:p>
-    <w:p>
-      <w:pPr>
-        <w:pStyle w:val="a3"/>
-        <w:spacing w:before="155" w:line="360" w:lineRule="auto"/>
-        <w:ind w:right="429" w:firstLine="566"/>
-        <w:jc w:val="both"/>
-      </w:pPr>
-      <w:r>
-        <w:t xml:space="preserve">Для начала необходимо создать ряд классов, которые будут использоваться для связи с БД. Это </w:t>
-      </w:r>
-      <w:r>
-        <w:rPr>
-          <w:lang w:val="en-US"/>
-        </w:rPr>
-        <w:t>Configs</w:t>
-      </w:r>
-      <w:r>
-        <w:t>.</w:t>
-      </w:r>
-      <w:r>
-        <w:rPr>
-          <w:lang w:val="en-US"/>
-        </w:rPr>
-        <w:t>java</w:t>
-      </w:r>
-      <w:r>
-        <w:t xml:space="preserve">, </w:t>
-      </w:r>
-      <w:r>
-        <w:rPr>
-          <w:lang w:val="en-US"/>
-        </w:rPr>
-        <w:t>Const</w:t>
-      </w:r>
-      <w:r>
-        <w:t>.</w:t>
-      </w:r>
-      <w:r>
-        <w:rPr>
-          <w:lang w:val="en-US"/>
-        </w:rPr>
-        <w:t>java</w:t>
-      </w:r>
-      <w:r>
-        <w:t xml:space="preserve">, </w:t>
-      </w:r>
-      <w:r>
-        <w:rPr>
-          <w:lang w:val="en-US"/>
-        </w:rPr>
-        <w:t>User</w:t>
-      </w:r>
-      <w:r>
-        <w:t>.</w:t>
-      </w:r>
-      <w:r>
-        <w:rPr>
-          <w:lang w:val="en-US"/>
-        </w:rPr>
-        <w:t>java</w:t>
-      </w:r>
-      <w:r>
-        <w:t xml:space="preserve"> </w:t>
-      </w:r>
-      <w:r>
-        <w:t xml:space="preserve">и </w:t>
-      </w:r>
-      <w:proofErr w:type="spellStart"/>
-      <w:r>
-        <w:rPr>
-          <w:lang w:val="en-US"/>
-        </w:rPr>
-        <w:t>DatabaseHandler</w:t>
-      </w:r>
-      <w:proofErr w:type="spellEnd"/>
-      <w:r>
-        <w:t>.</w:t>
-      </w:r>
-      <w:r>
-        <w:rPr>
-          <w:lang w:val="en-US"/>
-        </w:rPr>
-        <w:t>java</w:t>
-      </w:r>
-      <w:r>
-        <w:t>.</w:t>
-      </w:r>
-    </w:p>
-    <w:p>
-      <w:pPr>
-        <w:pStyle w:val="a3"/>
-        <w:spacing w:before="155" w:line="360" w:lineRule="auto"/>
-        <w:ind w:right="429" w:firstLine="566"/>
-        <w:jc w:val="both"/>
-      </w:pPr>
-    </w:p>
-    <w:p>
-      <w:pPr>
-        <w:pStyle w:val="a3"/>
-        <w:spacing w:before="155" w:line="360" w:lineRule="auto"/>
-        <w:ind w:right="429" w:firstLine="566"/>
-        <w:jc w:val="both"/>
-      </w:pPr>
-      <w:r>
-        <w:rPr>
-          <w:lang w:val="en-US"/>
-        </w:rPr>
-        <w:t>Configs</w:t>
-      </w:r>
-      <w:r>
-        <w:t>.</w:t>
-      </w:r>
-      <w:r>
-        <w:rPr>
-          <w:lang w:val="en-US"/>
-        </w:rPr>
-        <w:t>java</w:t>
-      </w:r>
-      <w:r>
-        <w:t xml:space="preserve"> </w:t>
-      </w:r>
-      <w:r>
-        <w:t xml:space="preserve">выглядит следующим образом: </w:t>
-      </w:r>
-    </w:p>
-    <w:p>
-      <w:pPr>
-        <w:pStyle w:val="a3"/>
-        <w:spacing w:before="155" w:line="360" w:lineRule="auto"/>
-        <w:ind w:right="429" w:firstLine="566"/>
-        <w:jc w:val="both"/>
-      </w:pPr>
-    </w:p>
-    <w:p>
-      <w:pPr>
-        <w:pStyle w:val="a3"/>
-        <w:spacing w:before="155" w:line="360" w:lineRule="auto"/>
-        <w:ind w:right="429" w:firstLine="566"/>
-        <w:jc w:val="both"/>
-        <w:rPr>
-          <w:lang w:val="en-US"/>
-        </w:rPr>
-      </w:pPr>
-      <w:r>
-        <w:rPr>
-          <w:lang w:val="en-US"/>
-        </w:rPr>
-        <w:t>package sample;</w:t>
-      </w:r>
-    </w:p>
-    <w:p>
-      <w:pPr>
-        <w:pStyle w:val="a3"/>
-        <w:spacing w:before="155" w:line="360" w:lineRule="auto"/>
-        <w:ind w:right="429" w:firstLine="566"/>
-        <w:jc w:val="both"/>
-        <w:rPr>
-          <w:lang w:val="en-US"/>
-        </w:rPr>
-      </w:pPr>
-    </w:p>
-    <w:p>
-      <w:pPr>
-        <w:pStyle w:val="a3"/>
-        <w:spacing w:before="155" w:line="360" w:lineRule="auto"/>
-        <w:ind w:right="429" w:firstLine="566"/>
-        <w:jc w:val="both"/>
-        <w:rPr>
-          <w:lang w:val="en-US"/>
-        </w:rPr>
-      </w:pPr>
-      <w:r>
-        <w:rPr>
-          <w:lang w:val="en-US"/>
-        </w:rPr>
-        <w:t>public class Configs {</w:t>
-      </w:r>
-    </w:p>
-    <w:p>
-      <w:pPr>
-        <w:pStyle w:val="a3"/>
-        <w:spacing w:before="155" w:line="360" w:lineRule="auto"/>
-        <w:ind w:right="429" w:firstLine="566"/>
-        <w:jc w:val="both"/>
-        <w:rPr>
-          <w:lang w:val="en-US"/>
-        </w:rPr>
-      </w:pPr>
-      <w:r>
-        <w:rPr>
-          <w:lang w:val="en-US"/>
-        </w:rPr>
-        <w:t xml:space="preserve">    protected String </w:t>
-      </w:r>
-      <w:proofErr w:type="spellStart"/>
-      <w:r>
-        <w:rPr>
-          <w:lang w:val="en-US"/>
-        </w:rPr>
-        <w:t>dbHost</w:t>
-      </w:r>
-      <w:proofErr w:type="spellEnd"/>
-      <w:r>
-        <w:rPr>
-          <w:lang w:val="en-US"/>
-        </w:rPr>
-        <w:t xml:space="preserve"> = "localhost";</w:t>
-      </w:r>
-    </w:p>
-    <w:p>
-      <w:pPr>
-        <w:pStyle w:val="a3"/>
-        <w:spacing w:before="155" w:line="360" w:lineRule="auto"/>
-        <w:ind w:right="429" w:firstLine="566"/>
-        <w:jc w:val="both"/>
-        <w:rPr>
-          <w:lang w:val="en-US"/>
-        </w:rPr>
-      </w:pPr>
-      <w:r>
-        <w:rPr>
-          <w:lang w:val="en-US"/>
-        </w:rPr>
-        <w:t xml:space="preserve">    protected String </w:t>
-      </w:r>
-      <w:proofErr w:type="spellStart"/>
-      <w:r>
-        <w:rPr>
-          <w:lang w:val="en-US"/>
-        </w:rPr>
-        <w:t>dbPort</w:t>
-      </w:r>
-      <w:proofErr w:type="spellEnd"/>
-      <w:r>
-        <w:rPr>
-          <w:lang w:val="en-US"/>
-        </w:rPr>
-        <w:t xml:space="preserve"> = "3306";</w:t>
-      </w:r>
-    </w:p>
-    <w:p>
-      <w:pPr>
-        <w:pStyle w:val="a3"/>
-        <w:spacing w:before="155" w:line="360" w:lineRule="auto"/>
-        <w:ind w:right="429" w:firstLine="566"/>
-        <w:jc w:val="both"/>
-        <w:rPr>
-          <w:lang w:val="en-US"/>
-        </w:rPr>
-      </w:pPr>
-      <w:r>
-        <w:rPr>
-          <w:lang w:val="en-US"/>
-        </w:rPr>
-        <w:t xml:space="preserve">    protected String </w:t>
-      </w:r>
-      <w:proofErr w:type="spellStart"/>
-      <w:r>
-        <w:rPr>
-          <w:lang w:val="en-US"/>
-        </w:rPr>
-        <w:t>dbUser</w:t>
-      </w:r>
-      <w:proofErr w:type="spellEnd"/>
-      <w:r>
-        <w:rPr>
-          <w:lang w:val="en-US"/>
-        </w:rPr>
-        <w:t xml:space="preserve"> = "root";</w:t>
-      </w:r>
-    </w:p>
-    <w:p>
-      <w:pPr>
-        <w:pStyle w:val="a3"/>
-        <w:spacing w:before="155" w:line="360" w:lineRule="auto"/>
-        <w:ind w:right="429" w:firstLine="566"/>
-        <w:jc w:val="both"/>
-        <w:rPr>
-          <w:lang w:val="en-US"/>
-        </w:rPr>
-      </w:pPr>
-      <w:r>
-        <w:rPr>
-          <w:lang w:val="en-US"/>
-        </w:rPr>
-        <w:t xml:space="preserve">    protected String </w:t>
-      </w:r>
-      <w:proofErr w:type="spellStart"/>
-      <w:r>
-        <w:rPr>
-          <w:lang w:val="en-US"/>
-        </w:rPr>
-        <w:t>dbPass</w:t>
-      </w:r>
-      <w:proofErr w:type="spellEnd"/>
-      <w:r>
-        <w:rPr>
-          <w:lang w:val="en-US"/>
-        </w:rPr>
-        <w:t xml:space="preserve"> = "12345";</w:t>
-      </w:r>
-    </w:p>
-    <w:p>
-      <w:pPr>
-        <w:pStyle w:val="a3"/>
-        <w:spacing w:before="155" w:line="360" w:lineRule="auto"/>
-        <w:ind w:right="429" w:firstLine="566"/>
-        <w:jc w:val="both"/>
-      </w:pPr>
-      <w:r>
-        <w:rPr>
-          <w:lang w:val="en-US"/>
-        </w:rPr>
-        <w:t xml:space="preserve">    protected</w:t>
-      </w:r>
-      <w:r>
-        <w:t xml:space="preserve"> </w:t>
-      </w:r>
-      <w:r>
-        <w:rPr>
-          <w:lang w:val="en-US"/>
-        </w:rPr>
-        <w:t>String</w:t>
-      </w:r>
-      <w:r>
-        <w:t xml:space="preserve"> </w:t>
-      </w:r>
-      <w:proofErr w:type="spellStart"/>
-      <w:r>
-        <w:rPr>
-          <w:lang w:val="en-US"/>
-        </w:rPr>
-        <w:t>dbName</w:t>
-      </w:r>
-      <w:proofErr w:type="spellEnd"/>
-      <w:r>
-        <w:t xml:space="preserve"> = "</w:t>
-      </w:r>
-      <w:proofErr w:type="spellStart"/>
-      <w:r>
-        <w:rPr>
-          <w:lang w:val="en-US"/>
-        </w:rPr>
-        <w:t>machimadmins</w:t>
-      </w:r>
-      <w:proofErr w:type="spellEnd"/>
-      <w:r>
-        <w:t>";</w:t>
-      </w:r>
-    </w:p>
-    <w:p>
-      <w:pPr>
-        <w:pStyle w:val="a3"/>
-        <w:spacing w:before="155" w:line="360" w:lineRule="auto"/>
-        <w:ind w:right="429" w:firstLine="566"/>
-        <w:jc w:val="both"/>
-      </w:pPr>
-      <w:r>
-        <w:t>}</w:t>
-      </w:r>
-      <w:r>
-        <w:tab/>
-      </w:r>
-    </w:p>
-    <w:p>
-      <w:pPr>
-        <w:pStyle w:val="a3"/>
-        <w:spacing w:before="155" w:line="360" w:lineRule="auto"/>
-        <w:ind w:right="429" w:firstLine="566"/>
-        <w:jc w:val="both"/>
-        <w:rPr>
-          <w:lang w:val="en-US"/>
-        </w:rPr>
-      </w:pPr>
-      <w:r>
-        <w:t>Этот класс служит для хранения данных, необходимых для подключения к БД. После того, как связь программы и базы данных налажена, требуются данные о таблицах и столбцах. Они</w:t>
-      </w:r>
-      <w:r>
-        <w:rPr>
-          <w:lang w:val="en-US"/>
-        </w:rPr>
-        <w:t xml:space="preserve"> </w:t>
-      </w:r>
-      <w:r>
-        <w:t>указываются</w:t>
-      </w:r>
-      <w:r>
-        <w:rPr>
-          <w:lang w:val="en-US"/>
-        </w:rPr>
-        <w:t xml:space="preserve"> </w:t>
-      </w:r>
-      <w:r>
-        <w:t>в</w:t>
-      </w:r>
-      <w:r>
-        <w:rPr>
-          <w:lang w:val="en-US"/>
-        </w:rPr>
-        <w:t xml:space="preserve"> </w:t>
-      </w:r>
-      <w:r>
-        <w:t>классе</w:t>
-      </w:r>
-      <w:r>
-        <w:rPr>
-          <w:lang w:val="en-US"/>
-        </w:rPr>
-        <w:t xml:space="preserve"> </w:t>
-      </w:r>
-      <w:r>
-        <w:rPr>
-          <w:lang w:val="en-US"/>
-        </w:rPr>
-        <w:t>Const.java.</w:t>
-      </w:r>
-    </w:p>
-    <w:p>
-      <w:pPr>
-        <w:pStyle w:val="a3"/>
-        <w:spacing w:before="155" w:line="360" w:lineRule="auto"/>
-        <w:ind w:right="429" w:firstLine="566"/>
-        <w:jc w:val="both"/>
-        <w:rPr>
-          <w:lang w:val="en-US"/>
-        </w:rPr>
-      </w:pPr>
-    </w:p>
-    <w:p>
-      <w:pPr>
-        <w:pStyle w:val="a3"/>
-        <w:spacing w:before="155" w:line="360" w:lineRule="auto"/>
-        <w:ind w:right="429" w:firstLine="566"/>
-        <w:jc w:val="both"/>
-        <w:rPr>
-          <w:lang w:val="en-US"/>
-        </w:rPr>
-      </w:pPr>
-      <w:r>
-        <w:rPr>
-          <w:lang w:val="en-US"/>
-        </w:rPr>
-        <w:t>package sample;</w:t>
-      </w:r>
-    </w:p>
-    <w:p>
-      <w:pPr>
-        <w:pStyle w:val="a3"/>
-        <w:spacing w:before="155" w:line="360" w:lineRule="auto"/>
-        <w:ind w:right="429" w:firstLine="566"/>
-        <w:jc w:val="both"/>
-        <w:rPr>
-          <w:lang w:val="en-US"/>
-        </w:rPr>
-      </w:pPr>
-    </w:p>
-    <w:p>
-      <w:pPr>
-        <w:pStyle w:val="a3"/>
-        <w:spacing w:before="155" w:line="360" w:lineRule="auto"/>
-        <w:ind w:right="429" w:firstLine="566"/>
-        <w:jc w:val="both"/>
-        <w:rPr>
-          <w:lang w:val="en-US"/>
-        </w:rPr>
-      </w:pPr>
-      <w:r>
-        <w:rPr>
-          <w:lang w:val="en-US"/>
-        </w:rPr>
-        <w:t>public class Const {</w:t>
-      </w:r>
-    </w:p>
-    <w:p>
-      <w:pPr>
-        <w:pStyle w:val="a3"/>
-        <w:spacing w:before="155" w:line="360" w:lineRule="auto"/>
-        <w:ind w:right="429" w:firstLine="566"/>
-        <w:jc w:val="both"/>
-        <w:rPr>
-          <w:lang w:val="en-US"/>
-        </w:rPr>
-      </w:pPr>
-      <w:r>
-        <w:rPr>
-          <w:lang w:val="en-US"/>
-        </w:rPr>
-        <w:t xml:space="preserve">    public static final String USER_TABLE = "admin"; //</w:t>
-      </w:r>
-      <w:proofErr w:type="spellStart"/>
-      <w:r>
-        <w:rPr>
-          <w:lang w:val="en-US"/>
-        </w:rPr>
-        <w:t>Название</w:t>
-      </w:r>
-      <w:proofErr w:type="spellEnd"/>
-      <w:r>
-        <w:rPr>
-          <w:lang w:val="en-US"/>
-        </w:rPr>
-        <w:t xml:space="preserve"> </w:t>
-      </w:r>
-      <w:proofErr w:type="spellStart"/>
-      <w:r>
-        <w:rPr>
-          <w:lang w:val="en-US"/>
-        </w:rPr>
-        <w:t>таблицы</w:t>
-      </w:r>
-      <w:proofErr w:type="spellEnd"/>
-    </w:p>
-    <w:p>
-      <w:pPr>
-        <w:pStyle w:val="a3"/>
-        <w:spacing w:before="155" w:line="360" w:lineRule="auto"/>
-        <w:ind w:right="429" w:firstLine="566"/>
-        <w:jc w:val="both"/>
-        <w:rPr>
-          <w:lang w:val="en-US"/>
-        </w:rPr>
-      </w:pPr>
-      <w:r>
-        <w:rPr>
-          <w:lang w:val="en-US"/>
-        </w:rPr>
-        <w:t xml:space="preserve">    public static final String USERS_ID = "</w:t>
-      </w:r>
-      <w:proofErr w:type="spellStart"/>
-      <w:r>
-        <w:rPr>
-          <w:lang w:val="en-US"/>
-        </w:rPr>
-        <w:t>idadmin</w:t>
-      </w:r>
-      <w:proofErr w:type="spellEnd"/>
-      <w:r>
-        <w:rPr>
-          <w:lang w:val="en-US"/>
-        </w:rPr>
-        <w:t>"; //</w:t>
-      </w:r>
-      <w:proofErr w:type="spellStart"/>
-      <w:r>
-        <w:rPr>
-          <w:lang w:val="en-US"/>
-        </w:rPr>
-        <w:t>Имя</w:t>
-      </w:r>
-      <w:proofErr w:type="spellEnd"/>
-      <w:r>
-        <w:rPr>
-          <w:lang w:val="en-US"/>
-        </w:rPr>
-        <w:t xml:space="preserve"> </w:t>
-      </w:r>
-      <w:proofErr w:type="spellStart"/>
-      <w:r>
-        <w:rPr>
-          <w:lang w:val="en-US"/>
-        </w:rPr>
-        <w:t>стобца</w:t>
-      </w:r>
-      <w:proofErr w:type="spellEnd"/>
-      <w:r>
-        <w:rPr>
-          <w:lang w:val="en-US"/>
-        </w:rPr>
-        <w:t xml:space="preserve"> </w:t>
-      </w:r>
-      <w:proofErr w:type="spellStart"/>
-      <w:r>
-        <w:rPr>
-          <w:lang w:val="en-US"/>
-        </w:rPr>
-        <w:t>для</w:t>
-      </w:r>
-      <w:proofErr w:type="spellEnd"/>
-      <w:r>
-        <w:rPr>
-          <w:lang w:val="en-US"/>
-        </w:rPr>
-        <w:t xml:space="preserve"> ID </w:t>
-      </w:r>
-      <w:proofErr w:type="spellStart"/>
-      <w:r>
-        <w:rPr>
-          <w:lang w:val="en-US"/>
-        </w:rPr>
-        <w:t>администратора</w:t>
-      </w:r>
-      <w:proofErr w:type="spellEnd"/>
-    </w:p>
-    <w:p>
-      <w:pPr>
-        <w:pStyle w:val="a3"/>
-        <w:spacing w:before="155" w:line="360" w:lineRule="auto"/>
-        <w:ind w:right="429" w:firstLine="566"/>
-        <w:jc w:val="both"/>
-        <w:rPr>
-          <w:lang w:val="en-US"/>
-        </w:rPr>
-      </w:pPr>
-      <w:r>
-        <w:rPr>
-          <w:lang w:val="en-US"/>
-        </w:rPr>
-        <w:t xml:space="preserve">    public static final String USERS_USERNAME = "username"; //</w:t>
-      </w:r>
-      <w:proofErr w:type="spellStart"/>
-      <w:r>
-        <w:rPr>
-          <w:lang w:val="en-US"/>
-        </w:rPr>
-        <w:t>Имя</w:t>
-      </w:r>
-      <w:proofErr w:type="spellEnd"/>
-      <w:r>
-        <w:rPr>
-          <w:lang w:val="en-US"/>
-        </w:rPr>
-        <w:t xml:space="preserve"> </w:t>
-      </w:r>
-      <w:proofErr w:type="spellStart"/>
-      <w:r>
-        <w:rPr>
-          <w:lang w:val="en-US"/>
-        </w:rPr>
-        <w:t>стобца</w:t>
-      </w:r>
-      <w:proofErr w:type="spellEnd"/>
-      <w:r>
-        <w:rPr>
-          <w:lang w:val="en-US"/>
-        </w:rPr>
-        <w:t xml:space="preserve">, </w:t>
-      </w:r>
-      <w:proofErr w:type="spellStart"/>
-      <w:r>
-        <w:rPr>
-          <w:lang w:val="en-US"/>
-        </w:rPr>
-        <w:t>что</w:t>
-      </w:r>
-      <w:proofErr w:type="spellEnd"/>
-      <w:r>
-        <w:rPr>
-          <w:lang w:val="en-US"/>
-        </w:rPr>
-        <w:t xml:space="preserve"> </w:t>
-      </w:r>
-      <w:proofErr w:type="spellStart"/>
-      <w:r>
-        <w:rPr>
-          <w:lang w:val="en-US"/>
-        </w:rPr>
-        <w:t>хранит</w:t>
-      </w:r>
-      <w:proofErr w:type="spellEnd"/>
-      <w:r>
-        <w:rPr>
-          <w:lang w:val="en-US"/>
-        </w:rPr>
-        <w:t xml:space="preserve"> </w:t>
-      </w:r>
-      <w:proofErr w:type="spellStart"/>
-      <w:r>
-        <w:rPr>
-          <w:lang w:val="en-US"/>
-        </w:rPr>
-        <w:t>имя</w:t>
-      </w:r>
-      <w:proofErr w:type="spellEnd"/>
-      <w:r>
-        <w:rPr>
-          <w:lang w:val="en-US"/>
-        </w:rPr>
-        <w:t xml:space="preserve"> </w:t>
-      </w:r>
-      <w:proofErr w:type="spellStart"/>
-      <w:r>
-        <w:rPr>
-          <w:lang w:val="en-US"/>
-        </w:rPr>
-        <w:t>администратора</w:t>
-      </w:r>
-      <w:proofErr w:type="spellEnd"/>
-      <w:r>
-        <w:rPr>
-          <w:lang w:val="en-US"/>
-        </w:rPr>
-        <w:t xml:space="preserve"> в </w:t>
-      </w:r>
-      <w:proofErr w:type="spellStart"/>
-      <w:r>
-        <w:rPr>
-          <w:lang w:val="en-US"/>
-        </w:rPr>
-        <w:t>таблице</w:t>
-      </w:r>
-      <w:proofErr w:type="spellEnd"/>
-    </w:p>
-    <w:p>
-      <w:pPr>
-        <w:pStyle w:val="a3"/>
-        <w:spacing w:before="155" w:line="360" w:lineRule="auto"/>
-        <w:ind w:right="429" w:firstLine="566"/>
-        <w:jc w:val="both"/>
-        <w:rPr>
-          <w:lang w:val="en-US"/>
-        </w:rPr>
-      </w:pPr>
-      <w:r>
-        <w:rPr>
-          <w:lang w:val="en-US"/>
-        </w:rPr>
-        <w:t xml:space="preserve">    public static final String USER_PASSWORD = "password"; //</w:t>
-      </w:r>
-      <w:proofErr w:type="spellStart"/>
-      <w:r>
-        <w:rPr>
-          <w:lang w:val="en-US"/>
-        </w:rPr>
-        <w:t>имя</w:t>
-      </w:r>
-      <w:proofErr w:type="spellEnd"/>
-      <w:r>
-        <w:rPr>
-          <w:lang w:val="en-US"/>
-        </w:rPr>
-        <w:t xml:space="preserve"> </w:t>
-      </w:r>
-      <w:proofErr w:type="spellStart"/>
-      <w:r>
-        <w:rPr>
-          <w:lang w:val="en-US"/>
-        </w:rPr>
-        <w:t>столбца</w:t>
-      </w:r>
-      <w:proofErr w:type="spellEnd"/>
-      <w:r>
-        <w:rPr>
-          <w:lang w:val="en-US"/>
-        </w:rPr>
-        <w:t xml:space="preserve"> </w:t>
-      </w:r>
-      <w:proofErr w:type="spellStart"/>
-      <w:r>
-        <w:rPr>
-          <w:lang w:val="en-US"/>
-        </w:rPr>
-        <w:t>для</w:t>
-      </w:r>
-      <w:proofErr w:type="spellEnd"/>
-      <w:r>
-        <w:rPr>
-          <w:lang w:val="en-US"/>
-        </w:rPr>
-        <w:t xml:space="preserve"> </w:t>
-      </w:r>
-      <w:proofErr w:type="spellStart"/>
-      <w:r>
-        <w:rPr>
-          <w:lang w:val="en-US"/>
-        </w:rPr>
-        <w:t>паролей</w:t>
-      </w:r>
-      <w:proofErr w:type="spellEnd"/>
-      <w:r>
-        <w:rPr>
-          <w:lang w:val="en-US"/>
-        </w:rPr>
-        <w:t xml:space="preserve"> в </w:t>
-      </w:r>
-      <w:proofErr w:type="spellStart"/>
-      <w:r>
-        <w:rPr>
-          <w:lang w:val="en-US"/>
-        </w:rPr>
-        <w:t>таблице</w:t>
-      </w:r>
-      <w:proofErr w:type="spellEnd"/>
-      <w:r>
-        <w:rPr>
-          <w:lang w:val="en-US"/>
-        </w:rPr>
-        <w:t xml:space="preserve"> </w:t>
-      </w:r>
-      <w:proofErr w:type="spellStart"/>
-      <w:r>
-        <w:rPr>
-          <w:lang w:val="en-US"/>
-        </w:rPr>
-        <w:t>администраторов</w:t>
-      </w:r>
-      <w:proofErr w:type="spellEnd"/>
-    </w:p>
-    <w:p>
-      <w:pPr>
-        <w:pStyle w:val="a3"/>
-        <w:spacing w:before="155" w:line="360" w:lineRule="auto"/>
-        <w:ind w:right="429" w:firstLine="566"/>
-        <w:jc w:val="both"/>
-      </w:pPr>
-      <w:r>
-        <w:t>}</w:t>
-      </w:r>
-    </w:p>
-    <w:p>
-      <w:pPr>
-        <w:pStyle w:val="a3"/>
-        <w:spacing w:before="155" w:line="360" w:lineRule="auto"/>
-        <w:ind w:right="429" w:firstLine="566"/>
-        <w:jc w:val="both"/>
-      </w:pPr>
-    </w:p>
-    <w:p>
-      <w:pPr>
-        <w:pStyle w:val="a3"/>
-        <w:spacing w:before="155" w:line="360" w:lineRule="auto"/>
-        <w:ind w:right="429" w:firstLine="566"/>
-        <w:jc w:val="both"/>
-      </w:pPr>
-      <w:r>
         <w:lastRenderedPageBreak/>
-        <w:t>Для аутентификации пользователя необходимо создать некий объект</w:t>
-      </w:r>
-      <w:r>
-        <w:t xml:space="preserve">, </w:t>
-      </w:r>
-      <w:r>
-        <w:t xml:space="preserve">который и будет являться пользователем, что пытается совершить вход. Для этого создадим класс </w:t>
+        <w:t xml:space="preserve">и будет являться пользователем, что пытается совершить вход. Для этого создадим класс </w:t>
       </w:r>
       <w:r>
         <w:rPr>
@@ -35691,7 +35734,7 @@
         <w:jc w:val="center"/>
       </w:pPr>
       <w:bookmarkStart w:id="35" w:name="_bookmark20"/>
-      <w:bookmarkStart w:id="36" w:name="_Toc136697070"/>
+      <w:bookmarkStart w:id="36" w:name="_Toc137135978"/>
       <w:bookmarkEnd w:id="35"/>
       <w:r>
         <w:lastRenderedPageBreak/>
@@ -36018,7 +36061,7 @@
         <w:jc w:val="center"/>
       </w:pPr>
       <w:bookmarkStart w:id="37" w:name="_bookmark21"/>
-      <w:bookmarkStart w:id="38" w:name="_Toc136697071"/>
+      <w:bookmarkStart w:id="38" w:name="_Toc137135979"/>
       <w:bookmarkEnd w:id="37"/>
       <w:r>
         <w:lastRenderedPageBreak/>
@@ -36051,6 +36094,7 @@
         <w:ind w:left="0"/>
         <w:jc w:val="center"/>
       </w:pPr>
+      <w:bookmarkStart w:id="39" w:name="_Toc137135980"/>
       <w:r>
         <w:t>Основная</w:t>
       </w:r>
@@ -36063,6 +36107,7 @@
       <w:r>
         <w:t>литература</w:t>
       </w:r>
+      <w:bookmarkEnd w:id="39"/>
     </w:p>
     <w:p>
       <w:pPr>
@@ -36309,16 +36354,6 @@
         </w:rPr>
         <w:t>. 2019. – 480с.</w:t>
       </w:r>
-    </w:p>
-    <w:p>
-      <w:pPr>
-        <w:pStyle w:val="a6"/>
-        <w:spacing w:line="360" w:lineRule="auto"/>
-        <w:ind w:left="720" w:firstLine="0"/>
-        <w:rPr>
-          <w:sz w:val="28"/>
-        </w:rPr>
-      </w:pPr>
     </w:p>
     <w:p>
       <w:pPr>

--- a/ВКР.docx
+++ b/ВКР.docx
@@ -1,6 +1,6 @@
 
 <file path=word/document.xml><?xml version="1.0" encoding="utf-8"?>
-<w:document xmlns:wpc="http://schemas.microsoft.com/office/word/2010/wordprocessingCanvas" xmlns:cx="http://schemas.microsoft.com/office/drawing/2014/chartex" xmlns:cx1="http://schemas.microsoft.com/office/drawing/2015/9/8/chartex" xmlns:cx2="http://schemas.microsoft.com/office/drawing/2015/10/21/chartex" xmlns:cx3="http://schemas.microsoft.com/office/drawing/2016/5/9/chartex" xmlns:cx4="http://schemas.microsoft.com/office/drawing/2016/5/10/chartex" xmlns:cx5="http://schemas.microsoft.com/office/drawing/2016/5/11/chartex" xmlns:cx6="http://schemas.microsoft.com/office/drawing/2016/5/12/chartex" xmlns:cx7="http://schemas.microsoft.com/office/drawing/2016/5/13/chartex" xmlns:cx8="http://schemas.microsoft.com/office/drawing/2016/5/14/chartex" xmlns:mc="http://schemas.openxmlformats.org/markup-compatibility/2006" xmlns:aink="http://schemas.microsoft.com/office/drawing/2016/ink" xmlns:am3d="http://schemas.microsoft.com/office/drawing/2017/model3d" xmlns:o="urn:schemas-microsoft-com:office:office" xmlns:oel="http://schemas.microsoft.com/office/2019/extlst" xmlns:r="http://schemas.openxmlformats.org/officeDocument/2006/relationships" xmlns:m="http://schemas.openxmlformats.org/officeDocument/2006/math" xmlns:v="urn:schemas-microsoft-com:vml" xmlns:wp14="http://schemas.microsoft.com/office/word/2010/wordprocessingDrawing" xmlns:wp="http://schemas.openxmlformats.org/drawingml/2006/wordprocessingDrawing" xmlns:w10="urn:schemas-microsoft-com:office:word" xmlns:w="http://schemas.openxmlformats.org/wordprocessingml/2006/main" xmlns:w14="http://schemas.microsoft.com/office/word/2010/wordml" xmlns:w15="http://schemas.microsoft.com/office/word/2012/wordml" xmlns:w16cex="http://schemas.microsoft.com/office/word/2018/wordml/cex" xmlns:w16cid="http://schemas.microsoft.com/office/word/2016/wordml/cid" xmlns:w16="http://schemas.microsoft.com/office/word/2018/wordml" xmlns:w16du="http://schemas.microsoft.com/office/word/2023/wordml/word16du" xmlns:w16sdtdh="http://schemas.microsoft.com/office/word/2020/wordml/sdtdatahash" xmlns:w16se="http://schemas.microsoft.com/office/word/2015/wordml/symex" xmlns:wpg="http://schemas.microsoft.com/office/word/2010/wordprocessingGroup" xmlns:wpi="http://schemas.microsoft.com/office/word/2010/wordprocessingInk" xmlns:wne="http://schemas.microsoft.com/office/word/2006/wordml" xmlns:wps="http://schemas.microsoft.com/office/word/2010/wordprocessingShape" mc:Ignorable="w14 w15 w16se w16cid w16 w16cex w16sdtdh wp14">
+<w:document xmlns:wpc="http://schemas.microsoft.com/office/word/2010/wordprocessingCanvas" xmlns:cx="http://schemas.microsoft.com/office/drawing/2014/chartex" xmlns:cx1="http://schemas.microsoft.com/office/drawing/2015/9/8/chartex" xmlns:cx2="http://schemas.microsoft.com/office/drawing/2015/10/21/chartex" xmlns:cx3="http://schemas.microsoft.com/office/drawing/2016/5/9/chartex" xmlns:cx4="http://schemas.microsoft.com/office/drawing/2016/5/10/chartex" xmlns:cx5="http://schemas.microsoft.com/office/drawing/2016/5/11/chartex" xmlns:cx6="http://schemas.microsoft.com/office/drawing/2016/5/12/chartex" xmlns:cx7="http://schemas.microsoft.com/office/drawing/2016/5/13/chartex" xmlns:cx8="http://schemas.microsoft.com/office/drawing/2016/5/14/chartex" xmlns:mc="http://schemas.openxmlformats.org/markup-compatibility/2006" xmlns:aink="http://schemas.microsoft.com/office/drawing/2016/ink" xmlns:am3d="http://schemas.microsoft.com/office/drawing/2017/model3d" xmlns:o="urn:schemas-microsoft-com:office:office" xmlns:oel="http://schemas.microsoft.com/office/2019/extlst" xmlns:r="http://schemas.openxmlformats.org/officeDocument/2006/relationships" xmlns:m="http://schemas.openxmlformats.org/officeDocument/2006/math" xmlns:v="urn:schemas-microsoft-com:vml" xmlns:wp14="http://schemas.microsoft.com/office/word/2010/wordprocessingDrawing" xmlns:wp="http://schemas.openxmlformats.org/drawingml/2006/wordprocessingDrawing" xmlns:w10="urn:schemas-microsoft-com:office:word" xmlns:w="http://schemas.openxmlformats.org/wordprocessingml/2006/main" xmlns:w14="http://schemas.microsoft.com/office/word/2010/wordml" xmlns:w15="http://schemas.microsoft.com/office/word/2012/wordml" xmlns:w16cex="http://schemas.microsoft.com/office/word/2018/wordml/cex" xmlns:w16cid="http://schemas.microsoft.com/office/word/2016/wordml/cid" xmlns:w16="http://schemas.microsoft.com/office/word/2018/wordml" xmlns:w16sdtdh="http://schemas.microsoft.com/office/word/2020/wordml/sdtdatahash" xmlns:w16se="http://schemas.microsoft.com/office/word/2015/wordml/symex" xmlns:wpg="http://schemas.microsoft.com/office/word/2010/wordprocessingGroup" xmlns:wpi="http://schemas.microsoft.com/office/word/2010/wordprocessingInk" xmlns:wne="http://schemas.microsoft.com/office/word/2006/wordml" xmlns:wps="http://schemas.microsoft.com/office/word/2010/wordprocessingShape" mc:Ignorable="w14 w15 w16se w16cid w16 w16cex w16sdtdh wp14">
   <w:body>
     <w:p>
       <w:pPr>
@@ -16658,9 +16658,6 @@
         <w:spacing w:before="155" w:line="360" w:lineRule="auto"/>
         <w:ind w:right="432" w:firstLine="566"/>
         <w:jc w:val="both"/>
-        <w:rPr>
-          <w:lang w:val="en-US"/>
-        </w:rPr>
       </w:pPr>
       <w:r>
         <w:lastRenderedPageBreak/>
@@ -16683,9 +16680,9 @@
         </w:rPr>
         <w:drawing>
           <wp:inline distT="0" distB="0" distL="0" distR="0">
-            <wp:extent cx="4912537" cy="7087827"/>
-            <wp:effectExtent l="0" t="0" r="2540" b="0"/>
-            <wp:docPr id="235962901" name="Рисунок 1"/>
+            <wp:extent cx="4147185" cy="6671310"/>
+            <wp:effectExtent l="0" t="0" r="5715" b="0"/>
+            <wp:docPr id="653178870" name="Рисунок 1"/>
             <wp:cNvGraphicFramePr>
               <a:graphicFrameLocks xmlns:a="http://schemas.openxmlformats.org/drawingml/2006/main" noChangeAspect="1"/>
             </wp:cNvGraphicFramePr>
@@ -16714,7 +16711,7 @@
                   <pic:spPr bwMode="auto">
                     <a:xfrm>
                       <a:off x="0" y="0"/>
-                      <a:ext cx="4922394" cy="7102049"/>
+                      <a:ext cx="4147185" cy="6671310"/>
                     </a:xfrm>
                     <a:prstGeom prst="rect">
                       <a:avLst/>
@@ -16756,6 +16753,14 @@
         <w:spacing w:before="155" w:line="360" w:lineRule="auto"/>
         <w:ind w:right="432" w:firstLine="566"/>
         <w:jc w:val="both"/>
+      </w:pPr>
+    </w:p>
+    <w:p>
+      <w:pPr>
+        <w:pStyle w:val="a3"/>
+        <w:spacing w:before="155" w:line="360" w:lineRule="auto"/>
+        <w:ind w:right="432" w:firstLine="566"/>
+        <w:jc w:val="both"/>
         <w:rPr>
           <w:sz w:val="42"/>
         </w:rPr>
@@ -24126,6 +24131,9 @@
         <w:spacing w:before="155" w:line="360" w:lineRule="auto"/>
         <w:ind w:right="429" w:firstLine="566"/>
         <w:jc w:val="both"/>
+        <w:rPr>
+          <w:lang w:val="en-US"/>
+        </w:rPr>
       </w:pPr>
       <w:r>
         <w:rPr>
@@ -24134,6 +24142,9 @@
         <w:t xml:space="preserve">        return</w:t>
       </w:r>
       <w:r>
+        <w:rPr>
+          <w:lang w:val="en-US"/>
+        </w:rPr>
         <w:t xml:space="preserve"> </w:t>
       </w:r>
       <w:r>
@@ -24143,6 +24154,9 @@
         <w:t>username</w:t>
       </w:r>
       <w:r>
+        <w:rPr>
+          <w:lang w:val="en-US"/>
+        </w:rPr>
         <w:t>;</w:t>
       </w:r>
     </w:p>
@@ -24154,6 +24168,9 @@
         <w:jc w:val="both"/>
       </w:pPr>
       <w:r>
+        <w:rPr>
+          <w:lang w:val="en-US"/>
+        </w:rPr>
         <w:t xml:space="preserve">    </w:t>
       </w:r>
       <w:r>
@@ -25868,6 +25885,9 @@
         <w:spacing w:before="155" w:line="360" w:lineRule="auto"/>
         <w:ind w:right="429" w:firstLine="566"/>
         <w:jc w:val="both"/>
+        <w:rPr>
+          <w:lang w:val="en-US"/>
+        </w:rPr>
       </w:pPr>
       <w:r>
         <w:rPr>
@@ -25875,6 +25895,7 @@
         </w:rPr>
         <w:t xml:space="preserve">            </w:t>
       </w:r>
+      <w:proofErr w:type="spellStart"/>
       <w:proofErr w:type="gramStart"/>
       <w:r>
         <w:rPr>
@@ -25883,9 +25904,11 @@
         <w:t>e</w:t>
       </w:r>
       <w:r>
+        <w:rPr>
+          <w:lang w:val="en-US"/>
+        </w:rPr>
         <w:t>.</w:t>
       </w:r>
-      <w:proofErr w:type="spellStart"/>
       <w:r>
         <w:rPr>
           <w:lang w:val="en-US"/>
@@ -25895,6 +25918,9 @@
       <w:proofErr w:type="spellEnd"/>
       <w:proofErr w:type="gramEnd"/>
       <w:r>
+        <w:rPr>
+          <w:lang w:val="en-US"/>
+        </w:rPr>
         <w:t>();</w:t>
       </w:r>
     </w:p>
@@ -25904,8 +25930,14 @@
         <w:spacing w:before="155" w:line="360" w:lineRule="auto"/>
         <w:ind w:right="429" w:firstLine="566"/>
         <w:jc w:val="both"/>
-      </w:pPr>
-      <w:r>
+        <w:rPr>
+          <w:lang w:val="en-US"/>
+        </w:rPr>
+      </w:pPr>
+      <w:r>
+        <w:rPr>
+          <w:lang w:val="en-US"/>
+        </w:rPr>
         <w:lastRenderedPageBreak/>
         <w:t xml:space="preserve">        }</w:t>
       </w:r>
@@ -25916,16 +25948,22 @@
         <w:spacing w:before="155" w:line="360" w:lineRule="auto"/>
         <w:ind w:right="429" w:firstLine="566"/>
         <w:jc w:val="both"/>
-      </w:pPr>
-    </w:p>
-    <w:p>
-      <w:pPr>
-        <w:pStyle w:val="a3"/>
-        <w:spacing w:before="155" w:line="360" w:lineRule="auto"/>
-        <w:ind w:right="429" w:firstLine="566"/>
-        <w:jc w:val="both"/>
-      </w:pPr>
-      <w:r>
+        <w:rPr>
+          <w:lang w:val="en-US"/>
+        </w:rPr>
+      </w:pPr>
+    </w:p>
+    <w:p>
+      <w:pPr>
+        <w:pStyle w:val="a3"/>
+        <w:spacing w:before="155" w:line="360" w:lineRule="auto"/>
+        <w:ind w:right="429" w:firstLine="566"/>
+        <w:jc w:val="both"/>
+      </w:pPr>
+      <w:r>
+        <w:rPr>
+          <w:lang w:val="en-US"/>
+        </w:rPr>
         <w:t xml:space="preserve">        </w:t>
       </w:r>
       <w:proofErr w:type="spellStart"/>
@@ -26222,9 +26260,6 @@
         <w:spacing w:before="155" w:line="360" w:lineRule="auto"/>
         <w:ind w:right="429" w:firstLine="566"/>
         <w:jc w:val="both"/>
-        <w:rPr>
-          <w:lang w:val="en-US"/>
-        </w:rPr>
       </w:pPr>
       <w:r>
         <w:rPr>
@@ -26233,9 +26268,6 @@
         <w:t>public</w:t>
       </w:r>
       <w:r>
-        <w:rPr>
-          <w:lang w:val="en-US"/>
-        </w:rPr>
         <w:t xml:space="preserve"> </w:t>
       </w:r>
       <w:r>
@@ -26245,9 +26277,6 @@
         <w:t>class</w:t>
       </w:r>
       <w:r>
-        <w:rPr>
-          <w:lang w:val="en-US"/>
-        </w:rPr>
         <w:t xml:space="preserve"> </w:t>
       </w:r>
       <w:r>
@@ -26257,9 +26286,6 @@
         <w:t>Controller</w:t>
       </w:r>
       <w:r>
-        <w:rPr>
-          <w:lang w:val="en-US"/>
-        </w:rPr>
         <w:t xml:space="preserve"> {</w:t>
       </w:r>
     </w:p>
@@ -26269,22 +26295,16 @@
         <w:spacing w:before="155" w:line="360" w:lineRule="auto"/>
         <w:ind w:right="429" w:firstLine="566"/>
         <w:jc w:val="both"/>
-        <w:rPr>
-          <w:lang w:val="en-US"/>
-        </w:rPr>
-      </w:pPr>
-    </w:p>
-    <w:p>
-      <w:pPr>
-        <w:pStyle w:val="a3"/>
-        <w:spacing w:before="155" w:line="360" w:lineRule="auto"/>
-        <w:ind w:right="429" w:firstLine="566"/>
-        <w:jc w:val="both"/>
-      </w:pPr>
-      <w:r>
-        <w:rPr>
-          <w:lang w:val="en-US"/>
-        </w:rPr>
+      </w:pPr>
+    </w:p>
+    <w:p>
+      <w:pPr>
+        <w:pStyle w:val="a3"/>
+        <w:spacing w:before="155" w:line="360" w:lineRule="auto"/>
+        <w:ind w:right="429" w:firstLine="566"/>
+        <w:jc w:val="both"/>
+      </w:pPr>
+      <w:r>
         <w:t xml:space="preserve">    </w:t>
       </w:r>
       <w:r>
@@ -26297,6 +26317,9 @@
         <w:spacing w:before="155" w:line="360" w:lineRule="auto"/>
         <w:ind w:right="429" w:firstLine="566"/>
         <w:jc w:val="both"/>
+        <w:rPr>
+          <w:lang w:val="en-US"/>
+        </w:rPr>
       </w:pPr>
       <w:r>
         <w:lastRenderedPageBreak/>
@@ -26309,6 +26332,9 @@
         <w:t>private</w:t>
       </w:r>
       <w:r>
+        <w:rPr>
+          <w:lang w:val="en-US"/>
+        </w:rPr>
         <w:t xml:space="preserve"> </w:t>
       </w:r>
       <w:proofErr w:type="spellStart"/>
@@ -26320,8 +26346,12 @@
       </w:r>
       <w:proofErr w:type="spellEnd"/>
       <w:r>
-        <w:t xml:space="preserve"> </w:t>
-      </w:r>
+        <w:rPr>
+          <w:lang w:val="en-US"/>
+        </w:rPr>
+        <w:t xml:space="preserve"> </w:t>
+      </w:r>
+      <w:proofErr w:type="spellStart"/>
       <w:r>
         <w:rPr>
           <w:lang w:val="en-US"/>
@@ -26329,6 +26359,9 @@
         <w:t>login</w:t>
       </w:r>
       <w:r>
+        <w:rPr>
+          <w:lang w:val="en-US"/>
+        </w:rPr>
         <w:t>_</w:t>
       </w:r>
       <w:r>
@@ -26337,7 +26370,11 @@
         </w:rPr>
         <w:t>field</w:t>
       </w:r>
-      <w:r>
+      <w:proofErr w:type="spellEnd"/>
+      <w:r>
+        <w:rPr>
+          <w:lang w:val="en-US"/>
+        </w:rPr>
         <w:t>;</w:t>
       </w:r>
     </w:p>
@@ -26352,6 +26389,9 @@
         </w:rPr>
       </w:pPr>
       <w:r>
+        <w:rPr>
+          <w:lang w:val="en-US"/>
+        </w:rPr>
         <w:t xml:space="preserve">    </w:t>
       </w:r>
       <w:r>
@@ -26440,6 +26480,9 @@
         <w:spacing w:before="155" w:line="360" w:lineRule="auto"/>
         <w:ind w:right="429" w:firstLine="566"/>
         <w:jc w:val="both"/>
+        <w:rPr>
+          <w:lang w:val="en-US"/>
+        </w:rPr>
       </w:pPr>
       <w:r>
         <w:rPr>
@@ -26454,6 +26497,9 @@
         <w:t>private</w:t>
       </w:r>
       <w:r>
+        <w:rPr>
+          <w:lang w:val="en-US"/>
+        </w:rPr>
         <w:t xml:space="preserve"> </w:t>
       </w:r>
       <w:proofErr w:type="spellStart"/>
@@ -26465,6 +26511,9 @@
       </w:r>
       <w:proofErr w:type="spellEnd"/>
       <w:r>
+        <w:rPr>
+          <w:lang w:val="en-US"/>
+        </w:rPr>
         <w:t xml:space="preserve"> </w:t>
       </w:r>
       <w:r>
@@ -26474,6 +26523,9 @@
         <w:t>frame</w:t>
       </w:r>
       <w:r>
+        <w:rPr>
+          <w:lang w:val="en-US"/>
+        </w:rPr>
         <w:t>;</w:t>
       </w:r>
     </w:p>
@@ -26483,16 +26535,22 @@
         <w:spacing w:before="155" w:line="360" w:lineRule="auto"/>
         <w:ind w:right="429" w:firstLine="566"/>
         <w:jc w:val="both"/>
-      </w:pPr>
-    </w:p>
-    <w:p>
-      <w:pPr>
-        <w:pStyle w:val="a3"/>
-        <w:spacing w:before="155" w:line="360" w:lineRule="auto"/>
-        <w:ind w:right="429" w:firstLine="566"/>
-        <w:jc w:val="both"/>
-      </w:pPr>
-      <w:r>
+        <w:rPr>
+          <w:lang w:val="en-US"/>
+        </w:rPr>
+      </w:pPr>
+    </w:p>
+    <w:p>
+      <w:pPr>
+        <w:pStyle w:val="a3"/>
+        <w:spacing w:before="155" w:line="360" w:lineRule="auto"/>
+        <w:ind w:right="429" w:firstLine="566"/>
+        <w:jc w:val="both"/>
+      </w:pPr>
+      <w:r>
+        <w:rPr>
+          <w:lang w:val="en-US"/>
+        </w:rPr>
         <w:t xml:space="preserve">    </w:t>
       </w:r>
       <w:r>
@@ -28492,6 +28550,9 @@
         <w:spacing w:before="155" w:line="360" w:lineRule="auto"/>
         <w:ind w:right="429" w:firstLine="566"/>
         <w:jc w:val="both"/>
+        <w:rPr>
+          <w:lang w:val="en-US"/>
+        </w:rPr>
       </w:pPr>
       <w:r>
         <w:rPr>
@@ -28500,6 +28561,9 @@
         <w:t xml:space="preserve">    </w:t>
       </w:r>
       <w:r>
+        <w:rPr>
+          <w:lang w:val="en-US"/>
+        </w:rPr>
         <w:t>}</w:t>
       </w:r>
     </w:p>
@@ -28509,16 +28573,22 @@
         <w:spacing w:before="155" w:line="360" w:lineRule="auto"/>
         <w:ind w:right="429" w:firstLine="566"/>
         <w:jc w:val="both"/>
-      </w:pPr>
-    </w:p>
-    <w:p>
-      <w:pPr>
-        <w:pStyle w:val="a3"/>
-        <w:spacing w:before="155" w:line="360" w:lineRule="auto"/>
-        <w:ind w:right="429" w:firstLine="566"/>
-        <w:jc w:val="both"/>
-      </w:pPr>
-      <w:r>
+        <w:rPr>
+          <w:lang w:val="en-US"/>
+        </w:rPr>
+      </w:pPr>
+    </w:p>
+    <w:p>
+      <w:pPr>
+        <w:pStyle w:val="a3"/>
+        <w:spacing w:before="155" w:line="360" w:lineRule="auto"/>
+        <w:ind w:right="429" w:firstLine="566"/>
+        <w:jc w:val="both"/>
+      </w:pPr>
+      <w:r>
+        <w:rPr>
+          <w:lang w:val="en-US"/>
+        </w:rPr>
         <w:t xml:space="preserve">    </w:t>
       </w:r>
       <w:r>
@@ -29505,6 +29575,9 @@
         <w:spacing w:before="155" w:line="360" w:lineRule="auto"/>
         <w:ind w:right="429" w:firstLine="566"/>
         <w:jc w:val="both"/>
+        <w:rPr>
+          <w:lang w:val="en-US"/>
+        </w:rPr>
       </w:pPr>
       <w:r>
         <w:rPr>
@@ -29512,6 +29585,7 @@
         </w:rPr>
         <w:t xml:space="preserve">            </w:t>
       </w:r>
+      <w:proofErr w:type="spellStart"/>
       <w:proofErr w:type="gramStart"/>
       <w:r>
         <w:rPr>
@@ -29520,6 +29594,9 @@
         <w:t>controller</w:t>
       </w:r>
       <w:r>
+        <w:rPr>
+          <w:lang w:val="en-US"/>
+        </w:rPr>
         <w:t>.</w:t>
       </w:r>
       <w:r>
@@ -29528,8 +29605,12 @@
         </w:rPr>
         <w:t>initialize</w:t>
       </w:r>
+      <w:proofErr w:type="spellEnd"/>
       <w:proofErr w:type="gramEnd"/>
       <w:r>
+        <w:rPr>
+          <w:lang w:val="en-US"/>
+        </w:rPr>
         <w:t>();</w:t>
       </w:r>
     </w:p>
@@ -29541,6 +29622,9 @@
         <w:jc w:val="both"/>
       </w:pPr>
       <w:r>
+        <w:rPr>
+          <w:lang w:val="en-US"/>
+        </w:rPr>
         <w:t xml:space="preserve">        </w:t>
       </w:r>
       <w:r>
@@ -31070,6 +31154,9 @@
         <w:spacing w:before="155" w:line="360" w:lineRule="auto"/>
         <w:ind w:right="429" w:firstLine="566"/>
         <w:jc w:val="both"/>
+        <w:rPr>
+          <w:lang w:val="en-US"/>
+        </w:rPr>
       </w:pPr>
       <w:r>
         <w:rPr>
@@ -31086,6 +31173,9 @@
       </w:r>
       <w:proofErr w:type="spellEnd"/>
       <w:r>
+        <w:rPr>
+          <w:lang w:val="en-US"/>
+        </w:rPr>
         <w:t xml:space="preserve"> = </w:t>
       </w:r>
       <w:r>
@@ -31095,6 +31185,9 @@
         <w:t>new</w:t>
       </w:r>
       <w:r>
+        <w:rPr>
+          <w:lang w:val="en-US"/>
+        </w:rPr>
         <w:t xml:space="preserve"> </w:t>
       </w:r>
       <w:proofErr w:type="spellStart"/>
@@ -31106,12 +31199,18 @@
       </w:r>
       <w:proofErr w:type="spellEnd"/>
       <w:r>
+        <w:rPr>
+          <w:lang w:val="en-US"/>
+        </w:rPr>
         <w:t>("</w:t>
       </w:r>
       <w:r>
         <w:t>Сохранить</w:t>
       </w:r>
       <w:r>
+        <w:rPr>
+          <w:lang w:val="en-US"/>
+        </w:rPr>
         <w:t>");</w:t>
       </w:r>
     </w:p>
@@ -31121,16 +31220,22 @@
         <w:spacing w:before="155" w:line="360" w:lineRule="auto"/>
         <w:ind w:right="429" w:firstLine="566"/>
         <w:jc w:val="both"/>
-      </w:pPr>
-    </w:p>
-    <w:p>
-      <w:pPr>
-        <w:pStyle w:val="a3"/>
-        <w:spacing w:before="155" w:line="360" w:lineRule="auto"/>
-        <w:ind w:right="429" w:firstLine="566"/>
-        <w:jc w:val="both"/>
-      </w:pPr>
-      <w:r>
+        <w:rPr>
+          <w:lang w:val="en-US"/>
+        </w:rPr>
+      </w:pPr>
+    </w:p>
+    <w:p>
+      <w:pPr>
+        <w:pStyle w:val="a3"/>
+        <w:spacing w:before="155" w:line="360" w:lineRule="auto"/>
+        <w:ind w:right="429" w:firstLine="566"/>
+        <w:jc w:val="both"/>
+      </w:pPr>
+      <w:r>
+        <w:rPr>
+          <w:lang w:val="en-US"/>
+        </w:rPr>
         <w:t xml:space="preserve">        </w:t>
       </w:r>
       <w:r>
@@ -34758,6 +34863,9 @@
         <w:spacing w:before="155" w:line="360" w:lineRule="auto"/>
         <w:ind w:right="429" w:firstLine="566"/>
         <w:jc w:val="both"/>
+        <w:rPr>
+          <w:lang w:val="en-US"/>
+        </w:rPr>
       </w:pPr>
       <w:r>
         <w:t xml:space="preserve">    </w:t>
@@ -34769,8 +34877,12 @@
         <w:t>if</w:t>
       </w:r>
       <w:r>
+        <w:rPr>
+          <w:lang w:val="en-US"/>
+        </w:rPr>
         <w:t xml:space="preserve"> (</w:t>
       </w:r>
+      <w:proofErr w:type="spellStart"/>
       <w:proofErr w:type="gramStart"/>
       <w:r>
         <w:rPr>
@@ -34779,6 +34891,9 @@
         <w:t>words</w:t>
       </w:r>
       <w:r>
+        <w:rPr>
+          <w:lang w:val="en-US"/>
+        </w:rPr>
         <w:t>.</w:t>
       </w:r>
       <w:r>
@@ -34787,8 +34902,12 @@
         </w:rPr>
         <w:t>length</w:t>
       </w:r>
+      <w:proofErr w:type="spellEnd"/>
       <w:proofErr w:type="gramEnd"/>
       <w:r>
+        <w:rPr>
+          <w:lang w:val="en-US"/>
+        </w:rPr>
         <w:t xml:space="preserve"> &gt; </w:t>
       </w:r>
       <w:r>
@@ -34798,6 +34917,9 @@
         <w:t>MAX</w:t>
       </w:r>
       <w:r>
+        <w:rPr>
+          <w:lang w:val="en-US"/>
+        </w:rPr>
         <w:t>_</w:t>
       </w:r>
       <w:r>
@@ -34807,6 +34929,9 @@
         <w:t>WORD</w:t>
       </w:r>
       <w:r>
+        <w:rPr>
+          <w:lang w:val="en-US"/>
+        </w:rPr>
         <w:t>_</w:t>
       </w:r>
       <w:r>
@@ -34816,6 +34941,9 @@
         <w:t>COUNT</w:t>
       </w:r>
       <w:r>
+        <w:rPr>
+          <w:lang w:val="en-US"/>
+        </w:rPr>
         <w:t>) {</w:t>
       </w:r>
     </w:p>
@@ -34830,6 +34958,9 @@
         </w:rPr>
       </w:pPr>
       <w:r>
+        <w:rPr>
+          <w:lang w:val="en-US"/>
+        </w:rPr>
         <w:lastRenderedPageBreak/>
         <w:t xml:space="preserve">        </w:t>
       </w:r>
@@ -36522,7 +36653,7 @@
 </file>
 
 <file path=word/endnotes.xml><?xml version="1.0" encoding="utf-8"?>
-<w:endnotes xmlns:wpc="http://schemas.microsoft.com/office/word/2010/wordprocessingCanvas" xmlns:cx="http://schemas.microsoft.com/office/drawing/2014/chartex" xmlns:cx1="http://schemas.microsoft.com/office/drawing/2015/9/8/chartex" xmlns:cx2="http://schemas.microsoft.com/office/drawing/2015/10/21/chartex" xmlns:cx3="http://schemas.microsoft.com/office/drawing/2016/5/9/chartex" xmlns:cx4="http://schemas.microsoft.com/office/drawing/2016/5/10/chartex" xmlns:cx5="http://schemas.microsoft.com/office/drawing/2016/5/11/chartex" xmlns:cx6="http://schemas.microsoft.com/office/drawing/2016/5/12/chartex" xmlns:cx7="http://schemas.microsoft.com/office/drawing/2016/5/13/chartex" xmlns:cx8="http://schemas.microsoft.com/office/drawing/2016/5/14/chartex" xmlns:mc="http://schemas.openxmlformats.org/markup-compatibility/2006" xmlns:aink="http://schemas.microsoft.com/office/drawing/2016/ink" xmlns:am3d="http://schemas.microsoft.com/office/drawing/2017/model3d" xmlns:o="urn:schemas-microsoft-com:office:office" xmlns:oel="http://schemas.microsoft.com/office/2019/extlst" xmlns:r="http://schemas.openxmlformats.org/officeDocument/2006/relationships" xmlns:m="http://schemas.openxmlformats.org/officeDocument/2006/math" xmlns:v="urn:schemas-microsoft-com:vml" xmlns:wp14="http://schemas.microsoft.com/office/word/2010/wordprocessingDrawing" xmlns:wp="http://schemas.openxmlformats.org/drawingml/2006/wordprocessingDrawing" xmlns:w10="urn:schemas-microsoft-com:office:word" xmlns:w="http://schemas.openxmlformats.org/wordprocessingml/2006/main" xmlns:w14="http://schemas.microsoft.com/office/word/2010/wordml" xmlns:w15="http://schemas.microsoft.com/office/word/2012/wordml" xmlns:w16cex="http://schemas.microsoft.com/office/word/2018/wordml/cex" xmlns:w16cid="http://schemas.microsoft.com/office/word/2016/wordml/cid" xmlns:w16="http://schemas.microsoft.com/office/word/2018/wordml" xmlns:w16du="http://schemas.microsoft.com/office/word/2023/wordml/word16du" xmlns:w16sdtdh="http://schemas.microsoft.com/office/word/2020/wordml/sdtdatahash" xmlns:w16se="http://schemas.microsoft.com/office/word/2015/wordml/symex" xmlns:wpg="http://schemas.microsoft.com/office/word/2010/wordprocessingGroup" xmlns:wpi="http://schemas.microsoft.com/office/word/2010/wordprocessingInk" xmlns:wne="http://schemas.microsoft.com/office/word/2006/wordml" xmlns:wps="http://schemas.microsoft.com/office/word/2010/wordprocessingShape" mc:Ignorable="w14 w15 w16se w16cid w16 w16cex w16sdtdh wp14">
+<w:endnotes xmlns:wpc="http://schemas.microsoft.com/office/word/2010/wordprocessingCanvas" xmlns:cx="http://schemas.microsoft.com/office/drawing/2014/chartex" xmlns:cx1="http://schemas.microsoft.com/office/drawing/2015/9/8/chartex" xmlns:cx2="http://schemas.microsoft.com/office/drawing/2015/10/21/chartex" xmlns:cx3="http://schemas.microsoft.com/office/drawing/2016/5/9/chartex" xmlns:cx4="http://schemas.microsoft.com/office/drawing/2016/5/10/chartex" xmlns:cx5="http://schemas.microsoft.com/office/drawing/2016/5/11/chartex" xmlns:cx6="http://schemas.microsoft.com/office/drawing/2016/5/12/chartex" xmlns:cx7="http://schemas.microsoft.com/office/drawing/2016/5/13/chartex" xmlns:cx8="http://schemas.microsoft.com/office/drawing/2016/5/14/chartex" xmlns:mc="http://schemas.openxmlformats.org/markup-compatibility/2006" xmlns:aink="http://schemas.microsoft.com/office/drawing/2016/ink" xmlns:am3d="http://schemas.microsoft.com/office/drawing/2017/model3d" xmlns:o="urn:schemas-microsoft-com:office:office" xmlns:oel="http://schemas.microsoft.com/office/2019/extlst" xmlns:r="http://schemas.openxmlformats.org/officeDocument/2006/relationships" xmlns:m="http://schemas.openxmlformats.org/officeDocument/2006/math" xmlns:v="urn:schemas-microsoft-com:vml" xmlns:wp14="http://schemas.microsoft.com/office/word/2010/wordprocessingDrawing" xmlns:wp="http://schemas.openxmlformats.org/drawingml/2006/wordprocessingDrawing" xmlns:w10="urn:schemas-microsoft-com:office:word" xmlns:w="http://schemas.openxmlformats.org/wordprocessingml/2006/main" xmlns:w14="http://schemas.microsoft.com/office/word/2010/wordml" xmlns:w15="http://schemas.microsoft.com/office/word/2012/wordml" xmlns:w16cex="http://schemas.microsoft.com/office/word/2018/wordml/cex" xmlns:w16cid="http://schemas.microsoft.com/office/word/2016/wordml/cid" xmlns:w16="http://schemas.microsoft.com/office/word/2018/wordml" xmlns:w16sdtdh="http://schemas.microsoft.com/office/word/2020/wordml/sdtdatahash" xmlns:w16se="http://schemas.microsoft.com/office/word/2015/wordml/symex" xmlns:wpg="http://schemas.microsoft.com/office/word/2010/wordprocessingGroup" xmlns:wpi="http://schemas.microsoft.com/office/word/2010/wordprocessingInk" xmlns:wne="http://schemas.microsoft.com/office/word/2006/wordml" xmlns:wps="http://schemas.microsoft.com/office/word/2010/wordprocessingShape" mc:Ignorable="w14 w15 w16se w16cid w16 w16cex w16sdtdh wp14">
   <w:endnote w:type="separator" w:id="-1">
     <w:p>
       <w:r>
@@ -36541,7 +36672,7 @@
 </file>
 
 <file path=word/footer1.xml><?xml version="1.0" encoding="utf-8"?>
-<w:ftr xmlns:wpc="http://schemas.microsoft.com/office/word/2010/wordprocessingCanvas" xmlns:cx="http://schemas.microsoft.com/office/drawing/2014/chartex" xmlns:cx1="http://schemas.microsoft.com/office/drawing/2015/9/8/chartex" xmlns:cx2="http://schemas.microsoft.com/office/drawing/2015/10/21/chartex" xmlns:cx3="http://schemas.microsoft.com/office/drawing/2016/5/9/chartex" xmlns:cx4="http://schemas.microsoft.com/office/drawing/2016/5/10/chartex" xmlns:cx5="http://schemas.microsoft.com/office/drawing/2016/5/11/chartex" xmlns:cx6="http://schemas.microsoft.com/office/drawing/2016/5/12/chartex" xmlns:cx7="http://schemas.microsoft.com/office/drawing/2016/5/13/chartex" xmlns:cx8="http://schemas.microsoft.com/office/drawing/2016/5/14/chartex" xmlns:mc="http://schemas.openxmlformats.org/markup-compatibility/2006" xmlns:aink="http://schemas.microsoft.com/office/drawing/2016/ink" xmlns:am3d="http://schemas.microsoft.com/office/drawing/2017/model3d" xmlns:o="urn:schemas-microsoft-com:office:office" xmlns:oel="http://schemas.microsoft.com/office/2019/extlst" xmlns:r="http://schemas.openxmlformats.org/officeDocument/2006/relationships" xmlns:m="http://schemas.openxmlformats.org/officeDocument/2006/math" xmlns:v="urn:schemas-microsoft-com:vml" xmlns:wp14="http://schemas.microsoft.com/office/word/2010/wordprocessingDrawing" xmlns:wp="http://schemas.openxmlformats.org/drawingml/2006/wordprocessingDrawing" xmlns:w10="urn:schemas-microsoft-com:office:word" xmlns:w="http://schemas.openxmlformats.org/wordprocessingml/2006/main" xmlns:w14="http://schemas.microsoft.com/office/word/2010/wordml" xmlns:w15="http://schemas.microsoft.com/office/word/2012/wordml" xmlns:w16cex="http://schemas.microsoft.com/office/word/2018/wordml/cex" xmlns:w16cid="http://schemas.microsoft.com/office/word/2016/wordml/cid" xmlns:w16="http://schemas.microsoft.com/office/word/2018/wordml" xmlns:w16du="http://schemas.microsoft.com/office/word/2023/wordml/word16du" xmlns:w16sdtdh="http://schemas.microsoft.com/office/word/2020/wordml/sdtdatahash" xmlns:w16se="http://schemas.microsoft.com/office/word/2015/wordml/symex" xmlns:wpg="http://schemas.microsoft.com/office/word/2010/wordprocessingGroup" xmlns:wpi="http://schemas.microsoft.com/office/word/2010/wordprocessingInk" xmlns:wne="http://schemas.microsoft.com/office/word/2006/wordml" xmlns:wps="http://schemas.microsoft.com/office/word/2010/wordprocessingShape" mc:Ignorable="w14 w15 w16se w16cid w16 w16cex w16sdtdh wp14">
+<w:ftr xmlns:wpc="http://schemas.microsoft.com/office/word/2010/wordprocessingCanvas" xmlns:cx="http://schemas.microsoft.com/office/drawing/2014/chartex" xmlns:cx1="http://schemas.microsoft.com/office/drawing/2015/9/8/chartex" xmlns:cx2="http://schemas.microsoft.com/office/drawing/2015/10/21/chartex" xmlns:cx3="http://schemas.microsoft.com/office/drawing/2016/5/9/chartex" xmlns:cx4="http://schemas.microsoft.com/office/drawing/2016/5/10/chartex" xmlns:cx5="http://schemas.microsoft.com/office/drawing/2016/5/11/chartex" xmlns:cx6="http://schemas.microsoft.com/office/drawing/2016/5/12/chartex" xmlns:cx7="http://schemas.microsoft.com/office/drawing/2016/5/13/chartex" xmlns:cx8="http://schemas.microsoft.com/office/drawing/2016/5/14/chartex" xmlns:mc="http://schemas.openxmlformats.org/markup-compatibility/2006" xmlns:aink="http://schemas.microsoft.com/office/drawing/2016/ink" xmlns:am3d="http://schemas.microsoft.com/office/drawing/2017/model3d" xmlns:o="urn:schemas-microsoft-com:office:office" xmlns:oel="http://schemas.microsoft.com/office/2019/extlst" xmlns:r="http://schemas.openxmlformats.org/officeDocument/2006/relationships" xmlns:m="http://schemas.openxmlformats.org/officeDocument/2006/math" xmlns:v="urn:schemas-microsoft-com:vml" xmlns:wp14="http://schemas.microsoft.com/office/word/2010/wordprocessingDrawing" xmlns:wp="http://schemas.openxmlformats.org/drawingml/2006/wordprocessingDrawing" xmlns:w10="urn:schemas-microsoft-com:office:word" xmlns:w="http://schemas.openxmlformats.org/wordprocessingml/2006/main" xmlns:w14="http://schemas.microsoft.com/office/word/2010/wordml" xmlns:w15="http://schemas.microsoft.com/office/word/2012/wordml" xmlns:w16cex="http://schemas.microsoft.com/office/word/2018/wordml/cex" xmlns:w16cid="http://schemas.microsoft.com/office/word/2016/wordml/cid" xmlns:w16="http://schemas.microsoft.com/office/word/2018/wordml" xmlns:w16sdtdh="http://schemas.microsoft.com/office/word/2020/wordml/sdtdatahash" xmlns:w16se="http://schemas.microsoft.com/office/word/2015/wordml/symex" xmlns:wpg="http://schemas.microsoft.com/office/word/2010/wordprocessingGroup" xmlns:wpi="http://schemas.microsoft.com/office/word/2010/wordprocessingInk" xmlns:wne="http://schemas.microsoft.com/office/word/2006/wordml" xmlns:wps="http://schemas.microsoft.com/office/word/2010/wordprocessingShape" mc:Ignorable="w14 w15 w16se w16cid w16 w16cex w16sdtdh wp14">
   <w:sdt>
     <w:sdtPr>
       <w:id w:val="-761142809"/>
@@ -36583,7 +36714,7 @@
 </file>
 
 <file path=word/footer2.xml><?xml version="1.0" encoding="utf-8"?>
-<w:ftr xmlns:wpc="http://schemas.microsoft.com/office/word/2010/wordprocessingCanvas" xmlns:cx="http://schemas.microsoft.com/office/drawing/2014/chartex" xmlns:cx1="http://schemas.microsoft.com/office/drawing/2015/9/8/chartex" xmlns:cx2="http://schemas.microsoft.com/office/drawing/2015/10/21/chartex" xmlns:cx3="http://schemas.microsoft.com/office/drawing/2016/5/9/chartex" xmlns:cx4="http://schemas.microsoft.com/office/drawing/2016/5/10/chartex" xmlns:cx5="http://schemas.microsoft.com/office/drawing/2016/5/11/chartex" xmlns:cx6="http://schemas.microsoft.com/office/drawing/2016/5/12/chartex" xmlns:cx7="http://schemas.microsoft.com/office/drawing/2016/5/13/chartex" xmlns:cx8="http://schemas.microsoft.com/office/drawing/2016/5/14/chartex" xmlns:mc="http://schemas.openxmlformats.org/markup-compatibility/2006" xmlns:aink="http://schemas.microsoft.com/office/drawing/2016/ink" xmlns:am3d="http://schemas.microsoft.com/office/drawing/2017/model3d" xmlns:o="urn:schemas-microsoft-com:office:office" xmlns:oel="http://schemas.microsoft.com/office/2019/extlst" xmlns:r="http://schemas.openxmlformats.org/officeDocument/2006/relationships" xmlns:m="http://schemas.openxmlformats.org/officeDocument/2006/math" xmlns:v="urn:schemas-microsoft-com:vml" xmlns:wp14="http://schemas.microsoft.com/office/word/2010/wordprocessingDrawing" xmlns:wp="http://schemas.openxmlformats.org/drawingml/2006/wordprocessingDrawing" xmlns:w10="urn:schemas-microsoft-com:office:word" xmlns:w="http://schemas.openxmlformats.org/wordprocessingml/2006/main" xmlns:w14="http://schemas.microsoft.com/office/word/2010/wordml" xmlns:w15="http://schemas.microsoft.com/office/word/2012/wordml" xmlns:w16cex="http://schemas.microsoft.com/office/word/2018/wordml/cex" xmlns:w16cid="http://schemas.microsoft.com/office/word/2016/wordml/cid" xmlns:w16="http://schemas.microsoft.com/office/word/2018/wordml" xmlns:w16du="http://schemas.microsoft.com/office/word/2023/wordml/word16du" xmlns:w16sdtdh="http://schemas.microsoft.com/office/word/2020/wordml/sdtdatahash" xmlns:w16se="http://schemas.microsoft.com/office/word/2015/wordml/symex" xmlns:wpg="http://schemas.microsoft.com/office/word/2010/wordprocessingGroup" xmlns:wpi="http://schemas.microsoft.com/office/word/2010/wordprocessingInk" xmlns:wne="http://schemas.microsoft.com/office/word/2006/wordml" xmlns:wps="http://schemas.microsoft.com/office/word/2010/wordprocessingShape" mc:Ignorable="w14 w15 w16se w16cid w16 w16cex w16sdtdh wp14">
+<w:ftr xmlns:wpc="http://schemas.microsoft.com/office/word/2010/wordprocessingCanvas" xmlns:cx="http://schemas.microsoft.com/office/drawing/2014/chartex" xmlns:cx1="http://schemas.microsoft.com/office/drawing/2015/9/8/chartex" xmlns:cx2="http://schemas.microsoft.com/office/drawing/2015/10/21/chartex" xmlns:cx3="http://schemas.microsoft.com/office/drawing/2016/5/9/chartex" xmlns:cx4="http://schemas.microsoft.com/office/drawing/2016/5/10/chartex" xmlns:cx5="http://schemas.microsoft.com/office/drawing/2016/5/11/chartex" xmlns:cx6="http://schemas.microsoft.com/office/drawing/2016/5/12/chartex" xmlns:cx7="http://schemas.microsoft.com/office/drawing/2016/5/13/chartex" xmlns:cx8="http://schemas.microsoft.com/office/drawing/2016/5/14/chartex" xmlns:mc="http://schemas.openxmlformats.org/markup-compatibility/2006" xmlns:aink="http://schemas.microsoft.com/office/drawing/2016/ink" xmlns:am3d="http://schemas.microsoft.com/office/drawing/2017/model3d" xmlns:o="urn:schemas-microsoft-com:office:office" xmlns:oel="http://schemas.microsoft.com/office/2019/extlst" xmlns:r="http://schemas.openxmlformats.org/officeDocument/2006/relationships" xmlns:m="http://schemas.openxmlformats.org/officeDocument/2006/math" xmlns:v="urn:schemas-microsoft-com:vml" xmlns:wp14="http://schemas.microsoft.com/office/word/2010/wordprocessingDrawing" xmlns:wp="http://schemas.openxmlformats.org/drawingml/2006/wordprocessingDrawing" xmlns:w10="urn:schemas-microsoft-com:office:word" xmlns:w="http://schemas.openxmlformats.org/wordprocessingml/2006/main" xmlns:w14="http://schemas.microsoft.com/office/word/2010/wordml" xmlns:w15="http://schemas.microsoft.com/office/word/2012/wordml" xmlns:w16cex="http://schemas.microsoft.com/office/word/2018/wordml/cex" xmlns:w16cid="http://schemas.microsoft.com/office/word/2016/wordml/cid" xmlns:w16="http://schemas.microsoft.com/office/word/2018/wordml" xmlns:w16sdtdh="http://schemas.microsoft.com/office/word/2020/wordml/sdtdatahash" xmlns:w16se="http://schemas.microsoft.com/office/word/2015/wordml/symex" xmlns:wpg="http://schemas.microsoft.com/office/word/2010/wordprocessingGroup" xmlns:wpi="http://schemas.microsoft.com/office/word/2010/wordprocessingInk" xmlns:wne="http://schemas.microsoft.com/office/word/2006/wordml" xmlns:wps="http://schemas.microsoft.com/office/word/2010/wordprocessingShape" mc:Ignorable="w14 w15 w16se w16cid w16 w16cex w16sdtdh wp14">
   <w:p>
     <w:pPr>
       <w:pStyle w:val="a9"/>
@@ -36599,7 +36730,7 @@
 </file>
 
 <file path=word/footer3.xml><?xml version="1.0" encoding="utf-8"?>
-<w:ftr xmlns:wpc="http://schemas.microsoft.com/office/word/2010/wordprocessingCanvas" xmlns:cx="http://schemas.microsoft.com/office/drawing/2014/chartex" xmlns:cx1="http://schemas.microsoft.com/office/drawing/2015/9/8/chartex" xmlns:cx2="http://schemas.microsoft.com/office/drawing/2015/10/21/chartex" xmlns:cx3="http://schemas.microsoft.com/office/drawing/2016/5/9/chartex" xmlns:cx4="http://schemas.microsoft.com/office/drawing/2016/5/10/chartex" xmlns:cx5="http://schemas.microsoft.com/office/drawing/2016/5/11/chartex" xmlns:cx6="http://schemas.microsoft.com/office/drawing/2016/5/12/chartex" xmlns:cx7="http://schemas.microsoft.com/office/drawing/2016/5/13/chartex" xmlns:cx8="http://schemas.microsoft.com/office/drawing/2016/5/14/chartex" xmlns:mc="http://schemas.openxmlformats.org/markup-compatibility/2006" xmlns:aink="http://schemas.microsoft.com/office/drawing/2016/ink" xmlns:am3d="http://schemas.microsoft.com/office/drawing/2017/model3d" xmlns:o="urn:schemas-microsoft-com:office:office" xmlns:oel="http://schemas.microsoft.com/office/2019/extlst" xmlns:r="http://schemas.openxmlformats.org/officeDocument/2006/relationships" xmlns:m="http://schemas.openxmlformats.org/officeDocument/2006/math" xmlns:v="urn:schemas-microsoft-com:vml" xmlns:wp14="http://schemas.microsoft.com/office/word/2010/wordprocessingDrawing" xmlns:wp="http://schemas.openxmlformats.org/drawingml/2006/wordprocessingDrawing" xmlns:w10="urn:schemas-microsoft-com:office:word" xmlns:w="http://schemas.openxmlformats.org/wordprocessingml/2006/main" xmlns:w14="http://schemas.microsoft.com/office/word/2010/wordml" xmlns:w15="http://schemas.microsoft.com/office/word/2012/wordml" xmlns:w16cex="http://schemas.microsoft.com/office/word/2018/wordml/cex" xmlns:w16cid="http://schemas.microsoft.com/office/word/2016/wordml/cid" xmlns:w16="http://schemas.microsoft.com/office/word/2018/wordml" xmlns:w16du="http://schemas.microsoft.com/office/word/2023/wordml/word16du" xmlns:w16sdtdh="http://schemas.microsoft.com/office/word/2020/wordml/sdtdatahash" xmlns:w16se="http://schemas.microsoft.com/office/word/2015/wordml/symex" xmlns:wpg="http://schemas.microsoft.com/office/word/2010/wordprocessingGroup" xmlns:wpi="http://schemas.microsoft.com/office/word/2010/wordprocessingInk" xmlns:wne="http://schemas.microsoft.com/office/word/2006/wordml" xmlns:wps="http://schemas.microsoft.com/office/word/2010/wordprocessingShape" mc:Ignorable="w14 w15 w16se w16cid w16 w16cex w16sdtdh wp14">
+<w:ftr xmlns:wpc="http://schemas.microsoft.com/office/word/2010/wordprocessingCanvas" xmlns:cx="http://schemas.microsoft.com/office/drawing/2014/chartex" xmlns:cx1="http://schemas.microsoft.com/office/drawing/2015/9/8/chartex" xmlns:cx2="http://schemas.microsoft.com/office/drawing/2015/10/21/chartex" xmlns:cx3="http://schemas.microsoft.com/office/drawing/2016/5/9/chartex" xmlns:cx4="http://schemas.microsoft.com/office/drawing/2016/5/10/chartex" xmlns:cx5="http://schemas.microsoft.com/office/drawing/2016/5/11/chartex" xmlns:cx6="http://schemas.microsoft.com/office/drawing/2016/5/12/chartex" xmlns:cx7="http://schemas.microsoft.com/office/drawing/2016/5/13/chartex" xmlns:cx8="http://schemas.microsoft.com/office/drawing/2016/5/14/chartex" xmlns:mc="http://schemas.openxmlformats.org/markup-compatibility/2006" xmlns:aink="http://schemas.microsoft.com/office/drawing/2016/ink" xmlns:am3d="http://schemas.microsoft.com/office/drawing/2017/model3d" xmlns:o="urn:schemas-microsoft-com:office:office" xmlns:oel="http://schemas.microsoft.com/office/2019/extlst" xmlns:r="http://schemas.openxmlformats.org/officeDocument/2006/relationships" xmlns:m="http://schemas.openxmlformats.org/officeDocument/2006/math" xmlns:v="urn:schemas-microsoft-com:vml" xmlns:wp14="http://schemas.microsoft.com/office/word/2010/wordprocessingDrawing" xmlns:wp="http://schemas.openxmlformats.org/drawingml/2006/wordprocessingDrawing" xmlns:w10="urn:schemas-microsoft-com:office:word" xmlns:w="http://schemas.openxmlformats.org/wordprocessingml/2006/main" xmlns:w14="http://schemas.microsoft.com/office/word/2010/wordml" xmlns:w15="http://schemas.microsoft.com/office/word/2012/wordml" xmlns:w16cex="http://schemas.microsoft.com/office/word/2018/wordml/cex" xmlns:w16cid="http://schemas.microsoft.com/office/word/2016/wordml/cid" xmlns:w16="http://schemas.microsoft.com/office/word/2018/wordml" xmlns:w16sdtdh="http://schemas.microsoft.com/office/word/2020/wordml/sdtdatahash" xmlns:w16se="http://schemas.microsoft.com/office/word/2015/wordml/symex" xmlns:wpg="http://schemas.microsoft.com/office/word/2010/wordprocessingGroup" xmlns:wpi="http://schemas.microsoft.com/office/word/2010/wordprocessingInk" xmlns:wne="http://schemas.microsoft.com/office/word/2006/wordml" xmlns:wps="http://schemas.microsoft.com/office/word/2010/wordprocessingShape" mc:Ignorable="w14 w15 w16se w16cid w16 w16cex w16sdtdh wp14">
   <w:sdt>
     <w:sdtPr>
       <w:id w:val="-838770608"/>
@@ -36641,7 +36772,7 @@
 </file>
 
 <file path=word/footnotes.xml><?xml version="1.0" encoding="utf-8"?>
-<w:footnotes xmlns:wpc="http://schemas.microsoft.com/office/word/2010/wordprocessingCanvas" xmlns:cx="http://schemas.microsoft.com/office/drawing/2014/chartex" xmlns:cx1="http://schemas.microsoft.com/office/drawing/2015/9/8/chartex" xmlns:cx2="http://schemas.microsoft.com/office/drawing/2015/10/21/chartex" xmlns:cx3="http://schemas.microsoft.com/office/drawing/2016/5/9/chartex" xmlns:cx4="http://schemas.microsoft.com/office/drawing/2016/5/10/chartex" xmlns:cx5="http://schemas.microsoft.com/office/drawing/2016/5/11/chartex" xmlns:cx6="http://schemas.microsoft.com/office/drawing/2016/5/12/chartex" xmlns:cx7="http://schemas.microsoft.com/office/drawing/2016/5/13/chartex" xmlns:cx8="http://schemas.microsoft.com/office/drawing/2016/5/14/chartex" xmlns:mc="http://schemas.openxmlformats.org/markup-compatibility/2006" xmlns:aink="http://schemas.microsoft.com/office/drawing/2016/ink" xmlns:am3d="http://schemas.microsoft.com/office/drawing/2017/model3d" xmlns:o="urn:schemas-microsoft-com:office:office" xmlns:oel="http://schemas.microsoft.com/office/2019/extlst" xmlns:r="http://schemas.openxmlformats.org/officeDocument/2006/relationships" xmlns:m="http://schemas.openxmlformats.org/officeDocument/2006/math" xmlns:v="urn:schemas-microsoft-com:vml" xmlns:wp14="http://schemas.microsoft.com/office/word/2010/wordprocessingDrawing" xmlns:wp="http://schemas.openxmlformats.org/drawingml/2006/wordprocessingDrawing" xmlns:w10="urn:schemas-microsoft-com:office:word" xmlns:w="http://schemas.openxmlformats.org/wordprocessingml/2006/main" xmlns:w14="http://schemas.microsoft.com/office/word/2010/wordml" xmlns:w15="http://schemas.microsoft.com/office/word/2012/wordml" xmlns:w16cex="http://schemas.microsoft.com/office/word/2018/wordml/cex" xmlns:w16cid="http://schemas.microsoft.com/office/word/2016/wordml/cid" xmlns:w16="http://schemas.microsoft.com/office/word/2018/wordml" xmlns:w16du="http://schemas.microsoft.com/office/word/2023/wordml/word16du" xmlns:w16sdtdh="http://schemas.microsoft.com/office/word/2020/wordml/sdtdatahash" xmlns:w16se="http://schemas.microsoft.com/office/word/2015/wordml/symex" xmlns:wpg="http://schemas.microsoft.com/office/word/2010/wordprocessingGroup" xmlns:wpi="http://schemas.microsoft.com/office/word/2010/wordprocessingInk" xmlns:wne="http://schemas.microsoft.com/office/word/2006/wordml" xmlns:wps="http://schemas.microsoft.com/office/word/2010/wordprocessingShape" mc:Ignorable="w14 w15 w16se w16cid w16 w16cex w16sdtdh wp14">
+<w:footnotes xmlns:wpc="http://schemas.microsoft.com/office/word/2010/wordprocessingCanvas" xmlns:cx="http://schemas.microsoft.com/office/drawing/2014/chartex" xmlns:cx1="http://schemas.microsoft.com/office/drawing/2015/9/8/chartex" xmlns:cx2="http://schemas.microsoft.com/office/drawing/2015/10/21/chartex" xmlns:cx3="http://schemas.microsoft.com/office/drawing/2016/5/9/chartex" xmlns:cx4="http://schemas.microsoft.com/office/drawing/2016/5/10/chartex" xmlns:cx5="http://schemas.microsoft.com/office/drawing/2016/5/11/chartex" xmlns:cx6="http://schemas.microsoft.com/office/drawing/2016/5/12/chartex" xmlns:cx7="http://schemas.microsoft.com/office/drawing/2016/5/13/chartex" xmlns:cx8="http://schemas.microsoft.com/office/drawing/2016/5/14/chartex" xmlns:mc="http://schemas.openxmlformats.org/markup-compatibility/2006" xmlns:aink="http://schemas.microsoft.com/office/drawing/2016/ink" xmlns:am3d="http://schemas.microsoft.com/office/drawing/2017/model3d" xmlns:o="urn:schemas-microsoft-com:office:office" xmlns:oel="http://schemas.microsoft.com/office/2019/extlst" xmlns:r="http://schemas.openxmlformats.org/officeDocument/2006/relationships" xmlns:m="http://schemas.openxmlformats.org/officeDocument/2006/math" xmlns:v="urn:schemas-microsoft-com:vml" xmlns:wp14="http://schemas.microsoft.com/office/word/2010/wordprocessingDrawing" xmlns:wp="http://schemas.openxmlformats.org/drawingml/2006/wordprocessingDrawing" xmlns:w10="urn:schemas-microsoft-com:office:word" xmlns:w="http://schemas.openxmlformats.org/wordprocessingml/2006/main" xmlns:w14="http://schemas.microsoft.com/office/word/2010/wordml" xmlns:w15="http://schemas.microsoft.com/office/word/2012/wordml" xmlns:w16cex="http://schemas.microsoft.com/office/word/2018/wordml/cex" xmlns:w16cid="http://schemas.microsoft.com/office/word/2016/wordml/cid" xmlns:w16="http://schemas.microsoft.com/office/word/2018/wordml" xmlns:w16sdtdh="http://schemas.microsoft.com/office/word/2020/wordml/sdtdatahash" xmlns:w16se="http://schemas.microsoft.com/office/word/2015/wordml/symex" xmlns:wpg="http://schemas.microsoft.com/office/word/2010/wordprocessingGroup" xmlns:wpi="http://schemas.microsoft.com/office/word/2010/wordprocessingInk" xmlns:wne="http://schemas.microsoft.com/office/word/2006/wordml" xmlns:wps="http://schemas.microsoft.com/office/word/2010/wordprocessingShape" mc:Ignorable="w14 w15 w16se w16cid w16 w16cex w16sdtdh wp14">
   <w:footnote w:type="separator" w:id="-1">
     <w:p>
       <w:r>
@@ -36660,7 +36791,7 @@
 </file>
 
 <file path=word/numbering.xml><?xml version="1.0" encoding="utf-8"?>
-<w:numbering xmlns:wpc="http://schemas.microsoft.com/office/word/2010/wordprocessingCanvas" xmlns:cx="http://schemas.microsoft.com/office/drawing/2014/chartex" xmlns:cx1="http://schemas.microsoft.com/office/drawing/2015/9/8/chartex" xmlns:cx2="http://schemas.microsoft.com/office/drawing/2015/10/21/chartex" xmlns:cx3="http://schemas.microsoft.com/office/drawing/2016/5/9/chartex" xmlns:cx4="http://schemas.microsoft.com/office/drawing/2016/5/10/chartex" xmlns:cx5="http://schemas.microsoft.com/office/drawing/2016/5/11/chartex" xmlns:cx6="http://schemas.microsoft.com/office/drawing/2016/5/12/chartex" xmlns:cx7="http://schemas.microsoft.com/office/drawing/2016/5/13/chartex" xmlns:cx8="http://schemas.microsoft.com/office/drawing/2016/5/14/chartex" xmlns:mc="http://schemas.openxmlformats.org/markup-compatibility/2006" xmlns:aink="http://schemas.microsoft.com/office/drawing/2016/ink" xmlns:am3d="http://schemas.microsoft.com/office/drawing/2017/model3d" xmlns:o="urn:schemas-microsoft-com:office:office" xmlns:oel="http://schemas.microsoft.com/office/2019/extlst" xmlns:r="http://schemas.openxmlformats.org/officeDocument/2006/relationships" xmlns:m="http://schemas.openxmlformats.org/officeDocument/2006/math" xmlns:v="urn:schemas-microsoft-com:vml" xmlns:wp14="http://schemas.microsoft.com/office/word/2010/wordprocessingDrawing" xmlns:wp="http://schemas.openxmlformats.org/drawingml/2006/wordprocessingDrawing" xmlns:w10="urn:schemas-microsoft-com:office:word" xmlns:w="http://schemas.openxmlformats.org/wordprocessingml/2006/main" xmlns:w14="http://schemas.microsoft.com/office/word/2010/wordml" xmlns:w15="http://schemas.microsoft.com/office/word/2012/wordml" xmlns:w16cex="http://schemas.microsoft.com/office/word/2018/wordml/cex" xmlns:w16cid="http://schemas.microsoft.com/office/word/2016/wordml/cid" xmlns:w16="http://schemas.microsoft.com/office/word/2018/wordml" xmlns:w16du="http://schemas.microsoft.com/office/word/2023/wordml/word16du" xmlns:w16sdtdh="http://schemas.microsoft.com/office/word/2020/wordml/sdtdatahash" xmlns:w16se="http://schemas.microsoft.com/office/word/2015/wordml/symex" xmlns:wpg="http://schemas.microsoft.com/office/word/2010/wordprocessingGroup" xmlns:wpi="http://schemas.microsoft.com/office/word/2010/wordprocessingInk" xmlns:wne="http://schemas.microsoft.com/office/word/2006/wordml" xmlns:wps="http://schemas.microsoft.com/office/word/2010/wordprocessingShape" mc:Ignorable="w14 w15 w16se w16cid w16 w16cex w16sdtdh wp14">
+<w:numbering xmlns:wpc="http://schemas.microsoft.com/office/word/2010/wordprocessingCanvas" xmlns:cx="http://schemas.microsoft.com/office/drawing/2014/chartex" xmlns:cx1="http://schemas.microsoft.com/office/drawing/2015/9/8/chartex" xmlns:cx2="http://schemas.microsoft.com/office/drawing/2015/10/21/chartex" xmlns:cx3="http://schemas.microsoft.com/office/drawing/2016/5/9/chartex" xmlns:cx4="http://schemas.microsoft.com/office/drawing/2016/5/10/chartex" xmlns:cx5="http://schemas.microsoft.com/office/drawing/2016/5/11/chartex" xmlns:cx6="http://schemas.microsoft.com/office/drawing/2016/5/12/chartex" xmlns:cx7="http://schemas.microsoft.com/office/drawing/2016/5/13/chartex" xmlns:cx8="http://schemas.microsoft.com/office/drawing/2016/5/14/chartex" xmlns:mc="http://schemas.openxmlformats.org/markup-compatibility/2006" xmlns:aink="http://schemas.microsoft.com/office/drawing/2016/ink" xmlns:am3d="http://schemas.microsoft.com/office/drawing/2017/model3d" xmlns:o="urn:schemas-microsoft-com:office:office" xmlns:oel="http://schemas.microsoft.com/office/2019/extlst" xmlns:r="http://schemas.openxmlformats.org/officeDocument/2006/relationships" xmlns:m="http://schemas.openxmlformats.org/officeDocument/2006/math" xmlns:v="urn:schemas-microsoft-com:vml" xmlns:wp14="http://schemas.microsoft.com/office/word/2010/wordprocessingDrawing" xmlns:wp="http://schemas.openxmlformats.org/drawingml/2006/wordprocessingDrawing" xmlns:w10="urn:schemas-microsoft-com:office:word" xmlns:w="http://schemas.openxmlformats.org/wordprocessingml/2006/main" xmlns:w14="http://schemas.microsoft.com/office/word/2010/wordml" xmlns:w15="http://schemas.microsoft.com/office/word/2012/wordml" xmlns:w16cex="http://schemas.microsoft.com/office/word/2018/wordml/cex" xmlns:w16cid="http://schemas.microsoft.com/office/word/2016/wordml/cid" xmlns:w16="http://schemas.microsoft.com/office/word/2018/wordml" xmlns:w16sdtdh="http://schemas.microsoft.com/office/word/2020/wordml/sdtdatahash" xmlns:w16se="http://schemas.microsoft.com/office/word/2015/wordml/symex" xmlns:wpg="http://schemas.microsoft.com/office/word/2010/wordprocessingGroup" xmlns:wpi="http://schemas.microsoft.com/office/word/2010/wordprocessingInk" xmlns:wne="http://schemas.microsoft.com/office/word/2006/wordml" xmlns:wps="http://schemas.microsoft.com/office/word/2010/wordprocessingShape" mc:Ignorable="w14 w15 w16se w16cid w16 w16cex w16sdtdh wp14">
   <w:abstractNum w:abstractNumId="0" w15:restartNumberingAfterBreak="0">
     <w:nsid w:val="03086E22"/>
     <w:multiLevelType w:val="hybridMultilevel"/>
